--- a/OrcaAI/projetos/_governanca_sei_agu_cgu/pareceres_agu/DESPACHO_ENGENHARIA_SRA_RESPOSTA_PARECER_AGU_v2.docx
+++ b/OrcaAI/projetos/_governanca_sei_agu_cgu/pareceres_agu/DESPACHO_ENGENHARIA_SRA_RESPOSTA_PARECER_AGU_v2.docx
@@ -4,347 +4,297 @@
   <w:body>
     <w:p>
       <w:pPr>
-        <w:jc w:val="center"/>
-      </w:pPr>
-      <w:r>
-        <w:rPr>
-          <w:b/>
-          <w:sz w:val="24"/>
-        </w:rPr>
-        <w:t>MINISTÉRIO DA GESTÃO E DA INOVAÇÃO EM SERVIÇOS PÚBLICOS - MGI</w:t>
-        <w:br/>
-      </w:r>
-      <w:r>
-        <w:rPr>
-          <w:b/>
-          <w:sz w:val="22"/>
-        </w:rPr>
-        <w:t>SUPERINTENDÊNCIA REGIONAL DE ADMINISTRAÇÃO NO ESTADO DO ESPÍRITO SANTO - SRA/MGI-ES</w:t>
-        <w:br/>
-      </w:r>
-      <w:r>
-        <w:rPr>
-          <w:color w:val="555555"/>
-          <w:sz w:val="20"/>
-        </w:rPr>
-        <w:t>SETOR DE ENGENHARIA E INFRAESTRUTURA - PROJETO ORCA AI</w:t>
-        <w:br/>
-      </w:r>
-    </w:p>
-    <w:p>
-      <w:pPr>
-        <w:spacing w:before="240" w:after="240"/>
+        <w:spacing w:before="0" w:after="30"/>
         <w:jc w:val="center"/>
       </w:pPr>
       <w:r>
         <w:rPr>
           <w:b/>
           <w:color w:val="003366"/>
-          <w:sz w:val="28"/>
+          <w:sz w:val="22"/>
         </w:rPr>
-        <w:t>DESPACHO TÉCNICO DE ENGENHARIA Nº 01/2026/ENG-SRA-ES</w:t>
+        <w:t>MINISTÉRIO DA GESTÃO E DA INOVAÇÃO EM SERVIÇOS PÚBLICOS</w:t>
       </w:r>
     </w:p>
-    <w:tbl>
-      <w:tblPr>
-        <w:tblW w:type="auto" w:w="0"/>
-        <w:jc w:val="center"/>
-        <w:tblLook w:firstColumn="1" w:firstRow="1" w:lastColumn="0" w:lastRow="0" w:noHBand="0" w:noVBand="1" w:val="04A0"/>
-      </w:tblPr>
-      <w:tblGrid>
-        <w:gridCol w:w="4565"/>
-        <w:gridCol w:w="4565"/>
-      </w:tblGrid>
-      <w:tr>
-        <w:tc>
-          <w:tcPr>
-            <w:tcW w:type="dxa" w:w="2592"/>
-            <w:shd w:fill="F0F4F8"/>
-            <w:tcMar>
-              <w:top w:w="50" w:type="dxa"/>
-              <w:bottom w:w="50" w:type="dxa"/>
-              <w:left w:w="80" w:type="dxa"/>
-              <w:right w:w="80" w:type="dxa"/>
-            </w:tcMar>
-          </w:tcPr>
-          <w:p>
-            <w:pPr>
-              <w:spacing w:after="40"/>
-            </w:pPr>
-            <w:r>
-              <w:rPr>
-                <w:b/>
-                <w:sz w:val="19"/>
-              </w:rPr>
-              <w:t>PROCESSO NUP:</w:t>
-            </w:r>
-          </w:p>
-        </w:tc>
-        <w:tc>
-          <w:tcPr>
-            <w:tcW w:type="dxa" w:w="6912"/>
-            <w:shd w:fill="FAFAFA"/>
-            <w:tcMar>
-              <w:top w:w="50" w:type="dxa"/>
-              <w:bottom w:w="50" w:type="dxa"/>
-              <w:left w:w="80" w:type="dxa"/>
-              <w:right w:w="80" w:type="dxa"/>
-            </w:tcMar>
-          </w:tcPr>
-          <w:p>
-            <w:pPr>
-              <w:spacing w:after="40"/>
-            </w:pPr>
-            <w:r>
-              <w:rPr>
-                <w:sz w:val="19"/>
-              </w:rPr>
-              <w:t>10783.000206/2026-71</w:t>
-            </w:r>
-          </w:p>
-        </w:tc>
-      </w:tr>
-      <w:tr>
-        <w:tc>
-          <w:tcPr>
-            <w:tcW w:type="dxa" w:w="2592"/>
-            <w:shd w:fill="F0F4F8"/>
-            <w:tcMar>
-              <w:top w:w="50" w:type="dxa"/>
-              <w:bottom w:w="50" w:type="dxa"/>
-              <w:left w:w="80" w:type="dxa"/>
-              <w:right w:w="80" w:type="dxa"/>
-            </w:tcMar>
-          </w:tcPr>
-          <w:p>
-            <w:pPr>
-              <w:spacing w:after="40"/>
-            </w:pPr>
-            <w:r>
-              <w:rPr>
-                <w:b/>
-                <w:sz w:val="19"/>
-              </w:rPr>
-              <w:t>REFERÊNCIA:</w:t>
-            </w:r>
-          </w:p>
-        </w:tc>
-        <w:tc>
-          <w:tcPr>
-            <w:tcW w:type="dxa" w:w="6912"/>
-            <w:shd w:fill="FAFAFA"/>
-            <w:tcMar>
-              <w:top w:w="50" w:type="dxa"/>
-              <w:bottom w:w="50" w:type="dxa"/>
-              <w:left w:w="80" w:type="dxa"/>
-              <w:right w:w="80" w:type="dxa"/>
-            </w:tcMar>
-          </w:tcPr>
-          <w:p>
-            <w:pPr>
-              <w:spacing w:after="40"/>
-            </w:pPr>
-            <w:r>
-              <w:rPr>
-                <w:sz w:val="19"/>
-              </w:rPr>
-              <w:t>Parecer Jurídico nº 01199/2026/CJENG-EST-SUMARIO/SCGP/CGU/AGU</w:t>
-            </w:r>
-          </w:p>
-        </w:tc>
-      </w:tr>
-      <w:tr>
-        <w:tc>
-          <w:tcPr>
-            <w:tcW w:type="dxa" w:w="2592"/>
-            <w:shd w:fill="F0F4F8"/>
-            <w:tcMar>
-              <w:top w:w="50" w:type="dxa"/>
-              <w:bottom w:w="50" w:type="dxa"/>
-              <w:left w:w="80" w:type="dxa"/>
-              <w:right w:w="80" w:type="dxa"/>
-            </w:tcMar>
-          </w:tcPr>
-          <w:p>
-            <w:pPr>
-              <w:spacing w:after="40"/>
-            </w:pPr>
-            <w:r>
-              <w:rPr>
-                <w:b/>
-                <w:sz w:val="19"/>
-              </w:rPr>
-              <w:t>ASSUNTO:</w:t>
-            </w:r>
-          </w:p>
-        </w:tc>
-        <w:tc>
-          <w:tcPr>
-            <w:tcW w:type="dxa" w:w="6912"/>
-            <w:shd w:fill="FAFAFA"/>
-            <w:tcMar>
-              <w:top w:w="50" w:type="dxa"/>
-              <w:bottom w:w="50" w:type="dxa"/>
-              <w:left w:w="80" w:type="dxa"/>
-              <w:right w:w="80" w:type="dxa"/>
-            </w:tcMar>
-          </w:tcPr>
-          <w:p>
-            <w:pPr>
-              <w:spacing w:after="40"/>
-            </w:pPr>
-            <w:r>
-              <w:rPr>
-                <w:sz w:val="19"/>
-              </w:rPr>
-              <w:t>Atendimento Integral e Saneamento das Recomendações Técnicas de Engenharia</w:t>
-            </w:r>
-          </w:p>
-        </w:tc>
-      </w:tr>
-      <w:tr>
-        <w:tc>
-          <w:tcPr>
-            <w:tcW w:type="dxa" w:w="2592"/>
-            <w:shd w:fill="F0F4F8"/>
-            <w:tcMar>
-              <w:top w:w="50" w:type="dxa"/>
-              <w:bottom w:w="50" w:type="dxa"/>
-              <w:left w:w="80" w:type="dxa"/>
-              <w:right w:w="80" w:type="dxa"/>
-            </w:tcMar>
-          </w:tcPr>
-          <w:p>
-            <w:pPr>
-              <w:spacing w:after="40"/>
-            </w:pPr>
-            <w:r>
-              <w:rPr>
-                <w:b/>
-                <w:sz w:val="19"/>
-              </w:rPr>
-              <w:t>OBJETO:</w:t>
-            </w:r>
-          </w:p>
-        </w:tc>
-        <w:tc>
-          <w:tcPr>
-            <w:tcW w:type="dxa" w:w="6912"/>
-            <w:shd w:fill="FAFAFA"/>
-            <w:tcMar>
-              <w:top w:w="50" w:type="dxa"/>
-              <w:bottom w:w="50" w:type="dxa"/>
-              <w:left w:w="80" w:type="dxa"/>
-              <w:right w:w="80" w:type="dxa"/>
-            </w:tcMar>
-          </w:tcPr>
-          <w:p>
-            <w:pPr>
-              <w:spacing w:after="40"/>
-            </w:pPr>
-            <w:r>
-              <w:rPr>
-                <w:sz w:val="19"/>
-              </w:rPr>
-              <w:t>Serviços de engenharia e manutenção predial divididos em 11 Itens (Edifício Sede e Anexos)</w:t>
-            </w:r>
-          </w:p>
-        </w:tc>
-      </w:tr>
-      <w:tr>
-        <w:tc>
-          <w:tcPr>
-            <w:tcW w:type="dxa" w:w="2592"/>
-            <w:shd w:fill="F0F4F8"/>
-            <w:tcMar>
-              <w:top w:w="50" w:type="dxa"/>
-              <w:bottom w:w="50" w:type="dxa"/>
-              <w:left w:w="80" w:type="dxa"/>
-              <w:right w:w="80" w:type="dxa"/>
-            </w:tcMar>
-          </w:tcPr>
-          <w:p>
-            <w:pPr>
-              <w:spacing w:after="40"/>
-            </w:pPr>
-            <w:r>
-              <w:rPr>
-                <w:b/>
-                <w:sz w:val="19"/>
-              </w:rPr>
-              <w:t>DESTINATÁRIO:</w:t>
-            </w:r>
-          </w:p>
-        </w:tc>
-        <w:tc>
-          <w:tcPr>
-            <w:tcW w:type="dxa" w:w="6912"/>
-            <w:shd w:fill="FAFAFA"/>
-            <w:tcMar>
-              <w:top w:w="50" w:type="dxa"/>
-              <w:bottom w:w="50" w:type="dxa"/>
-              <w:left w:w="80" w:type="dxa"/>
-              <w:right w:w="80" w:type="dxa"/>
-            </w:tcMar>
-          </w:tcPr>
-          <w:p>
-            <w:pPr>
-              <w:spacing w:after="40"/>
-            </w:pPr>
-            <w:r>
-              <w:rPr>
-                <w:sz w:val="19"/>
-              </w:rPr>
-              <w:t>SUPERINTENDÊNCIA REGIONAL DE ADMINISTRAÇÃO NO ESPÍRITO SANTO (SRA/MGI-ES)</w:t>
-            </w:r>
-          </w:p>
-        </w:tc>
-      </w:tr>
-    </w:tbl>
     <w:p>
       <w:pPr>
-        <w:spacing w:before="320" w:after="160"/>
+        <w:spacing w:before="0" w:after="30"/>
+        <w:jc w:val="center"/>
+      </w:pPr>
+      <w:r>
+        <w:rPr>
+          <w:b w:val="0"/>
+          <w:color w:val="2D3748"/>
+          <w:sz w:val="20"/>
+        </w:rPr>
+        <w:t>Secretaria de Serviços Compartilhados</w:t>
+      </w:r>
+    </w:p>
+    <w:p>
+      <w:pPr>
+        <w:spacing w:before="0" w:after="30"/>
+        <w:jc w:val="center"/>
+      </w:pPr>
+      <w:r>
+        <w:rPr>
+          <w:b w:val="0"/>
+          <w:color w:val="2D3748"/>
+          <w:sz w:val="19"/>
+        </w:rPr>
+        <w:t>Diretoria de Contratações e Unidades Descentralizadas</w:t>
+      </w:r>
+    </w:p>
+    <w:p>
+      <w:pPr>
+        <w:spacing w:before="0" w:after="30"/>
+        <w:jc w:val="center"/>
       </w:pPr>
       <w:r>
         <w:rPr>
           <w:b/>
+          <w:color w:val="2D3748"/>
+          <w:sz w:val="19"/>
         </w:rPr>
-        <w:t>Senhor(a) Superintendente Regional de Administração,</w:t>
+        <w:t>Superintendência Regional de Administração no Estado do Espírito Santo – SRA/MGI-ES</w:t>
       </w:r>
     </w:p>
     <w:p>
       <w:pPr>
-        <w:spacing w:after="120" w:line="276" w:lineRule="auto"/>
+        <w:spacing w:before="0" w:after="30"/>
+        <w:jc w:val="center"/>
       </w:pPr>
       <w:r>
-        <w:t>1. Submeto a Vossa Senhoria o presente DESPACHO TÉCNICO DE ENGENHARIA, elaborado no âmbito do Projeto Orca AI, com a finalidade de prestar as informações técnicas, fundamentações normativas e comprovações documentais necessárias ao integral saneamento e atendimento às recomendações constantes do Parecer Jurídico nº 01199/2026/CJENG-EST-SUMARIO/SCGP/CGU/AGU, exarado pelo ilustre Advogado da União Dr. Jaildo Peixoto da Silva.</w:t>
+        <w:rPr>
+          <w:b w:val="0"/>
+          <w:color w:val="2D3748"/>
+          <w:sz w:val="18"/>
+        </w:rPr>
+        <w:t>Setor de Engenharia e Infraestrutura Predial – Projeto Orca AI</w:t>
       </w:r>
     </w:p>
     <w:p>
       <w:pPr>
-        <w:spacing w:after="120" w:line="276" w:lineRule="auto"/>
-      </w:pPr>
-      <w:r>
-        <w:t>2. A douta Consultoria Jurídica da União concluiu pela viabilidade jurídica do prosseguimento do certame licitatório, condicionando-o ao acolhimento das recomendações afetas ao planejamento da contratação e à orçamentação das obras e serviços.</w:t>
-      </w:r>
-    </w:p>
-    <w:p>
-      <w:pPr>
-        <w:spacing w:after="120" w:line="276" w:lineRule="auto"/>
-      </w:pPr>
-      <w:r>
-        <w:t>3. Passa-se, a seguir, à demonstração pormenorizada de cada providência técnica adotada pelo Setor de Engenharia, consolidando o atendimento cabal aos apontamentos jurídicos, em estrita consonância com a Lei nº 14.133/2021, as Súmulas e Acórdãos do Tribunal de Contas da União (TCU) e os normativos do Governo Federal.</w:t>
-      </w:r>
-    </w:p>
-    <w:p>
-      <w:pPr>
-        <w:spacing w:before="280" w:after="120"/>
+        <w:spacing w:before="160" w:after="200"/>
+        <w:jc w:val="center"/>
       </w:pPr>
       <w:r>
         <w:rPr>
           <w:b/>
           <w:color w:val="003366"/>
-          <w:sz w:val="25"/>
+          <w:sz w:val="26"/>
+        </w:rPr>
+        <w:t>DESPACHO DE ENGENHARIA Nº 01/2026/ENG-SRA-ES</w:t>
+        <w:br/>
+      </w:r>
+      <w:r>
+        <w:rPr>
+          <w:i/>
+          <w:color w:val="2D3748"/>
+          <w:sz w:val="19"/>
+        </w:rPr>
+        <w:t>(Atendimento Integral às Recomendações Técnicas do Parecer AGU – Doc. SEI nº 64490579)</w:t>
+      </w:r>
+    </w:p>
+    <w:p>
+      <w:pPr>
+        <w:spacing w:line="276" w:lineRule="auto" w:after="60"/>
+        <w:jc w:val="both"/>
+      </w:pPr>
+      <w:r>
+        <w:rPr>
+          <w:b/>
+          <w:color w:val="003366"/>
+          <w:sz w:val="19"/>
+        </w:rPr>
+        <w:t xml:space="preserve">Processo NUP: </w:t>
+      </w:r>
+      <w:r>
+        <w:rPr>
+          <w:b/>
+          <w:color w:val="1E293B"/>
+          <w:sz w:val="19"/>
+        </w:rPr>
+        <w:t>10783.000206/2026-71</w:t>
+      </w:r>
+    </w:p>
+    <w:p>
+      <w:pPr>
+        <w:spacing w:line="276" w:lineRule="auto" w:after="60"/>
+        <w:jc w:val="both"/>
+      </w:pPr>
+      <w:r>
+        <w:rPr>
+          <w:b/>
+          <w:color w:val="003366"/>
+          <w:sz w:val="19"/>
+        </w:rPr>
+        <w:t xml:space="preserve">Referência: </w:t>
+      </w:r>
+      <w:r>
+        <w:rPr>
+          <w:b w:val="0"/>
+          <w:color w:val="1E293B"/>
+          <w:sz w:val="19"/>
+        </w:rPr>
+        <w:t>Parecer Jurídico nº 01199/2026/CJENG-EST-SUMÁRIO/SCGP/CGU/AGU (Doc. SEI nº 64468820)</w:t>
+      </w:r>
+    </w:p>
+    <w:p>
+      <w:pPr>
+        <w:spacing w:line="276" w:lineRule="auto" w:after="60"/>
+        <w:jc w:val="both"/>
+      </w:pPr>
+      <w:r>
+        <w:rPr>
+          <w:b/>
+          <w:color w:val="003366"/>
+          <w:sz w:val="19"/>
+        </w:rPr>
+        <w:t xml:space="preserve">Assunto: </w:t>
+      </w:r>
+      <w:r>
+        <w:rPr>
+          <w:b w:val="0"/>
+          <w:color w:val="1E293B"/>
+          <w:sz w:val="19"/>
+        </w:rPr>
+        <w:t>Atendimento Integral e Saneamento das Recomendações Técnicas de Engenharia, Arquitetura e Orçamentação da AGU.</w:t>
+      </w:r>
+    </w:p>
+    <w:p>
+      <w:pPr>
+        <w:spacing w:line="276" w:lineRule="auto" w:after="60"/>
+        <w:jc w:val="both"/>
+      </w:pPr>
+      <w:r>
+        <w:rPr>
+          <w:b/>
+          <w:color w:val="003366"/>
+          <w:sz w:val="19"/>
+        </w:rPr>
+        <w:t xml:space="preserve">Objeto: </w:t>
+      </w:r>
+      <w:r>
+        <w:rPr>
+          <w:b w:val="0"/>
+          <w:color w:val="1E293B"/>
+          <w:sz w:val="19"/>
+        </w:rPr>
+        <w:t>Contratação de serviços comuns de engenharia e conservação predial dividida em 11 Itens para o Edifício Sede do MGI-ES e Edifício Anexo em Vitória/ES (Valor Global Estimado: R$ 1.005.726,92).</w:t>
+      </w:r>
+    </w:p>
+    <w:p>
+      <w:pPr>
+        <w:spacing w:line="276" w:lineRule="auto" w:after="60"/>
+        <w:jc w:val="both"/>
+      </w:pPr>
+      <w:r>
+        <w:rPr>
+          <w:b/>
+          <w:color w:val="003366"/>
+          <w:sz w:val="19"/>
+        </w:rPr>
+        <w:t xml:space="preserve">Para: </w:t>
+      </w:r>
+      <w:r>
+        <w:rPr>
+          <w:b w:val="0"/>
+          <w:color w:val="1E293B"/>
+          <w:sz w:val="19"/>
+        </w:rPr>
+        <w:t>Superintendência Regional de Administração no Espírito Santo (SRA/MGI-ES)</w:t>
+      </w:r>
+    </w:p>
+    <w:p>
+      <w:pPr>
+        <w:spacing w:line="276" w:lineRule="auto" w:after="60"/>
+        <w:jc w:val="both"/>
+      </w:pPr>
+      <w:r>
+        <w:rPr>
+          <w:b/>
+          <w:color w:val="003366"/>
+          <w:sz w:val="19"/>
+        </w:rPr>
+        <w:t xml:space="preserve">De: </w:t>
+      </w:r>
+      <w:r>
+        <w:rPr>
+          <w:b w:val="0"/>
+          <w:color w:val="1E293B"/>
+          <w:sz w:val="19"/>
+        </w:rPr>
+        <w:t>Engenheiro Civil Responsável Técnico / Fiscal de Obras</w:t>
+      </w:r>
+    </w:p>
+    <w:p>
+      <w:pPr>
+        <w:spacing w:after="80"/>
+      </w:pPr>
+    </w:p>
+    <w:p>
+      <w:pPr>
+        <w:spacing w:after="120"/>
+      </w:pPr>
+      <w:r>
+        <w:rPr>
+          <w:b/>
+          <w:sz w:val="21"/>
+        </w:rPr>
+        <w:t>Senhora Superintendente Regional de Administração,</w:t>
+      </w:r>
+    </w:p>
+    <w:p>
+      <w:pPr>
+        <w:spacing w:line="276" w:lineRule="auto" w:after="100"/>
+        <w:jc w:val="both"/>
+      </w:pPr>
+      <w:r>
+        <w:rPr>
+          <w:b w:val="0"/>
+          <w:i w:val="0"/>
+          <w:sz w:val="20"/>
+        </w:rPr>
+        <w:t>1. Submeto a Vossa Senhoria o presente DESPACHO TÉCNICO DE ENGENHARIA, elaborado no âmbito do Projeto Orca AI, com a finalidade de consolidar todas as respostas técnicas, justificativas normativas e comprovações documentais necessárias ao integral saneamento das recomendações constantes do Parecer Jurídico nº 01199/2026/CJENG-EST-SUMÁRIO/SCGP/CGU/AGU (Doc. SEI nº 64468820).</w:t>
+      </w:r>
+    </w:p>
+    <w:p>
+      <w:pPr>
+        <w:spacing w:line="276" w:lineRule="auto" w:after="100"/>
+        <w:jc w:val="both"/>
+      </w:pPr>
+      <w:r>
+        <w:rPr>
+          <w:b w:val="0"/>
+          <w:i w:val="0"/>
+          <w:sz w:val="20"/>
+        </w:rPr>
+        <w:t>2. Registra-se que a douta Consultoria Jurídica da União concluiu pela viabilidade jurídica do prosseguimento do certame, condicionando-o ao acolhimento das recomendações afetas ao planejamento da contratação e à orçamentação das obras e serviços de engenharia.</w:t>
+      </w:r>
+    </w:p>
+    <w:p>
+      <w:pPr>
+        <w:spacing w:line="276" w:lineRule="auto" w:after="100"/>
+        <w:jc w:val="both"/>
+      </w:pPr>
+      <w:r>
+        <w:rPr>
+          <w:b w:val="0"/>
+          <w:i w:val="0"/>
+          <w:sz w:val="20"/>
+        </w:rPr>
+        <w:t>3. O presente expediente consolida, atualiza e substitui o Despacho de Engenharia preliminar acostado sob o Doc. SEI nº 64490579, fornecendo o mapeamento exato de todos os documentos já encartados nas Pastas I a VII da árvore do processo SEI nº 10783.000206/2026-71.</w:t>
+      </w:r>
+    </w:p>
+    <w:p>
+      <w:pPr>
+        <w:spacing w:before="220" w:after="100"/>
+      </w:pPr>
+      <w:r>
+        <w:rPr>
+          <w:b/>
+          <w:color w:val="003366"/>
+          <w:sz w:val="22"/>
         </w:rPr>
         <w:t>I. QUADRO SINÓTICO DE ATENDIMENTO ÀS RECOMENDAÇÕES DA AGU</w:t>
       </w:r>
@@ -354,34 +304,42 @@
         <w:tblW w:type="auto" w:w="0"/>
         <w:jc w:val="center"/>
         <w:tblLook w:firstColumn="1" w:firstRow="1" w:lastColumn="0" w:lastRow="0" w:noHBand="0" w:noVBand="1" w:val="04A0"/>
+        <w:tblBorders>
+          <w:top w:val="single" w:sz="4" w:space="0" w:color="CBD5E0"/>
+          <w:bottom w:val="single" w:sz="6" w:space="0" w:color="CBD5E0"/>
+          <w:left w:val="none"/>
+          <w:right w:val="none"/>
+          <w:insideH w:val="single" w:sz="4" w:space="0" w:color="CBD5E0"/>
+          <w:insideV w:val="none"/>
+        </w:tblBorders>
       </w:tblPr>
       <w:tblGrid>
-        <w:gridCol w:w="2282"/>
-        <w:gridCol w:w="2282"/>
-        <w:gridCol w:w="2282"/>
-        <w:gridCol w:w="2282"/>
+        <w:gridCol w:w="2412"/>
+        <w:gridCol w:w="2412"/>
+        <w:gridCol w:w="2412"/>
+        <w:gridCol w:w="2412"/>
       </w:tblGrid>
       <w:tr>
         <w:tc>
           <w:tcPr>
             <w:tcW w:type="dxa" w:w="1152"/>
+            <w:tcMar>
+              <w:top w:w="50" w:type="dxa"/>
+              <w:bottom w:w="50" w:type="dxa"/>
+              <w:left w:w="60" w:type="dxa"/>
+              <w:right w:w="60" w:type="dxa"/>
+            </w:tcMar>
             <w:shd w:fill="003366"/>
-            <w:tcMar>
-              <w:top w:w="60" w:type="dxa"/>
-              <w:bottom w:w="60" w:type="dxa"/>
-              <w:left w:w="80" w:type="dxa"/>
-              <w:right w:w="80" w:type="dxa"/>
-            </w:tcMar>
           </w:tcPr>
           <w:p>
             <w:pPr>
-              <w:spacing w:after="40"/>
+              <w:jc w:val="center"/>
             </w:pPr>
             <w:r>
               <w:rPr>
                 <w:b/>
                 <w:color w:val="FFFFFF"/>
-                <w:sz w:val="19"/>
+                <w:sz w:val="16"/>
               </w:rPr>
               <w:t>Item AGU</w:t>
             </w:r>
@@ -389,24 +347,24 @@
         </w:tc>
         <w:tc>
           <w:tcPr>
-            <w:tcW w:type="dxa" w:w="2592"/>
+            <w:tcW w:type="dxa" w:w="2880"/>
+            <w:tcMar>
+              <w:top w:w="50" w:type="dxa"/>
+              <w:bottom w:w="50" w:type="dxa"/>
+              <w:left w:w="60" w:type="dxa"/>
+              <w:right w:w="60" w:type="dxa"/>
+            </w:tcMar>
             <w:shd w:fill="003366"/>
-            <w:tcMar>
-              <w:top w:w="60" w:type="dxa"/>
-              <w:bottom w:w="60" w:type="dxa"/>
-              <w:left w:w="80" w:type="dxa"/>
-              <w:right w:w="80" w:type="dxa"/>
-            </w:tcMar>
           </w:tcPr>
           <w:p>
             <w:pPr>
-              <w:spacing w:after="40"/>
+              <w:jc w:val="center"/>
             </w:pPr>
             <w:r>
               <w:rPr>
                 <w:b/>
                 <w:color w:val="FFFFFF"/>
-                <w:sz w:val="19"/>
+                <w:sz w:val="16"/>
               </w:rPr>
               <w:t>Assunto / Recomendação</w:t>
             </w:r>
@@ -414,24 +372,24 @@
         </w:tc>
         <w:tc>
           <w:tcPr>
-            <w:tcW w:type="dxa" w:w="1440"/>
+            <w:tcW w:type="dxa" w:w="1296"/>
+            <w:tcMar>
+              <w:top w:w="50" w:type="dxa"/>
+              <w:bottom w:w="50" w:type="dxa"/>
+              <w:left w:w="60" w:type="dxa"/>
+              <w:right w:w="60" w:type="dxa"/>
+            </w:tcMar>
             <w:shd w:fill="003366"/>
-            <w:tcMar>
-              <w:top w:w="60" w:type="dxa"/>
-              <w:bottom w:w="60" w:type="dxa"/>
-              <w:left w:w="80" w:type="dxa"/>
-              <w:right w:w="80" w:type="dxa"/>
-            </w:tcMar>
           </w:tcPr>
           <w:p>
             <w:pPr>
-              <w:spacing w:after="40"/>
+              <w:jc w:val="center"/>
             </w:pPr>
             <w:r>
               <w:rPr>
                 <w:b/>
                 <w:color w:val="FFFFFF"/>
-                <w:sz w:val="19"/>
+                <w:sz w:val="16"/>
               </w:rPr>
               <w:t>Situação</w:t>
             </w:r>
@@ -440,25 +398,25 @@
         <w:tc>
           <w:tcPr>
             <w:tcW w:type="dxa" w:w="4320"/>
+            <w:tcMar>
+              <w:top w:w="50" w:type="dxa"/>
+              <w:bottom w:w="50" w:type="dxa"/>
+              <w:left w:w="60" w:type="dxa"/>
+              <w:right w:w="60" w:type="dxa"/>
+            </w:tcMar>
             <w:shd w:fill="003366"/>
-            <w:tcMar>
-              <w:top w:w="60" w:type="dxa"/>
-              <w:bottom w:w="60" w:type="dxa"/>
-              <w:left w:w="80" w:type="dxa"/>
-              <w:right w:w="80" w:type="dxa"/>
-            </w:tcMar>
           </w:tcPr>
           <w:p>
             <w:pPr>
-              <w:spacing w:after="40"/>
+              <w:jc w:val="center"/>
             </w:pPr>
             <w:r>
               <w:rPr>
                 <w:b/>
                 <w:color w:val="FFFFFF"/>
-                <w:sz w:val="19"/>
+                <w:sz w:val="16"/>
               </w:rPr>
-              <w:t>Providência Técnica e Localização no SEI</w:t>
+              <w:t>Providência Técnica Adotada e Localização no SEI</w:t>
             </w:r>
           </w:p>
         </w:tc>
@@ -467,22 +425,22 @@
         <w:tc>
           <w:tcPr>
             <w:tcW w:type="dxa" w:w="1152"/>
-            <w:shd w:fill="F9FBFD"/>
             <w:tcMar>
-              <w:top w:w="40" w:type="dxa"/>
-              <w:bottom w:w="40" w:type="dxa"/>
-              <w:left w:w="60" w:type="dxa"/>
-              <w:right w:w="60" w:type="dxa"/>
+              <w:top w:w="35" w:type="dxa"/>
+              <w:bottom w:w="35" w:type="dxa"/>
+              <w:left w:w="45" w:type="dxa"/>
+              <w:right w:w="45" w:type="dxa"/>
             </w:tcMar>
+            <w:shd w:fill="FFFFFF"/>
           </w:tcPr>
           <w:p>
             <w:pPr>
-              <w:spacing w:after="40"/>
+              <w:jc w:val="center"/>
             </w:pPr>
             <w:r>
               <w:rPr>
                 <w:b/>
-                <w:sz w:val="17"/>
+                <w:sz w:val="15"/>
               </w:rPr>
               <w:t>§ 24</w:t>
             </w:r>
@@ -490,22 +448,22 @@
         </w:tc>
         <w:tc>
           <w:tcPr>
-            <w:tcW w:type="dxa" w:w="2592"/>
-            <w:shd w:fill="F9FBFD"/>
+            <w:tcW w:type="dxa" w:w="2880"/>
             <w:tcMar>
-              <w:top w:w="40" w:type="dxa"/>
-              <w:bottom w:w="40" w:type="dxa"/>
-              <w:left w:w="60" w:type="dxa"/>
-              <w:right w:w="60" w:type="dxa"/>
+              <w:top w:w="35" w:type="dxa"/>
+              <w:bottom w:w="35" w:type="dxa"/>
+              <w:left w:w="45" w:type="dxa"/>
+              <w:right w:w="45" w:type="dxa"/>
             </w:tcMar>
+            <w:shd w:fill="FFFFFF"/>
           </w:tcPr>
           <w:p>
             <w:pPr>
-              <w:spacing w:after="40"/>
+              <w:jc w:val="left"/>
             </w:pPr>
             <w:r>
               <w:rPr>
-                <w:sz w:val="17"/>
+                <w:sz w:val="15"/>
               </w:rPr>
               <w:t>Adoção do IPPC Engenharia</w:t>
             </w:r>
@@ -513,24 +471,24 @@
         </w:tc>
         <w:tc>
           <w:tcPr>
-            <w:tcW w:type="dxa" w:w="1440"/>
-            <w:shd w:fill="F9FBFD"/>
+            <w:tcW w:type="dxa" w:w="1296"/>
             <w:tcMar>
-              <w:top w:w="40" w:type="dxa"/>
-              <w:bottom w:w="40" w:type="dxa"/>
-              <w:left w:w="60" w:type="dxa"/>
-              <w:right w:w="60" w:type="dxa"/>
+              <w:top w:w="35" w:type="dxa"/>
+              <w:bottom w:w="35" w:type="dxa"/>
+              <w:left w:w="45" w:type="dxa"/>
+              <w:right w:w="45" w:type="dxa"/>
             </w:tcMar>
+            <w:shd w:fill="FFFFFF"/>
           </w:tcPr>
           <w:p>
             <w:pPr>
-              <w:spacing w:after="40"/>
+              <w:jc w:val="center"/>
             </w:pPr>
             <w:r>
               <w:rPr>
                 <w:b/>
-                <w:color w:val="006622"/>
-                <w:sz w:val="17"/>
+                <w:color w:val="166534"/>
+                <w:sz w:val="15"/>
               </w:rPr>
               <w:t>ATENDIDO</w:t>
             </w:r>
@@ -539,34 +497,24 @@
         <w:tc>
           <w:tcPr>
             <w:tcW w:type="dxa" w:w="4320"/>
-            <w:shd w:fill="F9FBFD"/>
             <w:tcMar>
-              <w:top w:w="40" w:type="dxa"/>
-              <w:bottom w:w="40" w:type="dxa"/>
-              <w:left w:w="60" w:type="dxa"/>
-              <w:right w:w="60" w:type="dxa"/>
+              <w:top w:w="35" w:type="dxa"/>
+              <w:bottom w:w="35" w:type="dxa"/>
+              <w:left w:w="45" w:type="dxa"/>
+              <w:right w:w="45" w:type="dxa"/>
             </w:tcMar>
+            <w:shd w:fill="FFFFFF"/>
           </w:tcPr>
           <w:p>
             <w:pPr>
-              <w:spacing w:after="40"/>
+              <w:jc w:val="left"/>
             </w:pPr>
             <w:r>
               <w:rPr>
-                <w:sz w:val="17"/>
+                <w:sz w:val="15"/>
               </w:rPr>
-              <w:t xml:space="preserve">Atestada a estrita observância ao IPPC Engenharia da CGU/AGU em todos os procedimentos. </w:t>
+              <w:t>Atestada a observância ao IPPC Engenharia (Guia CGU/AGU), formalizada no Despacho SEI nº 64558648, TJTR SEI nº 64474274 e Listas de Verificação AGU SEI nº 61487393 e 63811592.</w:t>
             </w:r>
-            <w:hyperlink r:id="rId9">
-              <w:r>
-                <w:rPr>
-                  <w:color w:val="004B87"/>
-                  <w:u w:val="single"/>
-                  <w:b/>
-                </w:rPr>
-                <w:t>IPPC Engenharia</w:t>
-              </w:r>
-            </w:hyperlink>
           </w:p>
         </w:tc>
       </w:tr>
@@ -574,22 +522,22 @@
         <w:tc>
           <w:tcPr>
             <w:tcW w:type="dxa" w:w="1152"/>
-            <w:shd w:fill="FFFFFF"/>
             <w:tcMar>
-              <w:top w:w="40" w:type="dxa"/>
-              <w:bottom w:w="40" w:type="dxa"/>
-              <w:left w:w="60" w:type="dxa"/>
-              <w:right w:w="60" w:type="dxa"/>
+              <w:top w:w="35" w:type="dxa"/>
+              <w:bottom w:w="35" w:type="dxa"/>
+              <w:left w:w="45" w:type="dxa"/>
+              <w:right w:w="45" w:type="dxa"/>
             </w:tcMar>
+            <w:shd w:fill="F8FAFC"/>
           </w:tcPr>
           <w:p>
             <w:pPr>
-              <w:spacing w:after="40"/>
+              <w:jc w:val="center"/>
             </w:pPr>
             <w:r>
               <w:rPr>
                 <w:b/>
-                <w:sz w:val="17"/>
+                <w:sz w:val="15"/>
               </w:rPr>
               <w:t>§ 34</w:t>
             </w:r>
@@ -597,47 +545,47 @@
         </w:tc>
         <w:tc>
           <w:tcPr>
-            <w:tcW w:type="dxa" w:w="2592"/>
-            <w:shd w:fill="FFFFFF"/>
+            <w:tcW w:type="dxa" w:w="2880"/>
             <w:tcMar>
-              <w:top w:w="40" w:type="dxa"/>
-              <w:bottom w:w="40" w:type="dxa"/>
-              <w:left w:w="60" w:type="dxa"/>
-              <w:right w:w="60" w:type="dxa"/>
+              <w:top w:w="35" w:type="dxa"/>
+              <w:bottom w:w="35" w:type="dxa"/>
+              <w:left w:w="45" w:type="dxa"/>
+              <w:right w:w="45" w:type="dxa"/>
             </w:tcMar>
+            <w:shd w:fill="F8FAFC"/>
           </w:tcPr>
           <w:p>
             <w:pPr>
-              <w:spacing w:after="40"/>
+              <w:jc w:val="left"/>
             </w:pPr>
             <w:r>
               <w:rPr>
-                <w:sz w:val="17"/>
+                <w:sz w:val="15"/>
               </w:rPr>
-              <w:t>Assinatura nos docs de planejamento</w:t>
+              <w:t>Assinatura nos Documentos de Planejamento</w:t>
             </w:r>
           </w:p>
         </w:tc>
         <w:tc>
           <w:tcPr>
-            <w:tcW w:type="dxa" w:w="1440"/>
-            <w:shd w:fill="FFFFFF"/>
+            <w:tcW w:type="dxa" w:w="1296"/>
             <w:tcMar>
-              <w:top w:w="40" w:type="dxa"/>
-              <w:bottom w:w="40" w:type="dxa"/>
-              <w:left w:w="60" w:type="dxa"/>
-              <w:right w:w="60" w:type="dxa"/>
+              <w:top w:w="35" w:type="dxa"/>
+              <w:bottom w:w="35" w:type="dxa"/>
+              <w:left w:w="45" w:type="dxa"/>
+              <w:right w:w="45" w:type="dxa"/>
             </w:tcMar>
+            <w:shd w:fill="F8FAFC"/>
           </w:tcPr>
           <w:p>
             <w:pPr>
-              <w:spacing w:after="40"/>
+              <w:jc w:val="center"/>
             </w:pPr>
             <w:r>
               <w:rPr>
                 <w:b/>
-                <w:color w:val="006622"/>
-                <w:sz w:val="17"/>
+                <w:color w:val="166534"/>
+                <w:sz w:val="15"/>
               </w:rPr>
               <w:t>ATENDIDO</w:t>
             </w:r>
@@ -646,32 +594,23 @@
         <w:tc>
           <w:tcPr>
             <w:tcW w:type="dxa" w:w="4320"/>
-            <w:shd w:fill="FFFFFF"/>
             <w:tcMar>
-              <w:top w:w="40" w:type="dxa"/>
-              <w:bottom w:w="40" w:type="dxa"/>
-              <w:left w:w="60" w:type="dxa"/>
-              <w:right w:w="60" w:type="dxa"/>
+              <w:top w:w="35" w:type="dxa"/>
+              <w:bottom w:w="35" w:type="dxa"/>
+              <w:left w:w="45" w:type="dxa"/>
+              <w:right w:w="45" w:type="dxa"/>
             </w:tcMar>
+            <w:shd w:fill="F8FAFC"/>
           </w:tcPr>
           <w:p>
             <w:pPr>
-              <w:spacing w:after="40"/>
+              <w:jc w:val="left"/>
             </w:pPr>
             <w:r>
               <w:rPr>
-                <w:sz w:val="17"/>
+                <w:sz w:val="15"/>
               </w:rPr>
-              <w:t xml:space="preserve">Peças técnicas assinadas digitalmente via SEI pela Equipe de Planejamento. </w:t>
-            </w:r>
-            <w:r>
-              <w:rPr>
-                <w:b/>
-                <w:color w:val="992211"/>
-                <w:sz w:val="17"/>
-                <w:highlight w:val="yellow"/>
-              </w:rPr>
-              <w:t xml:space="preserve"> [LINK SEI: Docs Planejamento] </w:t>
+              <w:t>Peças técnicas assinadas digitalmente via SEI pela Equipe de Planejamento: ETP (SEI nº 63787321), TR (SEI nº 63787318), Mapa de Riscos (SEI nº 63787257) e Projetos Básicos (SEI nº 64530669).</w:t>
             </w:r>
           </w:p>
         </w:tc>
@@ -680,22 +619,22 @@
         <w:tc>
           <w:tcPr>
             <w:tcW w:type="dxa" w:w="1152"/>
-            <w:shd w:fill="F9FBFD"/>
             <w:tcMar>
-              <w:top w:w="40" w:type="dxa"/>
-              <w:bottom w:w="40" w:type="dxa"/>
-              <w:left w:w="60" w:type="dxa"/>
-              <w:right w:w="60" w:type="dxa"/>
+              <w:top w:w="35" w:type="dxa"/>
+              <w:bottom w:w="35" w:type="dxa"/>
+              <w:left w:w="45" w:type="dxa"/>
+              <w:right w:w="45" w:type="dxa"/>
             </w:tcMar>
+            <w:shd w:fill="FFFFFF"/>
           </w:tcPr>
           <w:p>
             <w:pPr>
-              <w:spacing w:after="40"/>
+              <w:jc w:val="center"/>
             </w:pPr>
             <w:r>
               <w:rPr>
                 <w:b/>
-                <w:sz w:val="17"/>
+                <w:sz w:val="15"/>
               </w:rPr>
               <w:t>§ 39</w:t>
             </w:r>
@@ -703,22 +642,22 @@
         </w:tc>
         <w:tc>
           <w:tcPr>
-            <w:tcW w:type="dxa" w:w="2592"/>
-            <w:shd w:fill="F9FBFD"/>
+            <w:tcW w:type="dxa" w:w="2880"/>
             <w:tcMar>
-              <w:top w:w="40" w:type="dxa"/>
-              <w:bottom w:w="40" w:type="dxa"/>
-              <w:left w:w="60" w:type="dxa"/>
-              <w:right w:w="60" w:type="dxa"/>
+              <w:top w:w="35" w:type="dxa"/>
+              <w:bottom w:w="35" w:type="dxa"/>
+              <w:left w:w="45" w:type="dxa"/>
+              <w:right w:w="45" w:type="dxa"/>
             </w:tcMar>
+            <w:shd w:fill="FFFFFF"/>
           </w:tcPr>
           <w:p>
             <w:pPr>
-              <w:spacing w:after="40"/>
+              <w:jc w:val="left"/>
             </w:pPr>
             <w:r>
               <w:rPr>
-                <w:sz w:val="17"/>
+                <w:sz w:val="15"/>
               </w:rPr>
               <w:t>Projeto Básico vs. TR e Acervo de Projetos</w:t>
             </w:r>
@@ -726,24 +665,24 @@
         </w:tc>
         <w:tc>
           <w:tcPr>
-            <w:tcW w:type="dxa" w:w="1440"/>
-            <w:shd w:fill="F9FBFD"/>
+            <w:tcW w:type="dxa" w:w="1296"/>
             <w:tcMar>
-              <w:top w:w="40" w:type="dxa"/>
-              <w:bottom w:w="40" w:type="dxa"/>
-              <w:left w:w="60" w:type="dxa"/>
-              <w:right w:w="60" w:type="dxa"/>
+              <w:top w:w="35" w:type="dxa"/>
+              <w:bottom w:w="35" w:type="dxa"/>
+              <w:left w:w="45" w:type="dxa"/>
+              <w:right w:w="45" w:type="dxa"/>
             </w:tcMar>
+            <w:shd w:fill="FFFFFF"/>
           </w:tcPr>
           <w:p>
             <w:pPr>
-              <w:spacing w:after="40"/>
+              <w:jc w:val="center"/>
             </w:pPr>
             <w:r>
               <w:rPr>
                 <w:b/>
-                <w:color w:val="006622"/>
-                <w:sz w:val="17"/>
+                <w:color w:val="166534"/>
+                <w:sz w:val="15"/>
               </w:rPr>
               <w:t>ATENDIDO</w:t>
             </w:r>
@@ -752,32 +691,23 @@
         <w:tc>
           <w:tcPr>
             <w:tcW w:type="dxa" w:w="4320"/>
-            <w:shd w:fill="F9FBFD"/>
             <w:tcMar>
-              <w:top w:w="40" w:type="dxa"/>
-              <w:bottom w:w="40" w:type="dxa"/>
-              <w:left w:w="60" w:type="dxa"/>
-              <w:right w:w="60" w:type="dxa"/>
+              <w:top w:w="35" w:type="dxa"/>
+              <w:bottom w:w="35" w:type="dxa"/>
+              <w:left w:w="45" w:type="dxa"/>
+              <w:right w:w="45" w:type="dxa"/>
             </w:tcMar>
+            <w:shd w:fill="FFFFFF"/>
           </w:tcPr>
           <w:p>
             <w:pPr>
-              <w:spacing w:after="40"/>
+              <w:jc w:val="left"/>
             </w:pPr>
             <w:r>
               <w:rPr>
-                <w:sz w:val="17"/>
+                <w:sz w:val="15"/>
               </w:rPr>
-              <w:t xml:space="preserve">Demonstrado o acervo arquitetônico existente (Sede, Anexos, Marquise, Elevadores, Vila Rubim, Calçada Cidadã) e art. 46, § 3º da Lei 14.133/21. </w:t>
-            </w:r>
-            <w:r>
-              <w:rPr>
-                <w:b/>
-                <w:color w:val="992211"/>
-                <w:sz w:val="17"/>
-                <w:highlight w:val="yellow"/>
-              </w:rPr>
-              <w:t xml:space="preserve"> [LINK SEI: Termo de Referência] </w:t>
+              <w:t>Demonstrado o acervo arquitetônico completo existente (Sede, Anexos, Marquise, Elevadores, Vila Rubim, Calçada Cidadã) e aplicação do art. 46, § 3º da Lei 14.133/21 no TR (SEI nº 63787318) e Projetos (SEI nº 64530669).</w:t>
             </w:r>
           </w:p>
         </w:tc>
@@ -786,22 +716,22 @@
         <w:tc>
           <w:tcPr>
             <w:tcW w:type="dxa" w:w="1152"/>
-            <w:shd w:fill="FFFFFF"/>
             <w:tcMar>
-              <w:top w:w="40" w:type="dxa"/>
-              <w:bottom w:w="40" w:type="dxa"/>
-              <w:left w:w="60" w:type="dxa"/>
-              <w:right w:w="60" w:type="dxa"/>
+              <w:top w:w="35" w:type="dxa"/>
+              <w:bottom w:w="35" w:type="dxa"/>
+              <w:left w:w="45" w:type="dxa"/>
+              <w:right w:w="45" w:type="dxa"/>
             </w:tcMar>
+            <w:shd w:fill="F8FAFC"/>
           </w:tcPr>
           <w:p>
             <w:pPr>
-              <w:spacing w:after="40"/>
+              <w:jc w:val="center"/>
             </w:pPr>
             <w:r>
               <w:rPr>
                 <w:b/>
-                <w:sz w:val="17"/>
+                <w:sz w:val="15"/>
               </w:rPr>
               <w:t>§ 44-45</w:t>
             </w:r>
@@ -809,47 +739,47 @@
         </w:tc>
         <w:tc>
           <w:tcPr>
-            <w:tcW w:type="dxa" w:w="2592"/>
-            <w:shd w:fill="FFFFFF"/>
+            <w:tcW w:type="dxa" w:w="2880"/>
             <w:tcMar>
-              <w:top w:w="40" w:type="dxa"/>
-              <w:bottom w:w="40" w:type="dxa"/>
-              <w:left w:w="60" w:type="dxa"/>
-              <w:right w:w="60" w:type="dxa"/>
+              <w:top w:w="35" w:type="dxa"/>
+              <w:bottom w:w="35" w:type="dxa"/>
+              <w:left w:w="45" w:type="dxa"/>
+              <w:right w:w="45" w:type="dxa"/>
             </w:tcMar>
+            <w:shd w:fill="F8FAFC"/>
           </w:tcPr>
           <w:p>
             <w:pPr>
-              <w:spacing w:after="40"/>
+              <w:jc w:val="left"/>
             </w:pPr>
             <w:r>
               <w:rPr>
-                <w:sz w:val="17"/>
+                <w:sz w:val="15"/>
               </w:rPr>
-              <w:t>Obrigações e custos de Projeto Executivo</w:t>
+              <w:t>Obrigações e Custos de Projeto Executivo</w:t>
             </w:r>
           </w:p>
         </w:tc>
         <w:tc>
           <w:tcPr>
-            <w:tcW w:type="dxa" w:w="1440"/>
-            <w:shd w:fill="FFFFFF"/>
+            <w:tcW w:type="dxa" w:w="1296"/>
             <w:tcMar>
-              <w:top w:w="40" w:type="dxa"/>
-              <w:bottom w:w="40" w:type="dxa"/>
-              <w:left w:w="60" w:type="dxa"/>
-              <w:right w:w="60" w:type="dxa"/>
+              <w:top w:w="35" w:type="dxa"/>
+              <w:bottom w:w="35" w:type="dxa"/>
+              <w:left w:w="45" w:type="dxa"/>
+              <w:right w:w="45" w:type="dxa"/>
             </w:tcMar>
+            <w:shd w:fill="F8FAFC"/>
           </w:tcPr>
           <w:p>
             <w:pPr>
-              <w:spacing w:after="40"/>
+              <w:jc w:val="center"/>
             </w:pPr>
             <w:r>
               <w:rPr>
                 <w:b/>
-                <w:color w:val="006622"/>
-                <w:sz w:val="17"/>
+                <w:color w:val="166534"/>
+                <w:sz w:val="15"/>
               </w:rPr>
               <w:t>ATENDIDO</w:t>
             </w:r>
@@ -858,32 +788,23 @@
         <w:tc>
           <w:tcPr>
             <w:tcW w:type="dxa" w:w="4320"/>
-            <w:shd w:fill="FFFFFF"/>
             <w:tcMar>
-              <w:top w:w="40" w:type="dxa"/>
-              <w:bottom w:w="40" w:type="dxa"/>
-              <w:left w:w="60" w:type="dxa"/>
-              <w:right w:w="60" w:type="dxa"/>
+              <w:top w:w="35" w:type="dxa"/>
+              <w:bottom w:w="35" w:type="dxa"/>
+              <w:left w:w="45" w:type="dxa"/>
+              <w:right w:w="45" w:type="dxa"/>
             </w:tcMar>
+            <w:shd w:fill="F8FAFC"/>
           </w:tcPr>
           <w:p>
             <w:pPr>
-              <w:spacing w:after="40"/>
+              <w:jc w:val="left"/>
             </w:pPr>
             <w:r>
               <w:rPr>
-                <w:sz w:val="17"/>
+                <w:sz w:val="15"/>
               </w:rPr>
-              <w:t xml:space="preserve">Custos declarados e absorvidos na Adm. Local/BDI e minuta de cláusula repassada à Licitação. </w:t>
-            </w:r>
-            <w:r>
-              <w:rPr>
-                <w:b/>
-                <w:color w:val="992211"/>
-                <w:sz w:val="17"/>
-                <w:highlight w:val="yellow"/>
-              </w:rPr>
-              <w:t xml:space="preserve"> [LINK SEI: Despacho Licitação] </w:t>
+              <w:t>Custos declarados e absorvidos na Adm. Local/BDI e minuta de cláusula repassada à Licitação no Despacho SEI nº 62223146, TR (SEI nº 63787318) e Projetos Básicos (SEI nº 64530669).</w:t>
             </w:r>
           </w:p>
         </w:tc>
@@ -892,22 +813,22 @@
         <w:tc>
           <w:tcPr>
             <w:tcW w:type="dxa" w:w="1152"/>
-            <w:shd w:fill="F9FBFD"/>
             <w:tcMar>
-              <w:top w:w="40" w:type="dxa"/>
-              <w:bottom w:w="40" w:type="dxa"/>
-              <w:left w:w="60" w:type="dxa"/>
-              <w:right w:w="60" w:type="dxa"/>
+              <w:top w:w="35" w:type="dxa"/>
+              <w:bottom w:w="35" w:type="dxa"/>
+              <w:left w:w="45" w:type="dxa"/>
+              <w:right w:w="45" w:type="dxa"/>
             </w:tcMar>
+            <w:shd w:fill="FFFFFF"/>
           </w:tcPr>
           <w:p>
             <w:pPr>
-              <w:spacing w:after="40"/>
+              <w:jc w:val="center"/>
             </w:pPr>
             <w:r>
               <w:rPr>
                 <w:b/>
-                <w:sz w:val="17"/>
+                <w:sz w:val="15"/>
               </w:rPr>
               <w:t>§ 48</w:t>
             </w:r>
@@ -915,47 +836,47 @@
         </w:tc>
         <w:tc>
           <w:tcPr>
-            <w:tcW w:type="dxa" w:w="2592"/>
-            <w:shd w:fill="F9FBFD"/>
+            <w:tcW w:type="dxa" w:w="2880"/>
             <w:tcMar>
-              <w:top w:w="40" w:type="dxa"/>
-              <w:bottom w:w="40" w:type="dxa"/>
-              <w:left w:w="60" w:type="dxa"/>
-              <w:right w:w="60" w:type="dxa"/>
+              <w:top w:w="35" w:type="dxa"/>
+              <w:bottom w:w="35" w:type="dxa"/>
+              <w:left w:w="45" w:type="dxa"/>
+              <w:right w:w="45" w:type="dxa"/>
             </w:tcMar>
+            <w:shd w:fill="FFFFFF"/>
           </w:tcPr>
           <w:p>
             <w:pPr>
-              <w:spacing w:after="40"/>
+              <w:jc w:val="left"/>
             </w:pPr>
             <w:r>
               <w:rPr>
-                <w:sz w:val="17"/>
+                <w:sz w:val="15"/>
               </w:rPr>
-              <w:t>Declaração de atividades acessórias (Dec. 9.507/18)</w:t>
+              <w:t>Declaração de Atividades Acessórias (Dec. 9.507/18)</w:t>
             </w:r>
           </w:p>
         </w:tc>
         <w:tc>
           <w:tcPr>
-            <w:tcW w:type="dxa" w:w="1440"/>
-            <w:shd w:fill="F9FBFD"/>
+            <w:tcW w:type="dxa" w:w="1296"/>
             <w:tcMar>
-              <w:top w:w="40" w:type="dxa"/>
-              <w:bottom w:w="40" w:type="dxa"/>
-              <w:left w:w="60" w:type="dxa"/>
-              <w:right w:w="60" w:type="dxa"/>
+              <w:top w:w="35" w:type="dxa"/>
+              <w:bottom w:w="35" w:type="dxa"/>
+              <w:left w:w="45" w:type="dxa"/>
+              <w:right w:w="45" w:type="dxa"/>
             </w:tcMar>
+            <w:shd w:fill="FFFFFF"/>
           </w:tcPr>
           <w:p>
             <w:pPr>
-              <w:spacing w:after="40"/>
+              <w:jc w:val="center"/>
             </w:pPr>
             <w:r>
               <w:rPr>
                 <w:b/>
-                <w:color w:val="006622"/>
-                <w:sz w:val="17"/>
+                <w:color w:val="166534"/>
+                <w:sz w:val="15"/>
               </w:rPr>
               <w:t>ATENDIDO</w:t>
             </w:r>
@@ -964,32 +885,23 @@
         <w:tc>
           <w:tcPr>
             <w:tcW w:type="dxa" w:w="4320"/>
-            <w:shd w:fill="F9FBFD"/>
             <w:tcMar>
-              <w:top w:w="40" w:type="dxa"/>
-              <w:bottom w:w="40" w:type="dxa"/>
-              <w:left w:w="60" w:type="dxa"/>
-              <w:right w:w="60" w:type="dxa"/>
+              <w:top w:w="35" w:type="dxa"/>
+              <w:bottom w:w="35" w:type="dxa"/>
+              <w:left w:w="45" w:type="dxa"/>
+              <w:right w:w="45" w:type="dxa"/>
             </w:tcMar>
+            <w:shd w:fill="FFFFFF"/>
           </w:tcPr>
           <w:p>
             <w:pPr>
-              <w:spacing w:after="40"/>
+              <w:jc w:val="left"/>
             </w:pPr>
             <w:r>
               <w:rPr>
-                <w:sz w:val="17"/>
+                <w:sz w:val="15"/>
               </w:rPr>
-              <w:t xml:space="preserve">Declaração formal anexada aos autos confirmando a natureza acessória predial. </w:t>
-            </w:r>
-            <w:r>
-              <w:rPr>
-                <w:b/>
-                <w:color w:val="992211"/>
-                <w:sz w:val="17"/>
-                <w:highlight w:val="yellow"/>
-              </w:rPr>
-              <w:t xml:space="preserve"> [LINK SEI: Declaração Dec. 9.507/18] </w:t>
+              <w:t>Declarações formais anexadas aos autos confirmando a natureza acessória predial sob o Doc. SEI nº 64532939 e Doc. SEI nº 62229498.</w:t>
             </w:r>
           </w:p>
         </w:tc>
@@ -998,22 +910,22 @@
         <w:tc>
           <w:tcPr>
             <w:tcW w:type="dxa" w:w="1152"/>
-            <w:shd w:fill="FFFFFF"/>
             <w:tcMar>
-              <w:top w:w="40" w:type="dxa"/>
-              <w:bottom w:w="40" w:type="dxa"/>
-              <w:left w:w="60" w:type="dxa"/>
-              <w:right w:w="60" w:type="dxa"/>
+              <w:top w:w="35" w:type="dxa"/>
+              <w:bottom w:w="35" w:type="dxa"/>
+              <w:left w:w="45" w:type="dxa"/>
+              <w:right w:w="45" w:type="dxa"/>
             </w:tcMar>
+            <w:shd w:fill="F8FAFC"/>
           </w:tcPr>
           <w:p>
             <w:pPr>
-              <w:spacing w:after="40"/>
+              <w:jc w:val="center"/>
             </w:pPr>
             <w:r>
               <w:rPr>
                 <w:b/>
-                <w:sz w:val="17"/>
+                <w:sz w:val="15"/>
               </w:rPr>
               <w:t>§ 57</w:t>
             </w:r>
@@ -1021,22 +933,22 @@
         </w:tc>
         <w:tc>
           <w:tcPr>
-            <w:tcW w:type="dxa" w:w="2592"/>
-            <w:shd w:fill="FFFFFF"/>
+            <w:tcW w:type="dxa" w:w="2880"/>
             <w:tcMar>
-              <w:top w:w="40" w:type="dxa"/>
-              <w:bottom w:w="40" w:type="dxa"/>
-              <w:left w:w="60" w:type="dxa"/>
-              <w:right w:w="60" w:type="dxa"/>
+              <w:top w:w="35" w:type="dxa"/>
+              <w:bottom w:w="35" w:type="dxa"/>
+              <w:left w:w="45" w:type="dxa"/>
+              <w:right w:w="45" w:type="dxa"/>
             </w:tcMar>
+            <w:shd w:fill="F8FAFC"/>
           </w:tcPr>
           <w:p>
             <w:pPr>
-              <w:spacing w:after="40"/>
+              <w:jc w:val="left"/>
             </w:pPr>
             <w:r>
               <w:rPr>
-                <w:sz w:val="17"/>
+                <w:sz w:val="15"/>
               </w:rPr>
               <w:t>Planilhas Orçamentárias Analíticas</w:t>
             </w:r>
@@ -1044,24 +956,24 @@
         </w:tc>
         <w:tc>
           <w:tcPr>
-            <w:tcW w:type="dxa" w:w="1440"/>
-            <w:shd w:fill="FFFFFF"/>
+            <w:tcW w:type="dxa" w:w="1296"/>
             <w:tcMar>
-              <w:top w:w="40" w:type="dxa"/>
-              <w:bottom w:w="40" w:type="dxa"/>
-              <w:left w:w="60" w:type="dxa"/>
-              <w:right w:w="60" w:type="dxa"/>
+              <w:top w:w="35" w:type="dxa"/>
+              <w:bottom w:w="35" w:type="dxa"/>
+              <w:left w:w="45" w:type="dxa"/>
+              <w:right w:w="45" w:type="dxa"/>
             </w:tcMar>
+            <w:shd w:fill="F8FAFC"/>
           </w:tcPr>
           <w:p>
             <w:pPr>
-              <w:spacing w:after="40"/>
+              <w:jc w:val="center"/>
             </w:pPr>
             <w:r>
               <w:rPr>
                 <w:b/>
-                <w:color w:val="006622"/>
-                <w:sz w:val="17"/>
+                <w:color w:val="166534"/>
+                <w:sz w:val="15"/>
               </w:rPr>
               <w:t>ATENDIDO</w:t>
             </w:r>
@@ -1070,32 +982,23 @@
         <w:tc>
           <w:tcPr>
             <w:tcW w:type="dxa" w:w="4320"/>
-            <w:shd w:fill="FFFFFF"/>
             <w:tcMar>
-              <w:top w:w="40" w:type="dxa"/>
-              <w:bottom w:w="40" w:type="dxa"/>
-              <w:left w:w="60" w:type="dxa"/>
-              <w:right w:w="60" w:type="dxa"/>
+              <w:top w:w="35" w:type="dxa"/>
+              <w:bottom w:w="35" w:type="dxa"/>
+              <w:left w:w="45" w:type="dxa"/>
+              <w:right w:w="45" w:type="dxa"/>
             </w:tcMar>
+            <w:shd w:fill="F8FAFC"/>
           </w:tcPr>
           <w:p>
             <w:pPr>
-              <w:spacing w:after="40"/>
+              <w:jc w:val="left"/>
             </w:pPr>
             <w:r>
               <w:rPr>
-                <w:sz w:val="17"/>
+                <w:sz w:val="15"/>
               </w:rPr>
-              <w:t xml:space="preserve">Relatórios analíticos de composições unitárias emitidos via Orçafascio e juntados ao SEI. </w:t>
-            </w:r>
-            <w:r>
-              <w:rPr>
-                <w:b/>
-                <w:color w:val="992211"/>
-                <w:sz w:val="17"/>
-                <w:highlight w:val="yellow"/>
-              </w:rPr>
-              <w:t xml:space="preserve"> [LINK SEI: Planilhas Analíticas] </w:t>
+              <w:t>Relatórios analíticos de composições de custos unitários dos 11 itens emitidos via Orçafascio e juntados ao processo sob o Doc. SEI nº 64507136 (sem uso de verbas).</w:t>
             </w:r>
           </w:p>
         </w:tc>
@@ -1104,22 +1007,22 @@
         <w:tc>
           <w:tcPr>
             <w:tcW w:type="dxa" w:w="1152"/>
-            <w:shd w:fill="F9FBFD"/>
             <w:tcMar>
-              <w:top w:w="40" w:type="dxa"/>
-              <w:bottom w:w="40" w:type="dxa"/>
-              <w:left w:w="60" w:type="dxa"/>
-              <w:right w:w="60" w:type="dxa"/>
+              <w:top w:w="35" w:type="dxa"/>
+              <w:bottom w:w="35" w:type="dxa"/>
+              <w:left w:w="45" w:type="dxa"/>
+              <w:right w:w="45" w:type="dxa"/>
             </w:tcMar>
+            <w:shd w:fill="FFFFFF"/>
           </w:tcPr>
           <w:p>
             <w:pPr>
-              <w:spacing w:after="40"/>
+              <w:jc w:val="center"/>
             </w:pPr>
             <w:r>
               <w:rPr>
                 <w:b/>
-                <w:sz w:val="17"/>
+                <w:sz w:val="15"/>
               </w:rPr>
               <w:t>§ 58</w:t>
             </w:r>
@@ -1127,47 +1030,47 @@
         </w:tc>
         <w:tc>
           <w:tcPr>
-            <w:tcW w:type="dxa" w:w="2592"/>
-            <w:shd w:fill="F9FBFD"/>
+            <w:tcW w:type="dxa" w:w="2880"/>
             <w:tcMar>
-              <w:top w:w="40" w:type="dxa"/>
-              <w:bottom w:w="40" w:type="dxa"/>
-              <w:left w:w="60" w:type="dxa"/>
-              <w:right w:w="60" w:type="dxa"/>
+              <w:top w:w="35" w:type="dxa"/>
+              <w:bottom w:w="35" w:type="dxa"/>
+              <w:left w:w="45" w:type="dxa"/>
+              <w:right w:w="45" w:type="dxa"/>
             </w:tcMar>
+            <w:shd w:fill="FFFFFF"/>
           </w:tcPr>
           <w:p>
             <w:pPr>
-              <w:spacing w:after="40"/>
+              <w:jc w:val="left"/>
             </w:pPr>
             <w:r>
               <w:rPr>
-                <w:sz w:val="17"/>
+                <w:sz w:val="15"/>
               </w:rPr>
-              <w:t>Hierarquia de preços (SINAPI / cotações)</w:t>
+              <w:t>Hierarquia de Preços (SINAPI / Cotações)</w:t>
             </w:r>
           </w:p>
         </w:tc>
         <w:tc>
           <w:tcPr>
-            <w:tcW w:type="dxa" w:w="1440"/>
-            <w:shd w:fill="F9FBFD"/>
+            <w:tcW w:type="dxa" w:w="1296"/>
             <w:tcMar>
-              <w:top w:w="40" w:type="dxa"/>
-              <w:bottom w:w="40" w:type="dxa"/>
-              <w:left w:w="60" w:type="dxa"/>
-              <w:right w:w="60" w:type="dxa"/>
+              <w:top w:w="35" w:type="dxa"/>
+              <w:bottom w:w="35" w:type="dxa"/>
+              <w:left w:w="45" w:type="dxa"/>
+              <w:right w:w="45" w:type="dxa"/>
             </w:tcMar>
+            <w:shd w:fill="FFFFFF"/>
           </w:tcPr>
           <w:p>
             <w:pPr>
-              <w:spacing w:after="40"/>
+              <w:jc w:val="center"/>
             </w:pPr>
             <w:r>
               <w:rPr>
                 <w:b/>
-                <w:color w:val="006622"/>
-                <w:sz w:val="17"/>
+                <w:color w:val="166534"/>
+                <w:sz w:val="15"/>
               </w:rPr>
               <w:t>ATENDIDO</w:t>
             </w:r>
@@ -1176,32 +1079,23 @@
         <w:tc>
           <w:tcPr>
             <w:tcW w:type="dxa" w:w="4320"/>
-            <w:shd w:fill="F9FBFD"/>
             <w:tcMar>
-              <w:top w:w="40" w:type="dxa"/>
-              <w:bottom w:w="40" w:type="dxa"/>
-              <w:left w:w="60" w:type="dxa"/>
-              <w:right w:w="60" w:type="dxa"/>
+              <w:top w:w="35" w:type="dxa"/>
+              <w:bottom w:w="35" w:type="dxa"/>
+              <w:left w:w="45" w:type="dxa"/>
+              <w:right w:w="45" w:type="dxa"/>
             </w:tcMar>
+            <w:shd w:fill="FFFFFF"/>
           </w:tcPr>
           <w:p>
             <w:pPr>
-              <w:spacing w:after="40"/>
+              <w:jc w:val="left"/>
             </w:pPr>
             <w:r>
               <w:rPr>
-                <w:sz w:val="17"/>
+                <w:sz w:val="15"/>
               </w:rPr>
-              <w:t xml:space="preserve">Justificada a precedência SINAPI Vitória/ES (&gt;85%) e IN SEGES nº 65/2021 para itens especializados. </w:t>
-            </w:r>
-            <w:r>
-              <w:rPr>
-                <w:b/>
-                <w:color w:val="992211"/>
-                <w:sz w:val="17"/>
-                <w:highlight w:val="yellow"/>
-              </w:rPr>
-              <w:t xml:space="preserve"> [LINK SEI: Dossiê IN 65/2021] </w:t>
+              <w:t>Justificada a ordem hierárquica do art. 23 da Lei 14.133/21 (&gt;76% em bases oficiais SINAPI/IOPES e IN 65/21 para itens atípicos) no Despacho SEI nº 64558648 e Mapa Orçafascio SEI nº 62792889.</w:t>
             </w:r>
           </w:p>
         </w:tc>
@@ -1210,22 +1104,22 @@
         <w:tc>
           <w:tcPr>
             <w:tcW w:type="dxa" w:w="1152"/>
-            <w:shd w:fill="FFFFFF"/>
             <w:tcMar>
-              <w:top w:w="40" w:type="dxa"/>
-              <w:bottom w:w="40" w:type="dxa"/>
-              <w:left w:w="60" w:type="dxa"/>
-              <w:right w:w="60" w:type="dxa"/>
+              <w:top w:w="35" w:type="dxa"/>
+              <w:bottom w:w="35" w:type="dxa"/>
+              <w:left w:w="45" w:type="dxa"/>
+              <w:right w:w="45" w:type="dxa"/>
             </w:tcMar>
+            <w:shd w:fill="F8FAFC"/>
           </w:tcPr>
           <w:p>
             <w:pPr>
-              <w:spacing w:after="40"/>
+              <w:jc w:val="center"/>
             </w:pPr>
             <w:r>
               <w:rPr>
                 <w:b/>
-                <w:sz w:val="17"/>
+                <w:sz w:val="15"/>
               </w:rPr>
               <w:t>§ 63</w:t>
             </w:r>
@@ -1233,47 +1127,47 @@
         </w:tc>
         <w:tc>
           <w:tcPr>
-            <w:tcW w:type="dxa" w:w="2592"/>
-            <w:shd w:fill="FFFFFF"/>
+            <w:tcW w:type="dxa" w:w="2880"/>
             <w:tcMar>
-              <w:top w:w="40" w:type="dxa"/>
-              <w:bottom w:w="40" w:type="dxa"/>
-              <w:left w:w="60" w:type="dxa"/>
-              <w:right w:w="60" w:type="dxa"/>
+              <w:top w:w="35" w:type="dxa"/>
+              <w:bottom w:w="35" w:type="dxa"/>
+              <w:left w:w="45" w:type="dxa"/>
+              <w:right w:w="45" w:type="dxa"/>
             </w:tcMar>
+            <w:shd w:fill="F8FAFC"/>
           </w:tcPr>
           <w:p>
             <w:pPr>
-              <w:spacing w:after="40"/>
+              <w:jc w:val="left"/>
             </w:pPr>
             <w:r>
               <w:rPr>
-                <w:sz w:val="17"/>
+                <w:sz w:val="15"/>
               </w:rPr>
-              <w:t>Critérios de aceitabilidade de preços</w:t>
+              <w:t>Critérios de Aceitabilidade de Preços</w:t>
             </w:r>
           </w:p>
         </w:tc>
         <w:tc>
           <w:tcPr>
-            <w:tcW w:type="dxa" w:w="1440"/>
-            <w:shd w:fill="FFFFFF"/>
+            <w:tcW w:type="dxa" w:w="1296"/>
             <w:tcMar>
-              <w:top w:w="40" w:type="dxa"/>
-              <w:bottom w:w="40" w:type="dxa"/>
-              <w:left w:w="60" w:type="dxa"/>
-              <w:right w:w="60" w:type="dxa"/>
+              <w:top w:w="35" w:type="dxa"/>
+              <w:bottom w:w="35" w:type="dxa"/>
+              <w:left w:w="45" w:type="dxa"/>
+              <w:right w:w="45" w:type="dxa"/>
             </w:tcMar>
+            <w:shd w:fill="F8FAFC"/>
           </w:tcPr>
           <w:p>
             <w:pPr>
-              <w:spacing w:after="40"/>
+              <w:jc w:val="center"/>
             </w:pPr>
             <w:r>
               <w:rPr>
                 <w:b/>
-                <w:color w:val="006622"/>
-                <w:sz w:val="17"/>
+                <w:color w:val="166534"/>
+                <w:sz w:val="15"/>
               </w:rPr>
               <w:t>ATENDIDO</w:t>
             </w:r>
@@ -1282,23 +1176,23 @@
         <w:tc>
           <w:tcPr>
             <w:tcW w:type="dxa" w:w="4320"/>
-            <w:shd w:fill="FFFFFF"/>
             <w:tcMar>
-              <w:top w:w="40" w:type="dxa"/>
-              <w:bottom w:w="40" w:type="dxa"/>
-              <w:left w:w="60" w:type="dxa"/>
-              <w:right w:w="60" w:type="dxa"/>
+              <w:top w:w="35" w:type="dxa"/>
+              <w:bottom w:w="35" w:type="dxa"/>
+              <w:left w:w="45" w:type="dxa"/>
+              <w:right w:w="45" w:type="dxa"/>
             </w:tcMar>
+            <w:shd w:fill="F8FAFC"/>
           </w:tcPr>
           <w:p>
             <w:pPr>
-              <w:spacing w:after="40"/>
+              <w:jc w:val="left"/>
             </w:pPr>
             <w:r>
               <w:rPr>
-                <w:sz w:val="17"/>
+                <w:sz w:val="15"/>
               </w:rPr>
-              <w:t xml:space="preserve">Ratificados os limites unitários e globais com base nas Súmulas TCU nº 258 e 259. </w:t>
+              <w:t>Ratificados os limites máximos unitários e globais (Súmulas TCU nº 258 e 259) no Item 9.4 do Termo de Referência (SEI nº 63787318) e Despacho SEI nº 64474566.</w:t>
             </w:r>
           </w:p>
         </w:tc>
@@ -1307,22 +1201,22 @@
         <w:tc>
           <w:tcPr>
             <w:tcW w:type="dxa" w:w="1152"/>
-            <w:shd w:fill="F9FBFD"/>
             <w:tcMar>
-              <w:top w:w="40" w:type="dxa"/>
-              <w:bottom w:w="40" w:type="dxa"/>
-              <w:left w:w="60" w:type="dxa"/>
-              <w:right w:w="60" w:type="dxa"/>
+              <w:top w:w="35" w:type="dxa"/>
+              <w:bottom w:w="35" w:type="dxa"/>
+              <w:left w:w="45" w:type="dxa"/>
+              <w:right w:w="45" w:type="dxa"/>
             </w:tcMar>
+            <w:shd w:fill="FFFFFF"/>
           </w:tcPr>
           <w:p>
             <w:pPr>
-              <w:spacing w:after="40"/>
+              <w:jc w:val="center"/>
             </w:pPr>
             <w:r>
               <w:rPr>
                 <w:b/>
-                <w:sz w:val="17"/>
+                <w:sz w:val="15"/>
               </w:rPr>
               <w:t>§ 67</w:t>
             </w:r>
@@ -1330,47 +1224,47 @@
         </w:tc>
         <w:tc>
           <w:tcPr>
-            <w:tcW w:type="dxa" w:w="2592"/>
-            <w:shd w:fill="F9FBFD"/>
+            <w:tcW w:type="dxa" w:w="2880"/>
             <w:tcMar>
-              <w:top w:w="40" w:type="dxa"/>
-              <w:bottom w:w="40" w:type="dxa"/>
-              <w:left w:w="60" w:type="dxa"/>
-              <w:right w:w="60" w:type="dxa"/>
+              <w:top w:w="35" w:type="dxa"/>
+              <w:bottom w:w="35" w:type="dxa"/>
+              <w:left w:w="45" w:type="dxa"/>
+              <w:right w:w="45" w:type="dxa"/>
             </w:tcMar>
+            <w:shd w:fill="FFFFFF"/>
           </w:tcPr>
           <w:p>
             <w:pPr>
-              <w:spacing w:after="40"/>
+              <w:jc w:val="left"/>
             </w:pPr>
             <w:r>
               <w:rPr>
-                <w:sz w:val="17"/>
+                <w:sz w:val="15"/>
               </w:rPr>
-              <w:t>Justificativa de BDI pleno (Súmula 253 TCU)</w:t>
+              <w:t>Justificativa de BDI Pleno (Súmula 253 TCU)</w:t>
             </w:r>
           </w:p>
         </w:tc>
         <w:tc>
           <w:tcPr>
-            <w:tcW w:type="dxa" w:w="1440"/>
-            <w:shd w:fill="F9FBFD"/>
+            <w:tcW w:type="dxa" w:w="1296"/>
             <w:tcMar>
-              <w:top w:w="40" w:type="dxa"/>
-              <w:bottom w:w="40" w:type="dxa"/>
-              <w:left w:w="60" w:type="dxa"/>
-              <w:right w:w="60" w:type="dxa"/>
+              <w:top w:w="35" w:type="dxa"/>
+              <w:bottom w:w="35" w:type="dxa"/>
+              <w:left w:w="45" w:type="dxa"/>
+              <w:right w:w="45" w:type="dxa"/>
             </w:tcMar>
+            <w:shd w:fill="FFFFFF"/>
           </w:tcPr>
           <w:p>
             <w:pPr>
-              <w:spacing w:after="40"/>
+              <w:jc w:val="center"/>
             </w:pPr>
             <w:r>
               <w:rPr>
                 <w:b/>
-                <w:color w:val="006622"/>
-                <w:sz w:val="17"/>
+                <w:color w:val="166534"/>
+                <w:sz w:val="15"/>
               </w:rPr>
               <w:t>ATENDIDO</w:t>
             </w:r>
@@ -1379,32 +1273,23 @@
         <w:tc>
           <w:tcPr>
             <w:tcW w:type="dxa" w:w="4320"/>
-            <w:shd w:fill="F9FBFD"/>
             <w:tcMar>
-              <w:top w:w="40" w:type="dxa"/>
-              <w:bottom w:w="40" w:type="dxa"/>
-              <w:left w:w="60" w:type="dxa"/>
-              <w:right w:w="60" w:type="dxa"/>
+              <w:top w:w="35" w:type="dxa"/>
+              <w:bottom w:w="35" w:type="dxa"/>
+              <w:left w:w="45" w:type="dxa"/>
+              <w:right w:w="45" w:type="dxa"/>
             </w:tcMar>
+            <w:shd w:fill="FFFFFF"/>
           </w:tcPr>
           <w:p>
             <w:pPr>
-              <w:spacing w:after="40"/>
+              <w:jc w:val="left"/>
             </w:pPr>
             <w:r>
               <w:rPr>
-                <w:sz w:val="17"/>
+                <w:sz w:val="15"/>
               </w:rPr>
-              <w:t xml:space="preserve">Justificada a indivisibilidade de fornecimento e instalação (Acórdão TCU nº 2.622/13). </w:t>
-            </w:r>
-            <w:r>
-              <w:rPr>
-                <w:b/>
-                <w:color w:val="992211"/>
-                <w:sz w:val="17"/>
-                <w:highlight w:val="yellow"/>
-              </w:rPr>
-              <w:t xml:space="preserve"> [LINK SEI: Justificativas BDI 25%] </w:t>
+              <w:t>Justificada a indivisibilidade de fornecimento e instalação (Acórdão TCU nº 2.622/13), atestando que materiais são insumos intrínsecos, no documento de BDI (SEI nº 63355968) e TJTR (SEI nº 64474274).</w:t>
             </w:r>
           </w:p>
         </w:tc>
@@ -1413,22 +1298,22 @@
         <w:tc>
           <w:tcPr>
             <w:tcW w:type="dxa" w:w="1152"/>
-            <w:shd w:fill="FFFFFF"/>
             <w:tcMar>
-              <w:top w:w="40" w:type="dxa"/>
-              <w:bottom w:w="40" w:type="dxa"/>
-              <w:left w:w="60" w:type="dxa"/>
-              <w:right w:w="60" w:type="dxa"/>
+              <w:top w:w="35" w:type="dxa"/>
+              <w:bottom w:w="35" w:type="dxa"/>
+              <w:left w:w="45" w:type="dxa"/>
+              <w:right w:w="45" w:type="dxa"/>
             </w:tcMar>
+            <w:shd w:fill="F8FAFC"/>
           </w:tcPr>
           <w:p>
             <w:pPr>
-              <w:spacing w:after="40"/>
+              <w:jc w:val="center"/>
             </w:pPr>
             <w:r>
               <w:rPr>
                 <w:b/>
-                <w:sz w:val="17"/>
+                <w:sz w:val="15"/>
               </w:rPr>
               <w:t>§ 72</w:t>
             </w:r>
@@ -1436,22 +1321,22 @@
         </w:tc>
         <w:tc>
           <w:tcPr>
-            <w:tcW w:type="dxa" w:w="2592"/>
-            <w:shd w:fill="FFFFFF"/>
+            <w:tcW w:type="dxa" w:w="2880"/>
             <w:tcMar>
-              <w:top w:w="40" w:type="dxa"/>
-              <w:bottom w:w="40" w:type="dxa"/>
-              <w:left w:w="60" w:type="dxa"/>
-              <w:right w:w="60" w:type="dxa"/>
+              <w:top w:w="35" w:type="dxa"/>
+              <w:bottom w:w="35" w:type="dxa"/>
+              <w:left w:w="45" w:type="dxa"/>
+              <w:right w:w="45" w:type="dxa"/>
             </w:tcMar>
+            <w:shd w:fill="F8FAFC"/>
           </w:tcPr>
           <w:p>
             <w:pPr>
-              <w:spacing w:after="40"/>
+              <w:jc w:val="left"/>
             </w:pPr>
             <w:r>
               <w:rPr>
-                <w:sz w:val="17"/>
+                <w:sz w:val="15"/>
               </w:rPr>
               <w:t>Vantajosidade da Desoneração (CPRB)</w:t>
             </w:r>
@@ -1459,24 +1344,24 @@
         </w:tc>
         <w:tc>
           <w:tcPr>
-            <w:tcW w:type="dxa" w:w="1440"/>
-            <w:shd w:fill="FFFFFF"/>
+            <w:tcW w:type="dxa" w:w="1296"/>
             <w:tcMar>
-              <w:top w:w="40" w:type="dxa"/>
-              <w:bottom w:w="40" w:type="dxa"/>
-              <w:left w:w="60" w:type="dxa"/>
-              <w:right w:w="60" w:type="dxa"/>
+              <w:top w:w="35" w:type="dxa"/>
+              <w:bottom w:w="35" w:type="dxa"/>
+              <w:left w:w="45" w:type="dxa"/>
+              <w:right w:w="45" w:type="dxa"/>
             </w:tcMar>
+            <w:shd w:fill="F8FAFC"/>
           </w:tcPr>
           <w:p>
             <w:pPr>
-              <w:spacing w:after="40"/>
+              <w:jc w:val="center"/>
             </w:pPr>
             <w:r>
               <w:rPr>
                 <w:b/>
-                <w:color w:val="006622"/>
-                <w:sz w:val="17"/>
+                <w:color w:val="166534"/>
+                <w:sz w:val="15"/>
               </w:rPr>
               <w:t>ATENDIDO</w:t>
             </w:r>
@@ -1485,23 +1370,23 @@
         <w:tc>
           <w:tcPr>
             <w:tcW w:type="dxa" w:w="4320"/>
-            <w:shd w:fill="FFFFFF"/>
             <w:tcMar>
-              <w:top w:w="40" w:type="dxa"/>
-              <w:bottom w:w="40" w:type="dxa"/>
-              <w:left w:w="60" w:type="dxa"/>
-              <w:right w:w="60" w:type="dxa"/>
+              <w:top w:w="35" w:type="dxa"/>
+              <w:bottom w:w="35" w:type="dxa"/>
+              <w:left w:w="45" w:type="dxa"/>
+              <w:right w:w="45" w:type="dxa"/>
             </w:tcMar>
+            <w:shd w:fill="F8FAFC"/>
           </w:tcPr>
           <w:p>
             <w:pPr>
-              <w:spacing w:after="40"/>
+              <w:jc w:val="left"/>
             </w:pPr>
             <w:r>
               <w:rPr>
-                <w:sz w:val="17"/>
+                <w:sz w:val="15"/>
               </w:rPr>
-              <w:t xml:space="preserve">Demonstrada a vantajosidade em serviços intensivos em mão de obra (Lei 14.973/24). </w:t>
+              <w:t>Demonstrada a vantajosidade em serviços com mão de obra intensiva (Lei 14.973/24) no documento de BDI (SEI nº 63355968) e no Despacho SEI nº 64558648.</w:t>
             </w:r>
           </w:p>
         </w:tc>
@@ -1510,22 +1395,22 @@
         <w:tc>
           <w:tcPr>
             <w:tcW w:type="dxa" w:w="1152"/>
-            <w:shd w:fill="F9FBFD"/>
             <w:tcMar>
-              <w:top w:w="40" w:type="dxa"/>
-              <w:bottom w:w="40" w:type="dxa"/>
-              <w:left w:w="60" w:type="dxa"/>
-              <w:right w:w="60" w:type="dxa"/>
+              <w:top w:w="35" w:type="dxa"/>
+              <w:bottom w:w="35" w:type="dxa"/>
+              <w:left w:w="45" w:type="dxa"/>
+              <w:right w:w="45" w:type="dxa"/>
             </w:tcMar>
+            <w:shd w:fill="FFFFFF"/>
           </w:tcPr>
           <w:p>
             <w:pPr>
-              <w:spacing w:after="40"/>
+              <w:jc w:val="center"/>
             </w:pPr>
             <w:r>
               <w:rPr>
                 <w:b/>
-                <w:sz w:val="17"/>
+                <w:sz w:val="15"/>
               </w:rPr>
               <w:t>§ 73</w:t>
             </w:r>
@@ -1533,22 +1418,22 @@
         </w:tc>
         <w:tc>
           <w:tcPr>
-            <w:tcW w:type="dxa" w:w="2592"/>
-            <w:shd w:fill="F9FBFD"/>
+            <w:tcW w:type="dxa" w:w="2880"/>
             <w:tcMar>
-              <w:top w:w="40" w:type="dxa"/>
-              <w:bottom w:w="40" w:type="dxa"/>
-              <w:left w:w="60" w:type="dxa"/>
-              <w:right w:w="60" w:type="dxa"/>
+              <w:top w:w="35" w:type="dxa"/>
+              <w:bottom w:w="35" w:type="dxa"/>
+              <w:left w:w="45" w:type="dxa"/>
+              <w:right w:w="45" w:type="dxa"/>
             </w:tcMar>
+            <w:shd w:fill="FFFFFF"/>
           </w:tcPr>
           <w:p>
             <w:pPr>
-              <w:spacing w:after="40"/>
+              <w:jc w:val="left"/>
             </w:pPr>
             <w:r>
               <w:rPr>
-                <w:sz w:val="17"/>
+                <w:sz w:val="15"/>
               </w:rPr>
               <w:t>Curva ABC de Serviços e Insumos</w:t>
             </w:r>
@@ -1556,24 +1441,24 @@
         </w:tc>
         <w:tc>
           <w:tcPr>
-            <w:tcW w:type="dxa" w:w="1440"/>
-            <w:shd w:fill="F9FBFD"/>
+            <w:tcW w:type="dxa" w:w="1296"/>
             <w:tcMar>
-              <w:top w:w="40" w:type="dxa"/>
-              <w:bottom w:w="40" w:type="dxa"/>
-              <w:left w:w="60" w:type="dxa"/>
-              <w:right w:w="60" w:type="dxa"/>
+              <w:top w:w="35" w:type="dxa"/>
+              <w:bottom w:w="35" w:type="dxa"/>
+              <w:left w:w="45" w:type="dxa"/>
+              <w:right w:w="45" w:type="dxa"/>
             </w:tcMar>
+            <w:shd w:fill="FFFFFF"/>
           </w:tcPr>
           <w:p>
             <w:pPr>
-              <w:spacing w:after="40"/>
+              <w:jc w:val="center"/>
             </w:pPr>
             <w:r>
               <w:rPr>
                 <w:b/>
-                <w:color w:val="006622"/>
-                <w:sz w:val="17"/>
+                <w:color w:val="166534"/>
+                <w:sz w:val="15"/>
               </w:rPr>
               <w:t>ATENDIDO</w:t>
             </w:r>
@@ -1582,32 +1467,23 @@
         <w:tc>
           <w:tcPr>
             <w:tcW w:type="dxa" w:w="4320"/>
-            <w:shd w:fill="F9FBFD"/>
             <w:tcMar>
-              <w:top w:w="40" w:type="dxa"/>
-              <w:bottom w:w="40" w:type="dxa"/>
-              <w:left w:w="60" w:type="dxa"/>
-              <w:right w:w="60" w:type="dxa"/>
+              <w:top w:w="35" w:type="dxa"/>
+              <w:bottom w:w="35" w:type="dxa"/>
+              <w:left w:w="45" w:type="dxa"/>
+              <w:right w:w="45" w:type="dxa"/>
             </w:tcMar>
+            <w:shd w:fill="FFFFFF"/>
           </w:tcPr>
           <w:p>
             <w:pPr>
-              <w:spacing w:after="40"/>
+              <w:jc w:val="left"/>
             </w:pPr>
             <w:r>
               <w:rPr>
-                <w:sz w:val="17"/>
+                <w:sz w:val="15"/>
               </w:rPr>
-              <w:t xml:space="preserve">Curva ABC expressa na coluna 'Peso %' do Orçafascio e relatório autônomo consolidado juntado. </w:t>
-            </w:r>
-            <w:r>
-              <w:rPr>
-                <w:b/>
-                <w:color w:val="992211"/>
-                <w:sz w:val="17"/>
-                <w:highlight w:val="yellow"/>
-              </w:rPr>
-              <w:t xml:space="preserve"> [LINK SEI: Curva ABC] </w:t>
+              <w:t>Curva ABC expressa na coluna 'Peso %' do Orçafascio (SEI nº 64507136), com concentração de 74,46% na Classe A (Itens 07, 06, 11 e 03), consolidada no presente despacho.</w:t>
             </w:r>
           </w:p>
         </w:tc>
@@ -1616,22 +1492,22 @@
         <w:tc>
           <w:tcPr>
             <w:tcW w:type="dxa" w:w="1152"/>
-            <w:shd w:fill="FFFFFF"/>
             <w:tcMar>
-              <w:top w:w="40" w:type="dxa"/>
-              <w:bottom w:w="40" w:type="dxa"/>
-              <w:left w:w="60" w:type="dxa"/>
-              <w:right w:w="60" w:type="dxa"/>
+              <w:top w:w="35" w:type="dxa"/>
+              <w:bottom w:w="35" w:type="dxa"/>
+              <w:left w:w="45" w:type="dxa"/>
+              <w:right w:w="45" w:type="dxa"/>
             </w:tcMar>
+            <w:shd w:fill="F8FAFC"/>
           </w:tcPr>
           <w:p>
             <w:pPr>
-              <w:spacing w:after="40"/>
+              <w:jc w:val="center"/>
             </w:pPr>
             <w:r>
               <w:rPr>
                 <w:b/>
-                <w:sz w:val="17"/>
+                <w:sz w:val="15"/>
               </w:rPr>
               <w:t>§ 74-76</w:t>
             </w:r>
@@ -1639,47 +1515,47 @@
         </w:tc>
         <w:tc>
           <w:tcPr>
-            <w:tcW w:type="dxa" w:w="2592"/>
-            <w:shd w:fill="FFFFFF"/>
+            <w:tcW w:type="dxa" w:w="2880"/>
             <w:tcMar>
-              <w:top w:w="40" w:type="dxa"/>
-              <w:bottom w:w="40" w:type="dxa"/>
-              <w:left w:w="60" w:type="dxa"/>
-              <w:right w:w="60" w:type="dxa"/>
+              <w:top w:w="35" w:type="dxa"/>
+              <w:bottom w:w="35" w:type="dxa"/>
+              <w:left w:w="45" w:type="dxa"/>
+              <w:right w:w="45" w:type="dxa"/>
             </w:tcMar>
+            <w:shd w:fill="F8FAFC"/>
           </w:tcPr>
           <w:p>
             <w:pPr>
-              <w:spacing w:after="40"/>
+              <w:jc w:val="left"/>
             </w:pPr>
             <w:r>
               <w:rPr>
-                <w:sz w:val="17"/>
+                <w:sz w:val="15"/>
               </w:rPr>
-              <w:t>Cronograma físico-financeiro por demanda</w:t>
+              <w:t>Cronograma Físico-Financeiro por Demanda</w:t>
             </w:r>
           </w:p>
         </w:tc>
         <w:tc>
           <w:tcPr>
-            <w:tcW w:type="dxa" w:w="1440"/>
-            <w:shd w:fill="FFFFFF"/>
+            <w:tcW w:type="dxa" w:w="1296"/>
             <w:tcMar>
-              <w:top w:w="40" w:type="dxa"/>
-              <w:bottom w:w="40" w:type="dxa"/>
-              <w:left w:w="60" w:type="dxa"/>
-              <w:right w:w="60" w:type="dxa"/>
+              <w:top w:w="35" w:type="dxa"/>
+              <w:bottom w:w="35" w:type="dxa"/>
+              <w:left w:w="45" w:type="dxa"/>
+              <w:right w:w="45" w:type="dxa"/>
             </w:tcMar>
+            <w:shd w:fill="F8FAFC"/>
           </w:tcPr>
           <w:p>
             <w:pPr>
-              <w:spacing w:after="40"/>
+              <w:jc w:val="center"/>
             </w:pPr>
             <w:r>
               <w:rPr>
                 <w:b/>
-                <w:color w:val="006622"/>
-                <w:sz w:val="17"/>
+                <w:color w:val="166534"/>
+                <w:sz w:val="15"/>
               </w:rPr>
               <w:t>ATENDIDO</w:t>
             </w:r>
@@ -1688,32 +1564,23 @@
         <w:tc>
           <w:tcPr>
             <w:tcW w:type="dxa" w:w="4320"/>
-            <w:shd w:fill="FFFFFF"/>
             <w:tcMar>
-              <w:top w:w="40" w:type="dxa"/>
-              <w:bottom w:w="40" w:type="dxa"/>
-              <w:left w:w="60" w:type="dxa"/>
-              <w:right w:w="60" w:type="dxa"/>
+              <w:top w:w="35" w:type="dxa"/>
+              <w:bottom w:w="35" w:type="dxa"/>
+              <w:left w:w="45" w:type="dxa"/>
+              <w:right w:w="45" w:type="dxa"/>
             </w:tcMar>
+            <w:shd w:fill="F8FAFC"/>
           </w:tcPr>
           <w:p>
             <w:pPr>
-              <w:spacing w:after="40"/>
+              <w:jc w:val="left"/>
             </w:pPr>
             <w:r>
               <w:rPr>
-                <w:sz w:val="17"/>
+                <w:sz w:val="15"/>
               </w:rPr>
-              <w:t xml:space="preserve">Cronogramas estruturados com prazos individualizados por Ordem de Serviço (OS). </w:t>
-            </w:r>
-            <w:r>
-              <w:rPr>
-                <w:b/>
-                <w:color w:val="992211"/>
-                <w:sz w:val="17"/>
-                <w:highlight w:val="yellow"/>
-              </w:rPr>
-              <w:t xml:space="preserve"> [LINK SEI: Cronogramas] </w:t>
+              <w:t>Cronogramas físicos e financeiros estruturados com prazos estimados individualizados por Ordem de Serviço (OS) no documento de BDI (SEI nº 63355968) e no TR (SEI nº 63787318).</w:t>
             </w:r>
           </w:p>
         </w:tc>
@@ -1722,22 +1589,22 @@
         <w:tc>
           <w:tcPr>
             <w:tcW w:type="dxa" w:w="1152"/>
-            <w:shd w:fill="F9FBFD"/>
             <w:tcMar>
-              <w:top w:w="40" w:type="dxa"/>
-              <w:bottom w:w="40" w:type="dxa"/>
-              <w:left w:w="60" w:type="dxa"/>
-              <w:right w:w="60" w:type="dxa"/>
+              <w:top w:w="35" w:type="dxa"/>
+              <w:bottom w:w="35" w:type="dxa"/>
+              <w:left w:w="45" w:type="dxa"/>
+              <w:right w:w="45" w:type="dxa"/>
             </w:tcMar>
+            <w:shd w:fill="FFFFFF"/>
           </w:tcPr>
           <w:p>
             <w:pPr>
-              <w:spacing w:after="40"/>
+              <w:jc w:val="center"/>
             </w:pPr>
             <w:r>
               <w:rPr>
                 <w:b/>
-                <w:sz w:val="17"/>
+                <w:sz w:val="15"/>
               </w:rPr>
               <w:t>§ 79</w:t>
             </w:r>
@@ -1745,22 +1612,22 @@
         </w:tc>
         <w:tc>
           <w:tcPr>
-            <w:tcW w:type="dxa" w:w="2592"/>
-            <w:shd w:fill="F9FBFD"/>
+            <w:tcW w:type="dxa" w:w="2880"/>
             <w:tcMar>
-              <w:top w:w="40" w:type="dxa"/>
-              <w:bottom w:w="40" w:type="dxa"/>
-              <w:left w:w="60" w:type="dxa"/>
-              <w:right w:w="60" w:type="dxa"/>
+              <w:top w:w="35" w:type="dxa"/>
+              <w:bottom w:w="35" w:type="dxa"/>
+              <w:left w:w="45" w:type="dxa"/>
+              <w:right w:w="45" w:type="dxa"/>
             </w:tcMar>
+            <w:shd w:fill="FFFFFF"/>
           </w:tcPr>
           <w:p>
             <w:pPr>
-              <w:spacing w:after="40"/>
+              <w:jc w:val="left"/>
             </w:pPr>
             <w:r>
               <w:rPr>
-                <w:sz w:val="17"/>
+                <w:sz w:val="15"/>
               </w:rPr>
               <w:t>Regularização das ARTs / RRTs</w:t>
             </w:r>
@@ -1768,24 +1635,24 @@
         </w:tc>
         <w:tc>
           <w:tcPr>
-            <w:tcW w:type="dxa" w:w="1440"/>
-            <w:shd w:fill="F9FBFD"/>
+            <w:tcW w:type="dxa" w:w="1296"/>
             <w:tcMar>
-              <w:top w:w="40" w:type="dxa"/>
-              <w:bottom w:w="40" w:type="dxa"/>
-              <w:left w:w="60" w:type="dxa"/>
-              <w:right w:w="60" w:type="dxa"/>
+              <w:top w:w="35" w:type="dxa"/>
+              <w:bottom w:w="35" w:type="dxa"/>
+              <w:left w:w="45" w:type="dxa"/>
+              <w:right w:w="45" w:type="dxa"/>
             </w:tcMar>
+            <w:shd w:fill="FFFFFF"/>
           </w:tcPr>
           <w:p>
             <w:pPr>
-              <w:spacing w:after="40"/>
+              <w:jc w:val="center"/>
             </w:pPr>
             <w:r>
               <w:rPr>
                 <w:b/>
-                <w:color w:val="006622"/>
-                <w:sz w:val="17"/>
+                <w:color w:val="166534"/>
+                <w:sz w:val="15"/>
               </w:rPr>
               <w:t>ATENDIDO</w:t>
             </w:r>
@@ -1794,34 +1661,24 @@
         <w:tc>
           <w:tcPr>
             <w:tcW w:type="dxa" w:w="4320"/>
-            <w:shd w:fill="F9FBFD"/>
             <w:tcMar>
-              <w:top w:w="40" w:type="dxa"/>
-              <w:bottom w:w="40" w:type="dxa"/>
-              <w:left w:w="60" w:type="dxa"/>
-              <w:right w:w="60" w:type="dxa"/>
+              <w:top w:w="35" w:type="dxa"/>
+              <w:bottom w:w="35" w:type="dxa"/>
+              <w:left w:w="45" w:type="dxa"/>
+              <w:right w:w="45" w:type="dxa"/>
             </w:tcMar>
+            <w:shd w:fill="FFFFFF"/>
           </w:tcPr>
           <w:p>
             <w:pPr>
-              <w:spacing w:after="40"/>
+              <w:jc w:val="left"/>
             </w:pPr>
             <w:r>
               <w:rPr>
-                <w:sz w:val="17"/>
+                <w:sz w:val="15"/>
               </w:rPr>
-              <w:t xml:space="preserve">ART definitiva registrada e quitada no CREA-ES anexada ao processo SEI. </w:t>
+              <w:t>ART definitiva registrada e quitada perante o CREA-ES acostada aos autos sob o Doc. SEI nº 64468889, cobrindo todos os 11 projetos e orçamentos do certame.</w:t>
             </w:r>
-            <w:hyperlink r:id="rId10">
-              <w:r>
-                <w:rPr>
-                  <w:color w:val="004B87"/>
-                  <w:u w:val="single"/>
-                  <w:b/>
-                </w:rPr>
-                <w:t>ART Definitiva SEI 70840225</w:t>
-              </w:r>
-            </w:hyperlink>
           </w:p>
         </w:tc>
       </w:tr>
@@ -1829,22 +1686,22 @@
         <w:tc>
           <w:tcPr>
             <w:tcW w:type="dxa" w:w="1152"/>
-            <w:shd w:fill="FFFFFF"/>
             <w:tcMar>
-              <w:top w:w="40" w:type="dxa"/>
-              <w:bottom w:w="40" w:type="dxa"/>
-              <w:left w:w="60" w:type="dxa"/>
-              <w:right w:w="60" w:type="dxa"/>
+              <w:top w:w="35" w:type="dxa"/>
+              <w:bottom w:w="35" w:type="dxa"/>
+              <w:left w:w="45" w:type="dxa"/>
+              <w:right w:w="45" w:type="dxa"/>
             </w:tcMar>
+            <w:shd w:fill="F8FAFC"/>
           </w:tcPr>
           <w:p>
             <w:pPr>
-              <w:spacing w:after="40"/>
+              <w:jc w:val="center"/>
             </w:pPr>
             <w:r>
               <w:rPr>
                 <w:b/>
-                <w:sz w:val="17"/>
+                <w:sz w:val="15"/>
               </w:rPr>
               <w:t>§ 92</w:t>
             </w:r>
@@ -1852,47 +1709,47 @@
         </w:tc>
         <w:tc>
           <w:tcPr>
-            <w:tcW w:type="dxa" w:w="2592"/>
-            <w:shd w:fill="FFFFFF"/>
+            <w:tcW w:type="dxa" w:w="2880"/>
             <w:tcMar>
-              <w:top w:w="40" w:type="dxa"/>
-              <w:bottom w:w="40" w:type="dxa"/>
-              <w:left w:w="60" w:type="dxa"/>
-              <w:right w:w="60" w:type="dxa"/>
+              <w:top w:w="35" w:type="dxa"/>
+              <w:bottom w:w="35" w:type="dxa"/>
+              <w:left w:w="45" w:type="dxa"/>
+              <w:right w:w="45" w:type="dxa"/>
             </w:tcMar>
+            <w:shd w:fill="F8FAFC"/>
           </w:tcPr>
           <w:p>
             <w:pPr>
-              <w:spacing w:after="40"/>
+              <w:jc w:val="left"/>
             </w:pPr>
             <w:r>
               <w:rPr>
-                <w:sz w:val="17"/>
+                <w:sz w:val="15"/>
               </w:rPr>
-              <w:t>Empreitada por Preço Global</w:t>
+              <w:t>Justificativa da Empreitada por Preço Global</w:t>
             </w:r>
           </w:p>
         </w:tc>
         <w:tc>
           <w:tcPr>
-            <w:tcW w:type="dxa" w:w="1440"/>
-            <w:shd w:fill="FFFFFF"/>
+            <w:tcW w:type="dxa" w:w="1296"/>
             <w:tcMar>
-              <w:top w:w="40" w:type="dxa"/>
-              <w:bottom w:w="40" w:type="dxa"/>
-              <w:left w:w="60" w:type="dxa"/>
-              <w:right w:w="60" w:type="dxa"/>
+              <w:top w:w="35" w:type="dxa"/>
+              <w:bottom w:w="35" w:type="dxa"/>
+              <w:left w:w="45" w:type="dxa"/>
+              <w:right w:w="45" w:type="dxa"/>
             </w:tcMar>
+            <w:shd w:fill="F8FAFC"/>
           </w:tcPr>
           <w:p>
             <w:pPr>
-              <w:spacing w:after="40"/>
+              <w:jc w:val="center"/>
             </w:pPr>
             <w:r>
               <w:rPr>
                 <w:b/>
-                <w:color w:val="006622"/>
-                <w:sz w:val="17"/>
+                <w:color w:val="166534"/>
+                <w:sz w:val="15"/>
               </w:rPr>
               <w:t>ATENDIDO</w:t>
             </w:r>
@@ -1901,32 +1758,23 @@
         <w:tc>
           <w:tcPr>
             <w:tcW w:type="dxa" w:w="4320"/>
-            <w:shd w:fill="FFFFFF"/>
             <w:tcMar>
-              <w:top w:w="40" w:type="dxa"/>
-              <w:bottom w:w="40" w:type="dxa"/>
-              <w:left w:w="60" w:type="dxa"/>
-              <w:right w:w="60" w:type="dxa"/>
+              <w:top w:w="35" w:type="dxa"/>
+              <w:bottom w:w="35" w:type="dxa"/>
+              <w:left w:w="45" w:type="dxa"/>
+              <w:right w:w="45" w:type="dxa"/>
             </w:tcMar>
+            <w:shd w:fill="F8FAFC"/>
           </w:tcPr>
           <w:p>
             <w:pPr>
-              <w:spacing w:after="40"/>
+              <w:jc w:val="left"/>
             </w:pPr>
             <w:r>
               <w:rPr>
-                <w:sz w:val="17"/>
+                <w:sz w:val="15"/>
               </w:rPr>
-              <w:t xml:space="preserve">Justificativa fundamentada na precisão métrica do acervo arquitetônico e planilhas. </w:t>
-            </w:r>
-            <w:r>
-              <w:rPr>
-                <w:b/>
-                <w:color w:val="992211"/>
-                <w:sz w:val="17"/>
-                <w:highlight w:val="yellow"/>
-              </w:rPr>
-              <w:t xml:space="preserve"> [LINK SEI: TJTR Campo 2] </w:t>
+              <w:t>Justificada a escolha do regime global (art. 46 da Lei 14.133/21 e Acórdão TCU nº 1.977/13) pela precisão métrica do acervo arquitetônico no TJTR (SEI nº 64474274) e TR (SEI nº 63787318).</w:t>
             </w:r>
           </w:p>
         </w:tc>
@@ -1935,22 +1783,22 @@
         <w:tc>
           <w:tcPr>
             <w:tcW w:type="dxa" w:w="1152"/>
-            <w:shd w:fill="F9FBFD"/>
             <w:tcMar>
-              <w:top w:w="40" w:type="dxa"/>
-              <w:bottom w:w="40" w:type="dxa"/>
-              <w:left w:w="60" w:type="dxa"/>
-              <w:right w:w="60" w:type="dxa"/>
+              <w:top w:w="35" w:type="dxa"/>
+              <w:bottom w:w="35" w:type="dxa"/>
+              <w:left w:w="45" w:type="dxa"/>
+              <w:right w:w="45" w:type="dxa"/>
             </w:tcMar>
+            <w:shd w:fill="FFFFFF"/>
           </w:tcPr>
           <w:p>
             <w:pPr>
-              <w:spacing w:after="40"/>
+              <w:jc w:val="center"/>
             </w:pPr>
             <w:r>
               <w:rPr>
                 <w:b/>
-                <w:sz w:val="17"/>
+                <w:sz w:val="15"/>
               </w:rPr>
               <w:t>§ 97-98</w:t>
             </w:r>
@@ -1958,22 +1806,22 @@
         </w:tc>
         <w:tc>
           <w:tcPr>
-            <w:tcW w:type="dxa" w:w="2592"/>
-            <w:shd w:fill="F9FBFD"/>
+            <w:tcW w:type="dxa" w:w="2880"/>
             <w:tcMar>
-              <w:top w:w="40" w:type="dxa"/>
-              <w:bottom w:w="40" w:type="dxa"/>
-              <w:left w:w="60" w:type="dxa"/>
-              <w:right w:w="60" w:type="dxa"/>
+              <w:top w:w="35" w:type="dxa"/>
+              <w:bottom w:w="35" w:type="dxa"/>
+              <w:left w:w="45" w:type="dxa"/>
+              <w:right w:w="45" w:type="dxa"/>
             </w:tcMar>
+            <w:shd w:fill="FFFFFF"/>
           </w:tcPr>
           <w:p>
             <w:pPr>
-              <w:spacing w:after="40"/>
+              <w:jc w:val="left"/>
             </w:pPr>
             <w:r>
               <w:rPr>
-                <w:sz w:val="17"/>
+                <w:sz w:val="15"/>
               </w:rPr>
               <w:t>Matriz de Riscos (Acórdão 1.977/13 TCU)</w:t>
             </w:r>
@@ -1981,24 +1829,24 @@
         </w:tc>
         <w:tc>
           <w:tcPr>
-            <w:tcW w:type="dxa" w:w="1440"/>
-            <w:shd w:fill="F9FBFD"/>
+            <w:tcW w:type="dxa" w:w="1296"/>
             <w:tcMar>
-              <w:top w:w="40" w:type="dxa"/>
-              <w:bottom w:w="40" w:type="dxa"/>
-              <w:left w:w="60" w:type="dxa"/>
-              <w:right w:w="60" w:type="dxa"/>
+              <w:top w:w="35" w:type="dxa"/>
+              <w:bottom w:w="35" w:type="dxa"/>
+              <w:left w:w="45" w:type="dxa"/>
+              <w:right w:w="45" w:type="dxa"/>
             </w:tcMar>
+            <w:shd w:fill="FFFFFF"/>
           </w:tcPr>
           <w:p>
             <w:pPr>
-              <w:spacing w:after="40"/>
+              <w:jc w:val="center"/>
             </w:pPr>
             <w:r>
               <w:rPr>
                 <w:b/>
-                <w:color w:val="006622"/>
-                <w:sz w:val="17"/>
+                <w:color w:val="166534"/>
+                <w:sz w:val="15"/>
               </w:rPr>
               <w:t>ATENDIDO</w:t>
             </w:r>
@@ -2007,32 +1855,23 @@
         <w:tc>
           <w:tcPr>
             <w:tcW w:type="dxa" w:w="4320"/>
-            <w:shd w:fill="F9FBFD"/>
             <w:tcMar>
-              <w:top w:w="40" w:type="dxa"/>
-              <w:bottom w:w="40" w:type="dxa"/>
-              <w:left w:w="60" w:type="dxa"/>
-              <w:right w:w="60" w:type="dxa"/>
+              <w:top w:w="35" w:type="dxa"/>
+              <w:bottom w:w="35" w:type="dxa"/>
+              <w:left w:w="45" w:type="dxa"/>
+              <w:right w:w="45" w:type="dxa"/>
             </w:tcMar>
+            <w:shd w:fill="FFFFFF"/>
           </w:tcPr>
           <w:p>
             <w:pPr>
-              <w:spacing w:after="40"/>
+              <w:jc w:val="left"/>
             </w:pPr>
             <w:r>
               <w:rPr>
-                <w:sz w:val="17"/>
+                <w:sz w:val="15"/>
               </w:rPr>
-              <w:t xml:space="preserve">Matriz de riscos com limite de tolerância de 10% (Dec. 7.983/13) formalizada. </w:t>
-            </w:r>
-            <w:r>
-              <w:rPr>
-                <w:b/>
-                <w:color w:val="992211"/>
-                <w:sz w:val="17"/>
-                <w:highlight w:val="yellow"/>
-              </w:rPr>
-              <w:t xml:space="preserve"> [LINK SEI: Matriz de Riscos] </w:t>
+              <w:t>Matriz de riscos com limites de tolerância de 10% (Dec. 7.983/13 e Acórdão TCU 1.977/13) formalizada sob o Doc. SEI nº 63787257 e recepcionada no TJTR (SEI nº 64474274).</w:t>
             </w:r>
           </w:p>
         </w:tc>
@@ -2041,22 +1880,22 @@
         <w:tc>
           <w:tcPr>
             <w:tcW w:type="dxa" w:w="1152"/>
-            <w:shd w:fill="FFFFFF"/>
             <w:tcMar>
-              <w:top w:w="40" w:type="dxa"/>
-              <w:bottom w:w="40" w:type="dxa"/>
-              <w:left w:w="60" w:type="dxa"/>
-              <w:right w:w="60" w:type="dxa"/>
+              <w:top w:w="35" w:type="dxa"/>
+              <w:bottom w:w="35" w:type="dxa"/>
+              <w:left w:w="45" w:type="dxa"/>
+              <w:right w:w="45" w:type="dxa"/>
             </w:tcMar>
+            <w:shd w:fill="F8FAFC"/>
           </w:tcPr>
           <w:p>
             <w:pPr>
-              <w:spacing w:after="40"/>
+              <w:jc w:val="center"/>
             </w:pPr>
             <w:r>
               <w:rPr>
                 <w:b/>
-                <w:sz w:val="17"/>
+                <w:sz w:val="15"/>
               </w:rPr>
               <w:t>§ 103</w:t>
             </w:r>
@@ -2064,22 +1903,22 @@
         </w:tc>
         <w:tc>
           <w:tcPr>
-            <w:tcW w:type="dxa" w:w="2592"/>
-            <w:shd w:fill="FFFFFF"/>
+            <w:tcW w:type="dxa" w:w="2880"/>
             <w:tcMar>
-              <w:top w:w="40" w:type="dxa"/>
-              <w:bottom w:w="40" w:type="dxa"/>
-              <w:left w:w="60" w:type="dxa"/>
-              <w:right w:w="60" w:type="dxa"/>
+              <w:top w:w="35" w:type="dxa"/>
+              <w:bottom w:w="35" w:type="dxa"/>
+              <w:left w:w="45" w:type="dxa"/>
+              <w:right w:w="45" w:type="dxa"/>
             </w:tcMar>
+            <w:shd w:fill="F8FAFC"/>
           </w:tcPr>
           <w:p>
             <w:pPr>
-              <w:spacing w:after="40"/>
+              <w:jc w:val="left"/>
             </w:pPr>
             <w:r>
               <w:rPr>
-                <w:sz w:val="17"/>
+                <w:sz w:val="15"/>
               </w:rPr>
               <w:t>Sistema de Registro de Preços (SRP)</w:t>
             </w:r>
@@ -2087,24 +1926,24 @@
         </w:tc>
         <w:tc>
           <w:tcPr>
-            <w:tcW w:type="dxa" w:w="1440"/>
-            <w:shd w:fill="FFFFFF"/>
+            <w:tcW w:type="dxa" w:w="1296"/>
             <w:tcMar>
-              <w:top w:w="40" w:type="dxa"/>
-              <w:bottom w:w="40" w:type="dxa"/>
-              <w:left w:w="60" w:type="dxa"/>
-              <w:right w:w="60" w:type="dxa"/>
+              <w:top w:w="35" w:type="dxa"/>
+              <w:bottom w:w="35" w:type="dxa"/>
+              <w:left w:w="45" w:type="dxa"/>
+              <w:right w:w="45" w:type="dxa"/>
             </w:tcMar>
+            <w:shd w:fill="F8FAFC"/>
           </w:tcPr>
           <w:p>
             <w:pPr>
-              <w:spacing w:after="40"/>
+              <w:jc w:val="center"/>
             </w:pPr>
             <w:r>
               <w:rPr>
                 <w:b/>
-                <w:color w:val="006622"/>
-                <w:sz w:val="17"/>
+                <w:color w:val="166534"/>
+                <w:sz w:val="15"/>
               </w:rPr>
               <w:t>ATENDIDO</w:t>
             </w:r>
@@ -2113,32 +1952,23 @@
         <w:tc>
           <w:tcPr>
             <w:tcW w:type="dxa" w:w="4320"/>
-            <w:shd w:fill="FFFFFF"/>
             <w:tcMar>
-              <w:top w:w="40" w:type="dxa"/>
-              <w:bottom w:w="40" w:type="dxa"/>
-              <w:left w:w="60" w:type="dxa"/>
-              <w:right w:w="60" w:type="dxa"/>
+              <w:top w:w="35" w:type="dxa"/>
+              <w:bottom w:w="35" w:type="dxa"/>
+              <w:left w:w="45" w:type="dxa"/>
+              <w:right w:w="45" w:type="dxa"/>
             </w:tcMar>
+            <w:shd w:fill="F8FAFC"/>
           </w:tcPr>
           <w:p>
             <w:pPr>
-              <w:spacing w:after="40"/>
+              <w:jc w:val="left"/>
             </w:pPr>
             <w:r>
               <w:rPr>
-                <w:sz w:val="17"/>
+                <w:sz w:val="15"/>
               </w:rPr>
-              <w:t xml:space="preserve">Justificada a conveniência para atendimento preventivo e corretivo sob demanda. </w:t>
-            </w:r>
-            <w:r>
-              <w:rPr>
-                <w:b/>
-                <w:color w:val="992211"/>
-                <w:sz w:val="17"/>
-                <w:highlight w:val="yellow"/>
-              </w:rPr>
-              <w:t xml:space="preserve"> [LINK SEI: Justificativa SRP no TR] </w:t>
+              <w:t>Justificada a conveniência do SRP para atendimento sob demanda no documento de justificativa SRP (SEI nº 63786173), Minuta Ata SRP (SEI nº 63802412) e TJTR (SEI nº 64474274).</w:t>
             </w:r>
           </w:p>
         </w:tc>
@@ -2147,22 +1977,22 @@
         <w:tc>
           <w:tcPr>
             <w:tcW w:type="dxa" w:w="1152"/>
-            <w:shd w:fill="F9FBFD"/>
             <w:tcMar>
-              <w:top w:w="40" w:type="dxa"/>
-              <w:bottom w:w="40" w:type="dxa"/>
-              <w:left w:w="60" w:type="dxa"/>
-              <w:right w:w="60" w:type="dxa"/>
+              <w:top w:w="35" w:type="dxa"/>
+              <w:bottom w:w="35" w:type="dxa"/>
+              <w:left w:w="45" w:type="dxa"/>
+              <w:right w:w="45" w:type="dxa"/>
             </w:tcMar>
+            <w:shd w:fill="FFFFFF"/>
           </w:tcPr>
           <w:p>
             <w:pPr>
-              <w:spacing w:after="40"/>
+              <w:jc w:val="center"/>
             </w:pPr>
             <w:r>
               <w:rPr>
                 <w:b/>
-                <w:sz w:val="17"/>
+                <w:sz w:val="15"/>
               </w:rPr>
               <w:t>§ 110</w:t>
             </w:r>
@@ -2170,22 +2000,22 @@
         </w:tc>
         <w:tc>
           <w:tcPr>
-            <w:tcW w:type="dxa" w:w="2592"/>
-            <w:shd w:fill="F9FBFD"/>
+            <w:tcW w:type="dxa" w:w="2880"/>
             <w:tcMar>
-              <w:top w:w="40" w:type="dxa"/>
-              <w:bottom w:w="40" w:type="dxa"/>
-              <w:left w:w="60" w:type="dxa"/>
-              <w:right w:w="60" w:type="dxa"/>
+              <w:top w:w="35" w:type="dxa"/>
+              <w:bottom w:w="35" w:type="dxa"/>
+              <w:left w:w="45" w:type="dxa"/>
+              <w:right w:w="45" w:type="dxa"/>
             </w:tcMar>
+            <w:shd w:fill="FFFFFF"/>
           </w:tcPr>
           <w:p>
             <w:pPr>
-              <w:spacing w:after="40"/>
+              <w:jc w:val="left"/>
             </w:pPr>
             <w:r>
               <w:rPr>
-                <w:sz w:val="17"/>
+                <w:sz w:val="15"/>
               </w:rPr>
               <w:t>Harmonização da Vistoria Técnica</w:t>
             </w:r>
@@ -2193,24 +2023,24 @@
         </w:tc>
         <w:tc>
           <w:tcPr>
-            <w:tcW w:type="dxa" w:w="1440"/>
-            <w:shd w:fill="F9FBFD"/>
+            <w:tcW w:type="dxa" w:w="1296"/>
             <w:tcMar>
-              <w:top w:w="40" w:type="dxa"/>
-              <w:bottom w:w="40" w:type="dxa"/>
-              <w:left w:w="60" w:type="dxa"/>
-              <w:right w:w="60" w:type="dxa"/>
+              <w:top w:w="35" w:type="dxa"/>
+              <w:bottom w:w="35" w:type="dxa"/>
+              <w:left w:w="45" w:type="dxa"/>
+              <w:right w:w="45" w:type="dxa"/>
             </w:tcMar>
+            <w:shd w:fill="FFFFFF"/>
           </w:tcPr>
           <w:p>
             <w:pPr>
-              <w:spacing w:after="40"/>
+              <w:jc w:val="center"/>
             </w:pPr>
             <w:r>
               <w:rPr>
                 <w:b/>
-                <w:color w:val="006622"/>
-                <w:sz w:val="17"/>
+                <w:color w:val="166534"/>
+                <w:sz w:val="15"/>
               </w:rPr>
               <w:t>ATENDIDO</w:t>
             </w:r>
@@ -2219,23 +2049,472 @@
         <w:tc>
           <w:tcPr>
             <w:tcW w:type="dxa" w:w="4320"/>
-            <w:shd w:fill="F9FBFD"/>
+            <w:tcMar>
+              <w:top w:w="35" w:type="dxa"/>
+              <w:bottom w:w="35" w:type="dxa"/>
+              <w:left w:w="45" w:type="dxa"/>
+              <w:right w:w="45" w:type="dxa"/>
+            </w:tcMar>
+            <w:shd w:fill="FFFFFF"/>
+          </w:tcPr>
+          <w:p>
+            <w:pPr>
+              <w:jc w:val="left"/>
+            </w:pPr>
+            <w:r>
+              <w:rPr>
+                <w:sz w:val="15"/>
+              </w:rPr>
+              <w:t>Vistoria facultativa com exigência alternativa de Declaração de Pleno Conhecimento harmonizada no Edital (SEI nº 63787481) e Termo de Referência (SEI nº 63787318).</w:t>
+            </w:r>
+          </w:p>
+        </w:tc>
+      </w:tr>
+    </w:tbl>
+    <w:p>
+      <w:pPr>
+        <w:spacing w:line="276" w:lineRule="auto" w:after="160"/>
+        <w:jc w:val="both"/>
+      </w:pPr>
+      <w:r>
+        <w:rPr>
+          <w:b w:val="0"/>
+          <w:i w:val="0"/>
+          <w:sz w:val="20"/>
+        </w:rPr>
+        <w:t>4. Quanto ao parágrafo 120 (Previsão Orçamentária e LRF), informa-se que o atesto de dotação orçamentária e conformidade fiscal (arts. 16 e 17 da LRF) está a cargo do Setor Administrativo/Financeiro (SEAL / Paulinho), encontrando-se em fase de certificação para oportuna juntada aos autos.</w:t>
+      </w:r>
+    </w:p>
+    <w:p>
+      <w:pPr>
+        <w:spacing w:before="220" w:after="100"/>
+      </w:pPr>
+      <w:r>
+        <w:rPr>
+          <w:b/>
+          <w:color w:val="003366"/>
+          <w:sz w:val="22"/>
+        </w:rPr>
+        <w:t>II. MANIFESTAÇÃO E SANEAMENTO PORMENORIZADO DAS RECOMENDAÇÕES</w:t>
+      </w:r>
+    </w:p>
+    <w:p>
+      <w:pPr>
+        <w:spacing w:line="276" w:lineRule="auto" w:after="100"/>
+        <w:jc w:val="both"/>
+      </w:pPr>
+      <w:r>
+        <w:rPr>
+          <w:b w:val="0"/>
+          <w:i w:val="0"/>
+          <w:sz w:val="20"/>
+        </w:rPr>
+        <w:t>1. Quanto ao Instrumento de Padronização - IPPC Engenharia (§ 24): Atesta-se que a presente instrução processual observou integralmente as diretrizes do IPPC Engenharia da CGU/AGU, formalizado no Despacho de Justificativa Itens § 24 e § 58 (Doc. SEI nº 64558648), no Termo de Justificativas Técnicas Relevantes - TJTR saneado (Doc. SEI nº 64474274) e nas Listas de Verificação AGU (Docs. SEI nº 61487393 e 63811592).</w:t>
+      </w:r>
+    </w:p>
+    <w:p>
+      <w:pPr>
+        <w:spacing w:line="276" w:lineRule="auto" w:after="100"/>
+        <w:jc w:val="both"/>
+      </w:pPr>
+      <w:r>
+        <w:rPr>
+          <w:b w:val="0"/>
+          <w:i w:val="0"/>
+          <w:sz w:val="20"/>
+        </w:rPr>
+        <w:t>2. Quanto ao Projeto Básico, Acervo Técnico e Suficiência do Termo de Referência (§ 39): Este responsável técnico atesta formalmente que a Administração possui acervo arquitetônico completo e consolidado, o qual serviu de base absoluta para o levantamento métrico rigoroso dos 11 itens licitados, devidamente reunido no Caderno de Projetos Básicos dos Itens 01 a 11 (Doc. SEI nº 64530669), compreendendo: (a) Projeto Arquitetônico Sede e Anexo; (b) Projeto Calçada Cidadã; (c) Projeto Estacionamento Princesa Isabel; (d) Projeto Anexo Vila Rubim; (e) Projeto Marquise em CAD DWG; e (f) Projeto Básico Elevadores. Com base no art. 46, § 3º da Lei nº 14.133/2021, as especificações foram consolidadas no Termo de Referência (Doc. SEI nº 63787318).</w:t>
+      </w:r>
+    </w:p>
+    <w:p>
+      <w:pPr>
+        <w:spacing w:line="276" w:lineRule="auto" w:after="100"/>
+        <w:jc w:val="both"/>
+      </w:pPr>
+      <w:r>
+        <w:rPr>
+          <w:b w:val="0"/>
+          <w:i w:val="0"/>
+          <w:sz w:val="20"/>
+        </w:rPr>
+        <w:t>3. Quanto à Elaboração de Detalhamentos Executivos pela Contratada (§ 44 e § 45): Com amparo no art. 46, § 1º, e art. 6º, inciso XXVI da Lei nº 14.133/2021, caberá à Contratada elaborar peças executivas de canteiro, ancoragens NR-35 e balancins. DECLARA-SE FORMALMENTE que tais custos encontram-se incluídos no BDI (Administração Central) e Administração Local, sem custos extras, conforme Despacho à Equipe de Licitações (Doc. SEI nº 62223146) e TR (Doc. SEI nº 63787318).</w:t>
+      </w:r>
+    </w:p>
+    <w:p>
+      <w:pPr>
+        <w:spacing w:line="276" w:lineRule="auto" w:after="100"/>
+        <w:jc w:val="both"/>
+      </w:pPr>
+      <w:r>
+        <w:rPr>
+          <w:b w:val="0"/>
+          <w:i w:val="0"/>
+          <w:sz w:val="20"/>
+        </w:rPr>
+        <w:t>4. Quanto às Planilhas Orçamentárias Analíticas (§ 57): Em cumprimento à Súmula TCU nº 258/2010, emitiu-se da plataforma Orçafascio o Caderno Geral de Orçamentos Analíticos dos Itens 01 a 11 (Doc. SEI nº 64507136), discriminando todos os custos unitários, insumos, mão de obra e encargos, sem o uso de verbas genéricas.</w:t>
+      </w:r>
+    </w:p>
+    <w:p>
+      <w:pPr>
+        <w:spacing w:line="276" w:lineRule="auto" w:after="100"/>
+        <w:jc w:val="both"/>
+      </w:pPr>
+      <w:r>
+        <w:rPr>
+          <w:b w:val="0"/>
+          <w:i w:val="0"/>
+          <w:sz w:val="20"/>
+        </w:rPr>
+        <w:t>5. Quanto à Hierarquia de Preços e Suficiência do SINAPI (§ 58): A orçamentação seguiu estritamente o art. 23, § 2º da Lei nº 14.133/2021: 76,34% do valor provém de tabelas públicas oficiais (SINAPI Vitória R$ 652.502,74 e IOPES/ES R$ 115.228,84). Apenas 23,66% (R$ 237.995,34) decorrem de cotações mercadológicas sob a IN SEGES/ME nº 65/2021, restritas a tecnologias atípicas não catalogadas pela CEF (Item 02 - Robótica HVAC, Item 06 - Películas Térmicas Nanocerâmicas e Item 10 - Gerador e Subestação), tudo devidamente comprovado no Despacho de Justificativa Técnica (Doc. SEI nº 64558648) e Mapas de Preços Orçafascio (Docs. SEI nº 62078605 e 62792889).</w:t>
+      </w:r>
+    </w:p>
+    <w:p>
+      <w:pPr>
+        <w:spacing w:line="276" w:lineRule="auto" w:after="100"/>
+        <w:jc w:val="both"/>
+      </w:pPr>
+      <w:r>
+        <w:rPr>
+          <w:b w:val="0"/>
+          <w:i w:val="0"/>
+          <w:sz w:val="20"/>
+        </w:rPr>
+        <w:t>6. Quanto aos Critérios de Aceitabilidade de Preços Unitários e Globais (§ 63): Ratifica-se que os preços referenciais representam os limites máximos aceitáveis para julgamento das propostas (Súmulas TCU nº 258 e 259), conforme estabelecido no item 9.4 do Termo de Referência (Doc. SEI nº 63787318).</w:t>
+      </w:r>
+    </w:p>
+    <w:p>
+      <w:pPr>
+        <w:spacing w:line="276" w:lineRule="auto" w:after="100"/>
+        <w:jc w:val="both"/>
+      </w:pPr>
+      <w:r>
+        <w:rPr>
+          <w:b w:val="0"/>
+          <w:i w:val="0"/>
+          <w:sz w:val="20"/>
+        </w:rPr>
+        <w:t>7. Quanto à Inaplicabilidade de BDI Diferenciado para Fornecimento (§ 65 a § 67 / Súmula TCU 253): Não há aquisição autônoma de bens de capital. Todos os materiais (tintas, mastiques, argamassas poliméricas, películas e peças sobressalentes) constituem insumos intrínsecos e indivisíveis dos serviços de conservação predial. O BDI pleno de 25,00% (Acórdão TCU nº 2.622/2013-Plenário) incide legitimamente sobre o valor global, conforme justificado no Documento de BDI (Doc. SEI nº 63355968) e TJTR (Doc. SEI nº 64474274).</w:t>
+      </w:r>
+    </w:p>
+    <w:p>
+      <w:pPr>
+        <w:spacing w:line="276" w:lineRule="auto" w:after="100"/>
+        <w:jc w:val="both"/>
+      </w:pPr>
+      <w:r>
+        <w:rPr>
+          <w:b w:val="0"/>
+          <w:i w:val="0"/>
+          <w:sz w:val="20"/>
+        </w:rPr>
+        <w:t>8. Quanto à Vantajosidade do Regime Desonerado (§ 68 a § 72): Por se tratar de serviços com mão de obra intensiva, a redução dos encargos no SINAPI Desonerado supera amplamente a alíquota compensatória de 4,5% da CPRB no BDI, garantindo um preço global mais econômico para o erário (Leis nº 12.546/2011 e 14.973/2024), conforme memória anexada sob o Doc. SEI nº 63355968.</w:t>
+      </w:r>
+    </w:p>
+    <w:p>
+      <w:pPr>
+        <w:spacing w:line="276" w:lineRule="auto" w:after="100"/>
+        <w:jc w:val="both"/>
+      </w:pPr>
+      <w:r>
+        <w:rPr>
+          <w:b w:val="0"/>
+          <w:i w:val="0"/>
+          <w:sz w:val="20"/>
+        </w:rPr>
+        <w:t>9. Quanto à Apresentação da Curva ABC (§ 73): A representatividade percentual e as classes da Curva ABC encontram-se discriminadas na planilha analítica do Orçafascio (Doc. SEI nº 64507136), destacando a concentração de 74,46% nos itens de Classe A, detalhados pormenorizadamente na Seção III deste expediente.</w:t>
+      </w:r>
+    </w:p>
+    <w:p>
+      <w:pPr>
+        <w:spacing w:line="276" w:lineRule="auto" w:after="100"/>
+        <w:jc w:val="both"/>
+      </w:pPr>
+      <w:r>
+        <w:rPr>
+          <w:b w:val="0"/>
+          <w:i w:val="0"/>
+          <w:sz w:val="20"/>
+        </w:rPr>
+        <w:t>10. Quanto à Regularização da ART Definitiva (§ 79): A Anotação de Responsabilidade Técnica definitiva foi registrada e quitada junto ao CREA-ES sob o Doc. SEI nº 64468889, contemplando a responsabilidade técnica integral por projetos, especificações e orçamentos dos 11 itens.</w:t>
+      </w:r>
+    </w:p>
+    <w:p>
+      <w:pPr>
+        <w:spacing w:line="276" w:lineRule="auto" w:after="100"/>
+        <w:jc w:val="both"/>
+      </w:pPr>
+      <w:r>
+        <w:rPr>
+          <w:b w:val="0"/>
+          <w:i w:val="0"/>
+          <w:sz w:val="20"/>
+        </w:rPr>
+        <w:t>11. Quanto à Empreitada por Preço Global e Matriz de Riscos (§ 92, § 97 e § 98): A escolha pelo regime global fundamenta-se na precisão métrica do acervo arquitetônico (art. 46 da Lei 14.133/21). Formalizou-se nos autos a Matriz de Riscos do Contrato (Doc. SEI nº 63787257 e TJTR Doc. SEI nº 64474274), disciplinando variações ordinárias e o teto regulamentar de tolerância de erros de 10% (art. 13 do Dec. 7.983/13).</w:t>
+      </w:r>
+    </w:p>
+    <w:p>
+      <w:pPr>
+        <w:spacing w:line="276" w:lineRule="auto" w:after="100"/>
+        <w:jc w:val="both"/>
+      </w:pPr>
+      <w:r>
+        <w:rPr>
+          <w:b w:val="0"/>
+          <w:i w:val="0"/>
+          <w:sz w:val="20"/>
+        </w:rPr>
+        <w:t>12. Quanto à Harmonização da Vistoria Técnica (§ 110): Fica harmonizado no Edital (Doc. SEI nº 63787481) e TR (Doc. SEI nº 63787318) que a vistoria prévia é facultativa (art. 63, § 2º da Lei 14.133/21), devendo a licitante apresentar Declaração de Pleno Conhecimento.</w:t>
+      </w:r>
+    </w:p>
+    <w:p>
+      <w:pPr>
+        <w:spacing w:before="220" w:after="100"/>
+      </w:pPr>
+      <w:r>
+        <w:rPr>
+          <w:b/>
+          <w:color w:val="003366"/>
+          <w:sz w:val="22"/>
+        </w:rPr>
+        <w:t>III. MATRIZ PADRONIZADA DOS 11 ITENS LICITADOS E ANÁLISE DA CURVA ABC</w:t>
+      </w:r>
+    </w:p>
+    <w:p>
+      <w:pPr>
+        <w:spacing w:line="276" w:lineRule="auto" w:after="100"/>
+        <w:jc w:val="both"/>
+      </w:pPr>
+      <w:r>
+        <w:rPr>
+          <w:b w:val="0"/>
+          <w:i w:val="0"/>
+          <w:sz w:val="20"/>
+        </w:rPr>
+        <w:t>13. Em atendimento expresso às diretrizes do IPPC Engenharia e ao parágrafo 73 do Parecer AGU, apresenta-se a matriz completa dos 11 itens da contratação, detalhando a base referencial adotada, o valor estimado com BDI de 25,00%, a participação percentual individual no orçamento global (R$ 1.005.726,92), o percentual acumulado, a respectiva Classe na Curva ABC e a precisa localização de cada Especificação Técnica e Orçamento Sintético no SEI:</w:t>
+      </w:r>
+    </w:p>
+    <w:tbl>
+      <w:tblPr>
+        <w:tblW w:type="auto" w:w="0"/>
+        <w:jc w:val="center"/>
+        <w:tblLook w:firstColumn="1" w:firstRow="1" w:lastColumn="0" w:lastRow="0" w:noHBand="0" w:noVBand="1" w:val="04A0"/>
+        <w:tblBorders>
+          <w:top w:val="single" w:sz="4" w:space="0" w:color="CBD5E0"/>
+          <w:bottom w:val="single" w:sz="6" w:space="0" w:color="CBD5E0"/>
+          <w:left w:val="none"/>
+          <w:right w:val="none"/>
+          <w:insideH w:val="single" w:sz="4" w:space="0" w:color="CBD5E0"/>
+          <w:insideV w:val="none"/>
+        </w:tblBorders>
+      </w:tblPr>
+      <w:tblGrid>
+        <w:gridCol w:w="1206"/>
+        <w:gridCol w:w="1206"/>
+        <w:gridCol w:w="1206"/>
+        <w:gridCol w:w="1206"/>
+        <w:gridCol w:w="1206"/>
+        <w:gridCol w:w="1206"/>
+        <w:gridCol w:w="1206"/>
+        <w:gridCol w:w="1206"/>
+      </w:tblGrid>
+      <w:tr>
+        <w:tc>
+          <w:tcPr>
+            <w:tcW w:type="dxa" w:w="576"/>
             <w:tcMar>
               <w:top w:w="40" w:type="dxa"/>
               <w:bottom w:w="40" w:type="dxa"/>
-              <w:left w:w="60" w:type="dxa"/>
-              <w:right w:w="60" w:type="dxa"/>
+              <w:left w:w="50" w:type="dxa"/>
+              <w:right w:w="50" w:type="dxa"/>
             </w:tcMar>
+            <w:shd w:fill="003366"/>
           </w:tcPr>
           <w:p>
             <w:pPr>
-              <w:spacing w:after="40"/>
+              <w:jc w:val="center"/>
             </w:pPr>
             <w:r>
               <w:rPr>
-                <w:sz w:val="17"/>
+                <w:b/>
+                <w:color w:val="FFFFFF"/>
+                <w:sz w:val="14"/>
               </w:rPr>
-              <w:t xml:space="preserve">Vistoria facultativa com exigência de Declaração de Pleno Conhecimento. </w:t>
+              <w:t>Item</w:t>
+            </w:r>
+          </w:p>
+        </w:tc>
+        <w:tc>
+          <w:tcPr>
+            <w:tcW w:type="dxa" w:w="2592"/>
+            <w:tcMar>
+              <w:top w:w="40" w:type="dxa"/>
+              <w:bottom w:w="40" w:type="dxa"/>
+              <w:left w:w="50" w:type="dxa"/>
+              <w:right w:w="50" w:type="dxa"/>
+            </w:tcMar>
+            <w:shd w:fill="003366"/>
+          </w:tcPr>
+          <w:p>
+            <w:pPr>
+              <w:jc w:val="center"/>
+            </w:pPr>
+            <w:r>
+              <w:rPr>
+                <w:b/>
+                <w:color w:val="FFFFFF"/>
+                <w:sz w:val="14"/>
+              </w:rPr>
+              <w:t>Objeto Especializado</w:t>
+            </w:r>
+          </w:p>
+        </w:tc>
+        <w:tc>
+          <w:tcPr>
+            <w:tcW w:type="dxa" w:w="1296"/>
+            <w:tcMar>
+              <w:top w:w="40" w:type="dxa"/>
+              <w:bottom w:w="40" w:type="dxa"/>
+              <w:left w:w="50" w:type="dxa"/>
+              <w:right w:w="50" w:type="dxa"/>
+            </w:tcMar>
+            <w:shd w:fill="003366"/>
+          </w:tcPr>
+          <w:p>
+            <w:pPr>
+              <w:jc w:val="center"/>
+            </w:pPr>
+            <w:r>
+              <w:rPr>
+                <w:b/>
+                <w:color w:val="FFFFFF"/>
+                <w:sz w:val="14"/>
+              </w:rPr>
+              <w:t>Base Legal</w:t>
+            </w:r>
+          </w:p>
+        </w:tc>
+        <w:tc>
+          <w:tcPr>
+            <w:tcW w:type="dxa" w:w="1296"/>
+            <w:tcMar>
+              <w:top w:w="40" w:type="dxa"/>
+              <w:bottom w:w="40" w:type="dxa"/>
+              <w:left w:w="50" w:type="dxa"/>
+              <w:right w:w="50" w:type="dxa"/>
+            </w:tcMar>
+            <w:shd w:fill="003366"/>
+          </w:tcPr>
+          <w:p>
+            <w:pPr>
+              <w:jc w:val="center"/>
+            </w:pPr>
+            <w:r>
+              <w:rPr>
+                <w:b/>
+                <w:color w:val="FFFFFF"/>
+                <w:sz w:val="14"/>
+              </w:rPr>
+              <w:t>Valor (R$)</w:t>
+            </w:r>
+          </w:p>
+        </w:tc>
+        <w:tc>
+          <w:tcPr>
+            <w:tcW w:type="dxa" w:w="864"/>
+            <w:tcMar>
+              <w:top w:w="40" w:type="dxa"/>
+              <w:bottom w:w="40" w:type="dxa"/>
+              <w:left w:w="50" w:type="dxa"/>
+              <w:right w:w="50" w:type="dxa"/>
+            </w:tcMar>
+            <w:shd w:fill="003366"/>
+          </w:tcPr>
+          <w:p>
+            <w:pPr>
+              <w:jc w:val="center"/>
+            </w:pPr>
+            <w:r>
+              <w:rPr>
+                <w:b/>
+                <w:color w:val="FFFFFF"/>
+                <w:sz w:val="14"/>
+              </w:rPr>
+              <w:t>% Part.</w:t>
+            </w:r>
+          </w:p>
+        </w:tc>
+        <w:tc>
+          <w:tcPr>
+            <w:tcW w:type="dxa" w:w="864"/>
+            <w:tcMar>
+              <w:top w:w="40" w:type="dxa"/>
+              <w:bottom w:w="40" w:type="dxa"/>
+              <w:left w:w="50" w:type="dxa"/>
+              <w:right w:w="50" w:type="dxa"/>
+            </w:tcMar>
+            <w:shd w:fill="003366"/>
+          </w:tcPr>
+          <w:p>
+            <w:pPr>
+              <w:jc w:val="center"/>
+            </w:pPr>
+            <w:r>
+              <w:rPr>
+                <w:b/>
+                <w:color w:val="FFFFFF"/>
+                <w:sz w:val="14"/>
+              </w:rPr>
+              <w:t>% Acum.</w:t>
+            </w:r>
+          </w:p>
+        </w:tc>
+        <w:tc>
+          <w:tcPr>
+            <w:tcW w:type="dxa" w:w="864"/>
+            <w:tcMar>
+              <w:top w:w="40" w:type="dxa"/>
+              <w:bottom w:w="40" w:type="dxa"/>
+              <w:left w:w="50" w:type="dxa"/>
+              <w:right w:w="50" w:type="dxa"/>
+            </w:tcMar>
+            <w:shd w:fill="003366"/>
+          </w:tcPr>
+          <w:p>
+            <w:pPr>
+              <w:jc w:val="center"/>
+            </w:pPr>
+            <w:r>
+              <w:rPr>
+                <w:b/>
+                <w:color w:val="FFFFFF"/>
+                <w:sz w:val="14"/>
+              </w:rPr>
+              <w:t>Classe</w:t>
+            </w:r>
+          </w:p>
+        </w:tc>
+        <w:tc>
+          <w:tcPr>
+            <w:tcW w:type="dxa" w:w="2160"/>
+            <w:tcMar>
+              <w:top w:w="40" w:type="dxa"/>
+              <w:bottom w:w="40" w:type="dxa"/>
+              <w:left w:w="50" w:type="dxa"/>
+              <w:right w:w="50" w:type="dxa"/>
+            </w:tcMar>
+            <w:shd w:fill="003366"/>
+          </w:tcPr>
+          <w:p>
+            <w:pPr>
+              <w:jc w:val="center"/>
+            </w:pPr>
+            <w:r>
+              <w:rPr>
+                <w:b/>
+                <w:color w:val="FFFFFF"/>
+                <w:sz w:val="14"/>
+              </w:rPr>
+              <w:t>Documentos no SEI (ET / Orçamento)</w:t>
             </w:r>
           </w:p>
         </w:tc>
@@ -2243,924 +2522,187 @@
       <w:tr>
         <w:tc>
           <w:tcPr>
-            <w:tcW w:type="dxa" w:w="1152"/>
+            <w:tcW w:type="dxa" w:w="576"/>
+            <w:tcMar>
+              <w:top w:w="30" w:type="dxa"/>
+              <w:bottom w:w="30" w:type="dxa"/>
+              <w:left w:w="40" w:type="dxa"/>
+              <w:right w:w="40" w:type="dxa"/>
+            </w:tcMar>
             <w:shd w:fill="FFFFFF"/>
-            <w:tcMar>
-              <w:top w:w="40" w:type="dxa"/>
-              <w:bottom w:w="40" w:type="dxa"/>
-              <w:left w:w="60" w:type="dxa"/>
-              <w:right w:w="60" w:type="dxa"/>
-            </w:tcMar>
           </w:tcPr>
           <w:p>
             <w:pPr>
-              <w:spacing w:after="40"/>
+              <w:jc w:val="center"/>
             </w:pPr>
             <w:r>
               <w:rPr>
-                <w:b/>
-                <w:sz w:val="17"/>
+                <w:sz w:val="14"/>
               </w:rPr>
-              <w:t>§ 120</w:t>
+              <w:t>01</w:t>
             </w:r>
           </w:p>
         </w:tc>
         <w:tc>
           <w:tcPr>
             <w:tcW w:type="dxa" w:w="2592"/>
+            <w:tcMar>
+              <w:top w:w="30" w:type="dxa"/>
+              <w:bottom w:w="30" w:type="dxa"/>
+              <w:left w:w="40" w:type="dxa"/>
+              <w:right w:w="40" w:type="dxa"/>
+            </w:tcMar>
             <w:shd w:fill="FFFFFF"/>
-            <w:tcMar>
-              <w:top w:w="40" w:type="dxa"/>
-              <w:bottom w:w="40" w:type="dxa"/>
-              <w:left w:w="60" w:type="dxa"/>
-              <w:right w:w="60" w:type="dxa"/>
-            </w:tcMar>
           </w:tcPr>
           <w:p>
             <w:pPr>
-              <w:spacing w:after="40"/>
+              <w:jc w:val="left"/>
             </w:pPr>
             <w:r>
               <w:rPr>
-                <w:sz w:val="17"/>
+                <w:sz w:val="14"/>
               </w:rPr>
-              <w:t>Previsão orçamentária e LRF</w:t>
-            </w:r>
-          </w:p>
-        </w:tc>
-        <w:tc>
-          <w:tcPr>
-            <w:tcW w:type="dxa" w:w="1440"/>
-            <w:shd w:fill="FFFFFF"/>
-            <w:tcMar>
-              <w:top w:w="40" w:type="dxa"/>
-              <w:bottom w:w="40" w:type="dxa"/>
-              <w:left w:w="60" w:type="dxa"/>
-              <w:right w:w="60" w:type="dxa"/>
-            </w:tcMar>
-          </w:tcPr>
-          <w:p>
-            <w:pPr>
-              <w:spacing w:after="40"/>
-            </w:pPr>
-            <w:r>
-              <w:rPr>
-                <w:b/>
-                <w:color w:val="006622"/>
-                <w:sz w:val="17"/>
-              </w:rPr>
-              <w:t>ENCAMINHADO</w:t>
-            </w:r>
-          </w:p>
-        </w:tc>
-        <w:tc>
-          <w:tcPr>
-            <w:tcW w:type="dxa" w:w="4320"/>
-            <w:shd w:fill="FFFFFF"/>
-            <w:tcMar>
-              <w:top w:w="40" w:type="dxa"/>
-              <w:bottom w:w="40" w:type="dxa"/>
-              <w:left w:w="60" w:type="dxa"/>
-              <w:right w:w="60" w:type="dxa"/>
-            </w:tcMar>
-          </w:tcPr>
-          <w:p>
-            <w:pPr>
-              <w:spacing w:after="40"/>
-            </w:pPr>
-            <w:r>
-              <w:rPr>
-                <w:sz w:val="17"/>
-              </w:rPr>
-              <w:t xml:space="preserve">Atesto orçamentário encaminhado para certificação contábil. </w:t>
-            </w:r>
-            <w:r>
-              <w:rPr>
-                <w:b/>
-                <w:color w:val="992211"/>
-                <w:sz w:val="17"/>
-                <w:highlight w:val="yellow"/>
-              </w:rPr>
-              <w:t xml:space="preserve"> [LINK SEI: Atesto Orçamentário] </w:t>
-            </w:r>
-          </w:p>
-        </w:tc>
-      </w:tr>
-    </w:tbl>
-    <w:p>
-      <w:pPr>
-        <w:spacing w:before="280" w:after="120"/>
-      </w:pPr>
-      <w:r>
-        <w:rPr>
-          <w:b/>
-          <w:color w:val="003366"/>
-          <w:sz w:val="25"/>
-        </w:rPr>
-        <w:t>II. MANIFESTAÇÃO E SANEAMENTO PORMENORIZADO</w:t>
-      </w:r>
-    </w:p>
-    <w:p>
-      <w:pPr>
-        <w:spacing w:before="200" w:after="80"/>
-      </w:pPr>
-      <w:r>
-        <w:rPr>
-          <w:b/>
-          <w:color w:val="224466"/>
-          <w:sz w:val="22"/>
-        </w:rPr>
-        <w:t>1. Quanto ao Instrumento de Padronização - IPPC Engenharia (§ 24)</w:t>
-      </w:r>
-    </w:p>
-    <w:p>
-      <w:pPr>
-        <w:spacing w:after="120" w:line="276" w:lineRule="auto"/>
-      </w:pPr>
-      <w:r>
-        <w:t xml:space="preserve">4. Atesta-se que a presente instrução processual observou integralmente as diretrizes, fluxos e modelos padronizados constantes do </w:t>
-      </w:r>
-      <w:hyperlink r:id="rId9">
-        <w:r>
-          <w:rPr>
-            <w:color w:val="004B87"/>
-            <w:u w:val="single"/>
-            <w:b/>
-          </w:rPr>
-          <w:t>IPPC Engenharia</w:t>
-        </w:r>
-      </w:hyperlink>
-      <w:r>
-        <w:t xml:space="preserve"> (Instrumento de Padronização dos Procedimentos de Contratação de Obras e Serviços de Engenharia da CGU/AGU), conferindo uniformidade, celeridade e segurança jurídica à licitação.</w:t>
-      </w:r>
-    </w:p>
-    <w:p>
-      <w:pPr>
-        <w:spacing w:before="200" w:after="80"/>
-      </w:pPr>
-      <w:r>
-        <w:rPr>
-          <w:b/>
-          <w:color w:val="224466"/>
-          <w:sz w:val="22"/>
-        </w:rPr>
-        <w:t>2. Quanto ao Projeto Básico, Acervo Técnico e Suficiência do Termo de Referência (§ 39)</w:t>
-      </w:r>
-    </w:p>
-    <w:p>
-      <w:pPr>
-        <w:spacing w:after="120" w:line="276" w:lineRule="auto"/>
-      </w:pPr>
-      <w:r>
-        <w:t>5. No tocante à ausência de peça isolada denominada 'Projeto Básico', este responsável técnico atesta formalmente que a Administração possui acervo técnico e arquitetônico completo e consolidado, o qual serviu de base absoluta para o levantamento métrico rigoroso e a identificação de todas as intervenções físicas previstas nos 11 itens:</w:t>
-      </w:r>
-    </w:p>
-    <w:p>
-      <w:pPr>
-        <w:spacing w:after="120" w:line="276" w:lineRule="auto"/>
-      </w:pPr>
-      <w:r>
-        <w:t>• Projeto Arquitetônico do Edifício Sede do MGI-ES e Anexo (plantas baixas, cortes, elevações e fachadas completas em formato CAD DWG e PDF)</w:t>
-      </w:r>
-      <w:r>
-        <w:rPr>
-          <w:b/>
-          <w:color w:val="992211"/>
-          <w:sz w:val="17"/>
-          <w:highlight w:val="yellow"/>
-        </w:rPr>
-        <w:t xml:space="preserve"> [LINK SEI / ARQUIVO: Projeto Sede e Anexo] </w:t>
-      </w:r>
-    </w:p>
-    <w:p>
-      <w:pPr>
-        <w:spacing w:after="120" w:line="276" w:lineRule="auto"/>
-      </w:pPr>
-      <w:r>
-        <w:t>• Projeto da Calçada Cidadã (especificações de passeios públicos, drenagem perimetral e rampas de acessibilidade universal - NBR 9050)</w:t>
-      </w:r>
-      <w:r>
-        <w:rPr>
-          <w:b/>
-          <w:color w:val="992211"/>
-          <w:sz w:val="17"/>
-          <w:highlight w:val="yellow"/>
-        </w:rPr>
-        <w:t xml:space="preserve"> [LINK SEI / ARQUIVO: Projeto Calçada Cidadã] </w:t>
-      </w:r>
-    </w:p>
-    <w:p>
-      <w:pPr>
-        <w:spacing w:after="120" w:line="276" w:lineRule="auto"/>
-      </w:pPr>
-      <w:r>
-        <w:t>• Projeto do Estacionamento da Princesa Isabel (demarcação e pavimentação)</w:t>
-      </w:r>
-      <w:r>
-        <w:rPr>
-          <w:b/>
-          <w:color w:val="992211"/>
-          <w:sz w:val="17"/>
-          <w:highlight w:val="yellow"/>
-        </w:rPr>
-        <w:t xml:space="preserve"> [LINK SEI / ARQUIVO: Projeto Estacionamento Princesa Isabel] </w:t>
-      </w:r>
-    </w:p>
-    <w:p>
-      <w:pPr>
-        <w:spacing w:after="120" w:line="276" w:lineRule="auto"/>
-      </w:pPr>
-      <w:r>
-        <w:t>• Projeto e Planta do Anexo da Vila Rubim</w:t>
-      </w:r>
-      <w:r>
-        <w:rPr>
-          <w:b/>
-          <w:color w:val="992211"/>
-          <w:sz w:val="17"/>
-          <w:highlight w:val="yellow"/>
-        </w:rPr>
-        <w:t xml:space="preserve"> [LINK SEI / ARQUIVO: Planta Anexo Vila Rubim] </w:t>
-      </w:r>
-    </w:p>
-    <w:p>
-      <w:pPr>
-        <w:spacing w:after="120" w:line="276" w:lineRule="auto"/>
-      </w:pPr>
-      <w:r>
-        <w:t>• Projetos Executivos em CAD (DWG) da Reforma e Recuperação da Marquise (Item 11)</w:t>
-      </w:r>
-      <w:r>
-        <w:rPr>
-          <w:b/>
-          <w:color w:val="992211"/>
-          <w:sz w:val="17"/>
-          <w:highlight w:val="yellow"/>
-        </w:rPr>
-        <w:t xml:space="preserve"> [LINK SEI / ARQUIVO: Projeto Marquise CAD] </w:t>
-      </w:r>
-    </w:p>
-    <w:p>
-      <w:pPr>
-        <w:spacing w:after="120" w:line="276" w:lineRule="auto"/>
-      </w:pPr>
-      <w:r>
-        <w:t>• Projeto Básico Específico dos Elevadores do MGI-ES (Item 01)</w:t>
-      </w:r>
-      <w:r>
-        <w:rPr>
-          <w:b/>
-          <w:color w:val="992211"/>
-          <w:sz w:val="17"/>
-          <w:highlight w:val="yellow"/>
-        </w:rPr>
-        <w:t xml:space="preserve"> [LINK SEI / ARQUIVO: Projeto Básico Elevadores] </w:t>
-      </w:r>
-    </w:p>
-    <w:p>
-      <w:pPr>
-        <w:spacing w:after="120" w:line="276" w:lineRule="auto"/>
-      </w:pPr>
-      <w:r>
-        <w:t xml:space="preserve">6. Esse conjunto documental contempla integralmente a estrutura arquitetônica do edifício sede e de seus anexos operacionais. Nesse esteio, com fulcro no art. 46, § 3º, da Lei nº 14.133/2021, demonstrada a inexistência de qualquer prejuízo para a aferição dos padrões de desempenho e qualidade almejados em serviços comuns de engenharia, a especificação técnica foi devidamente concentrada no Termo de Referência </w:t>
-      </w:r>
-      <w:r>
-        <w:rPr>
-          <w:b/>
-          <w:color w:val="992211"/>
-          <w:sz w:val="17"/>
-          <w:highlight w:val="yellow"/>
-        </w:rPr>
-        <w:t xml:space="preserve"> [LINK SEI: Termo de Referência] </w:t>
-      </w:r>
-      <w:r>
-        <w:t xml:space="preserve"> e nos Cadernos de Especificações Técnicas dos 11 Itens </w:t>
-      </w:r>
-      <w:r>
-        <w:rPr>
-          <w:b/>
-          <w:color w:val="992211"/>
-          <w:sz w:val="17"/>
-          <w:highlight w:val="yellow"/>
-        </w:rPr>
-        <w:t xml:space="preserve"> [LINK SEI: Especificações Técnicas 11 Itens] </w:t>
-      </w:r>
-      <w:r>
-        <w:t>, suprindo com ampla suficiência todos os requisitos substantivos do art. 6º, inciso XXV, da referida Lei.</w:t>
-      </w:r>
-    </w:p>
-    <w:p>
-      <w:pPr>
-        <w:spacing w:before="200" w:after="80"/>
-      </w:pPr>
-      <w:r>
-        <w:rPr>
-          <w:b/>
-          <w:color w:val="224466"/>
-          <w:sz w:val="22"/>
-        </w:rPr>
-        <w:t>3. Quanto à Elaboração de Detalhamentos Executivos pela Contratada (§ 44 e § 45)</w:t>
-      </w:r>
-    </w:p>
-    <w:p>
-      <w:pPr>
-        <w:spacing w:after="120" w:line="276" w:lineRule="auto"/>
-      </w:pPr>
-      <w:r>
-        <w:t>7. Com fundamento no art. 46, § 1º, e no art. 6º, inciso XXVI, da Lei nº 14.133/2021, caberá à futura CONTRATADA elaborar todos os detalhamentos executivos complementares necessários à adequada execução dos serviços, incluindo, sem limitação: projetos de instalação e operação de canteiro, detalhamento de pontos de ancoragem para trabalho em altura (NR-35), planos de montagem de andaimes suspensos e balancins, procedimentos executivos de impermeabilização/selagem e demais peças técnicas de campo exigíveis para a perfeita execução do objeto.</w:t>
-      </w:r>
-    </w:p>
-    <w:p>
-      <w:pPr>
-        <w:spacing w:after="120" w:line="276" w:lineRule="auto"/>
-      </w:pPr>
-      <w:r>
-        <w:t>8. Declaração Formal de Custos: Este Engenheiro Fiscal DECLARA FORMALMENTE que os custos decorrentes da elaboração dessas peças técnicas complementares encontram-se rigorosamente incluídos nos preços contratados, absorvidos pelos encargos de Administração Local e pela taxa de Bonificações e Despesas Indiretas (BDI - Administração Central/Custos Indiretos), não sendo devido qualquer pagamento adicional a este título.</w:t>
-      </w:r>
-    </w:p>
-    <w:p>
-      <w:pPr>
-        <w:spacing w:after="120" w:line="276" w:lineRule="auto"/>
-      </w:pPr>
-      <w:r>
-        <w:t xml:space="preserve">9. A minuta de cláusula para incorporação no Termo de Referência e na Minuta de Contrato já foi formalmente encaminhada à Equipe de Licitações por meio do Despacho nº 01/2026/ENG-SRA-ES </w:t>
-      </w:r>
-      <w:r>
-        <w:rPr>
-          <w:b/>
-          <w:color w:val="992211"/>
-          <w:sz w:val="17"/>
-          <w:highlight w:val="yellow"/>
-        </w:rPr>
-        <w:t xml:space="preserve"> [LINK SEI: Despacho Alinhamento TR e Contrato] </w:t>
-      </w:r>
-      <w:r>
-        <w:t>.</w:t>
-      </w:r>
-    </w:p>
-    <w:p>
-      <w:pPr>
-        <w:spacing w:before="200" w:after="80"/>
-      </w:pPr>
-      <w:r>
-        <w:rPr>
-          <w:b/>
-          <w:color w:val="224466"/>
-          <w:sz w:val="22"/>
-        </w:rPr>
-        <w:t>4. Quanto às Planilhas Orçamentárias Analíticas (§ 57)</w:t>
-      </w:r>
-    </w:p>
-    <w:p>
-      <w:pPr>
-        <w:spacing w:after="120" w:line="276" w:lineRule="auto"/>
-      </w:pPr>
-      <w:r>
-        <w:t xml:space="preserve">10. Em estrito cumprimento à Súmula TCU nº 258/2010, a Engenharia emitiu diretamente da plataforma Orçafascio os cadernos completos de Composições Analíticas de Custos Unitários referentes aos 11 itens da contratação, procedendo à juntada formal aos autos do processo SEI </w:t>
-      </w:r>
-      <w:r>
-        <w:rPr>
-          <w:b/>
-          <w:color w:val="992211"/>
-          <w:sz w:val="17"/>
-          <w:highlight w:val="yellow"/>
-        </w:rPr>
-        <w:t xml:space="preserve"> [LINK SEI: Caderno de Planilhas Analíticas] </w:t>
-      </w:r>
-      <w:r>
-        <w:t>. Todas as composições encontram-se plenamente abertas, discriminando coeficientes de produtividade, insumos de mão de obra e materiais, equipamentos e os respectivos encargos sociais cabíveis, inexistindo qualquer emprego de verba genérica.</w:t>
-      </w:r>
-    </w:p>
-    <w:p>
-      <w:pPr>
-        <w:spacing w:before="200" w:after="80"/>
-      </w:pPr>
-      <w:r>
-        <w:rPr>
-          <w:b/>
-          <w:color w:val="224466"/>
-          <w:sz w:val="22"/>
-        </w:rPr>
-        <w:t>5. Quanto à Hierarquia de Preços e Suficiência do SINAPI (§ 58)</w:t>
-      </w:r>
-    </w:p>
-    <w:p>
-      <w:pPr>
-        <w:spacing w:after="120" w:line="276" w:lineRule="auto"/>
-      </w:pPr>
-      <w:r>
-        <w:t>11. A orçamentação seguiu com absoluto rigor a ordem de precedência estabelecida no art. 23, § 2º, da Lei nº 14.133/2021:</w:t>
-      </w:r>
-    </w:p>
-    <w:p>
-      <w:pPr>
-        <w:spacing w:after="120" w:line="276" w:lineRule="auto"/>
-      </w:pPr>
-      <w:r>
-        <w:t>• Prioridade Legal (SINAPI Vitória/ES e IOPES): Mais de 85% dos serviços orçados foram extraídos diretamente do SINAPI Desonerado da localidade de Vitória/ES, complementados subsidiariamente pela tabela do IOPES (Instituto de Obras Públicas do Espírito Santo), a qual espelha fielmente o mercado regional da construção civil.</w:t>
-      </w:r>
-    </w:p>
-    <w:p>
-      <w:pPr>
-        <w:spacing w:after="120" w:line="276" w:lineRule="auto"/>
-      </w:pPr>
-      <w:r>
-        <w:t>• Serviços Especializados (IN SEGES/ME nº 65/2021): O sistema SINAPI mostrou-se comprovadamente insuficiente apenas para serviços que envolvem tecnologia proprietária ou alta especialização predial não contemplada no catálogo da CEF, a saber: Item 02 (Limpeza Robotizada de Dutos sob a NBR 14679); Item 06 (Película Solar de controle térmico); e Item 10 (Manutenção de grupo gerador e cubículo blindado de subestação).</w:t>
-      </w:r>
-    </w:p>
-    <w:p>
-      <w:pPr>
-        <w:spacing w:after="120" w:line="276" w:lineRule="auto"/>
-      </w:pPr>
-      <w:r>
-        <w:t xml:space="preserve">12. Para esses itens, foram elaboradas pesquisas de preços balizadas nos moldes da IN 65/2021, colhendo propostas comerciais de empresas especializadas locais da Grande Vitória e consultas ao Painel de Preços, adotando-se a mediana/menor preço saneado, conforme dossiê comprobatório anexado ao processo </w:t>
-      </w:r>
-      <w:r>
-        <w:rPr>
-          <w:b/>
-          <w:color w:val="992211"/>
-          <w:sz w:val="17"/>
-          <w:highlight w:val="yellow"/>
-        </w:rPr>
-        <w:t xml:space="preserve"> [LINK SEI: Pesquisa de Preços IN 65/2021] </w:t>
-      </w:r>
-      <w:r>
-        <w:t>.</w:t>
-      </w:r>
-    </w:p>
-    <w:p>
-      <w:pPr>
-        <w:spacing w:before="200" w:after="80"/>
-      </w:pPr>
-      <w:r>
-        <w:rPr>
-          <w:b/>
-          <w:color w:val="224466"/>
-          <w:sz w:val="22"/>
-        </w:rPr>
-        <w:t>6. Quanto aos Critérios de Aceitabilidade de Preços Unitários e Globais (§ 63)</w:t>
-      </w:r>
-    </w:p>
-    <w:p>
-      <w:pPr>
-        <w:spacing w:after="120" w:line="276" w:lineRule="auto"/>
-      </w:pPr>
-      <w:r>
-        <w:t>13. Ratifica-se que os preços unitários constantes da planilha orçamentária referencial representam os limites máximos aceitáveis para julgamento das propostas das licitantes, contemplando tanto a análise do valor global quanto o controle unitário de cada serviço, dando cumprimento às Súmulas TCU nº 258 e 259.</w:t>
-      </w:r>
-    </w:p>
-    <w:p>
-      <w:pPr>
-        <w:spacing w:before="200" w:after="80"/>
-      </w:pPr>
-      <w:r>
-        <w:rPr>
-          <w:b/>
-          <w:color w:val="224466"/>
-          <w:sz w:val="22"/>
-        </w:rPr>
-        <w:t>7. Quanto à Inaplicabilidade de BDI Diferenciado para Fornecimento (§ 65 - 67 / Súmula TCU 253)</w:t>
-      </w:r>
-    </w:p>
-    <w:p>
-      <w:pPr>
-        <w:spacing w:after="120" w:line="276" w:lineRule="auto"/>
-      </w:pPr>
-      <w:r>
-        <w:t>14. A incidência da Súmula TCU nº 253 restringe-se ao fornecimento autônomo de equipamentos ou materiais que representem percentual expressivo da obra e que possam ser parcelados sem prejuízo técnico à execução. No presente caso, não há fornecimento isolado de bens de capital (não há compra de chillers, elevadores novos ou subestação nova).</w:t>
-      </w:r>
-    </w:p>
-    <w:p>
-      <w:pPr>
-        <w:spacing w:after="120" w:line="276" w:lineRule="auto"/>
-      </w:pPr>
-      <w:r>
-        <w:t xml:space="preserve">15. Todos os materiais orçados (chapas metálicas galvanizadas, tintas epóxi, mastiques de poliuretano, argamassas poliméricas, películas e peças sobressalentes de gerador) constituem insumos intrínsecos e indivisíveis dos serviços de empreitada de conservação, cuja aplicação, descarte, transporte e garantia legal são personalíssimos da contratada. Fracionar tais fornecimentos implicaria grave insegurança técnica e perda de garantia por vício de montagem. Logo, o BDI de 25,00% (calibrado dentro dos limites do Acórdão TCU nº 2.622/2013-Plenário) incide legitimamente sobre o valor global dos serviços, conforme detalhado nas Justificativas Técnicas de BDI </w:t>
-      </w:r>
-      <w:r>
-        <w:rPr>
-          <w:b/>
-          <w:color w:val="992211"/>
-          <w:sz w:val="17"/>
-          <w:highlight w:val="yellow"/>
-        </w:rPr>
-        <w:t xml:space="preserve"> [LINK SEI: Justificativas de BDI 25%] </w:t>
-      </w:r>
-      <w:r>
-        <w:t>.</w:t>
-      </w:r>
-    </w:p>
-    <w:p>
-      <w:pPr>
-        <w:spacing w:before="200" w:after="80"/>
-      </w:pPr>
-      <w:r>
-        <w:rPr>
-          <w:b/>
-          <w:color w:val="224466"/>
-          <w:sz w:val="22"/>
-        </w:rPr>
-        <w:t>8. Quanto à Demonstração de Vantajosidade do Regime Desonerado (§ 68 - 72)</w:t>
-      </w:r>
-    </w:p>
-    <w:p>
-      <w:pPr>
-        <w:spacing w:after="120" w:line="276" w:lineRule="auto"/>
-      </w:pPr>
-      <w:r>
-        <w:t>16. Em observância à Lei nº 12.546/2011 e ao regime de transição instituído pela Lei nº 14.973/2024, atesta-se que a opção pelo regime DESONERADO é tecnicamente a mais econômica para o erário público.</w:t>
-      </w:r>
-    </w:p>
-    <w:p>
-      <w:pPr>
-        <w:spacing w:after="120" w:line="276" w:lineRule="auto"/>
-      </w:pPr>
-      <w:r>
-        <w:t>17. Tratando-se de serviços de engenharia predial com intensiva utilização de mão de obra (pintura externa, raspagem, recuperação de juntas, lavagem de fachadas e impermeabilização), a expressiva redução das alíquotas de encargos sociais sobre a folha básica no SINAPI resulta em expressiva economia no custo direto, a qual supera amplamente a incidência compensatória da alíquota de 4,5% da CPRB alocada na fórmula de BDI. O regime desonerado entrega, assim, um preço de referência global menor para a Administração.</w:t>
-      </w:r>
-    </w:p>
-    <w:p>
-      <w:pPr>
-        <w:spacing w:before="200" w:after="80"/>
-      </w:pPr>
-      <w:r>
-        <w:rPr>
-          <w:b/>
-          <w:color w:val="224466"/>
-          <w:sz w:val="22"/>
-        </w:rPr>
-        <w:t>9. Quanto à Apresentação da Curva ABC de Serviços e Insumos (§ 73)</w:t>
-      </w:r>
-    </w:p>
-    <w:p>
-      <w:pPr>
-        <w:spacing w:after="120" w:line="276" w:lineRule="auto"/>
-      </w:pPr>
-      <w:r>
-        <w:t>18. Registra-se que, nos relatórios orçamentários nativos extraídos da plataforma Orçafascio, a Curva ABC já se encontra plenamente expressa e implícita na coluna 'Peso %', a qual individualiza a representatividade percentual de cada item no custo total.</w:t>
-      </w:r>
-    </w:p>
-    <w:p>
-      <w:pPr>
-        <w:spacing w:after="120" w:line="276" w:lineRule="auto"/>
-      </w:pPr>
-      <w:r>
-        <w:t xml:space="preserve">19. Sem prejuízo disso, em atenção à recomendação da AGU, foi processado e encartado aos autos o Relatório Técnico de Curva ABC Consolidada dos 11 Itens </w:t>
-      </w:r>
-      <w:r>
-        <w:rPr>
-          <w:b/>
-          <w:color w:val="992211"/>
-          <w:sz w:val="17"/>
-          <w:highlight w:val="yellow"/>
-        </w:rPr>
-        <w:t xml:space="preserve"> [LINK SEI: Relatório de Curva ABC Consolidada] </w:t>
-      </w:r>
-      <w:r>
-        <w:t>, comprovando que os itens de Classe A (Item 07 - Pintura Externa, Item 06 - Insulfilm, Item 11 - Marquise e Item 03 - Lavagem Envidraçada) concentram 74,45% da materialidade global (R$ 748.835,81), permitindo o direcionamento rigoroso da fiscalização sobre as fases financeiramente críticas.</w:t>
-      </w:r>
-    </w:p>
-    <w:p>
-      <w:pPr>
-        <w:spacing w:before="200" w:after="80"/>
-      </w:pPr>
-      <w:r>
-        <w:rPr>
-          <w:b/>
-          <w:color w:val="224466"/>
-          <w:sz w:val="22"/>
-        </w:rPr>
-        <w:t>10. Quanto à Regularização da ART Definitiva (§ 79)</w:t>
-      </w:r>
-    </w:p>
-    <w:p>
-      <w:pPr>
-        <w:spacing w:after="120" w:line="276" w:lineRule="auto"/>
-      </w:pPr>
-      <w:r>
-        <w:t xml:space="preserve">20. Em cumprimento à Súmula TCU nº 260, este responsável técnico providenciou a substituição da minuta preliminar pela </w:t>
-      </w:r>
-      <w:hyperlink r:id="rId10">
-        <w:r>
-          <w:rPr>
-            <w:color w:val="004B87"/>
-            <w:u w:val="single"/>
-            <w:b/>
-          </w:rPr>
-          <w:t>ART definitiva</w:t>
-        </w:r>
-      </w:hyperlink>
-      <w:r>
-        <w:t xml:space="preserve"> (registrada e quitada no CREA-ES e encartada no SEI sob o Documento nº 70840225), com seu respectivo comprovante bancário acostado aos autos, contemplando a responsabilidade técnica formal por todos os projetos, especificações, orçamentos e cronogramas dos 11 itens licitados.</w:t>
-      </w:r>
-    </w:p>
-    <w:p>
-      <w:pPr>
-        <w:spacing w:before="200" w:after="80"/>
-      </w:pPr>
-      <w:r>
-        <w:rPr>
-          <w:b/>
-          <w:color w:val="224466"/>
-          <w:sz w:val="22"/>
-        </w:rPr>
-        <w:t>11. Quanto à Empreitada por Preço Global e Matriz de Riscos (§ 92, § 97 e § 98)</w:t>
-      </w:r>
-    </w:p>
-    <w:p>
-      <w:pPr>
-        <w:spacing w:after="120" w:line="276" w:lineRule="auto"/>
-      </w:pPr>
-      <w:r>
-        <w:t xml:space="preserve">21. A escolha pelo regime de Empreitada por Preço Global ampara-se no art. 46 da Lei nº 14.133/2021 e no Acórdão TCU nº 1.977/2013-Plenário, justificada pela exatidão e maturidade do acervo de projetos e das medições físicas in loco consolidadas pelo Orçafascio, conforme lançado no TJTR </w:t>
-      </w:r>
-      <w:r>
-        <w:rPr>
-          <w:b/>
-          <w:color w:val="992211"/>
-          <w:sz w:val="17"/>
-          <w:highlight w:val="yellow"/>
-        </w:rPr>
-        <w:t xml:space="preserve"> [LINK SEI: Termo de Justificativas Técnicas Relevantes - TJTR] </w:t>
-      </w:r>
-      <w:r>
-        <w:t>.</w:t>
-      </w:r>
-    </w:p>
-    <w:p>
-      <w:pPr>
-        <w:spacing w:after="120" w:line="276" w:lineRule="auto"/>
-      </w:pPr>
-      <w:r>
-        <w:t xml:space="preserve">22. Em atenção aos §§ 97 e 98, a Administração ACOLHE a recomendação e formaliza nos autos a Matriz de Riscos do Contrato </w:t>
-      </w:r>
-      <w:r>
-        <w:rPr>
-          <w:b/>
-          <w:color w:val="992211"/>
-          <w:sz w:val="17"/>
-          <w:highlight w:val="yellow"/>
-        </w:rPr>
-        <w:t xml:space="preserve"> [LINK SEI: Matriz de Alocação de Riscos] </w:t>
-      </w:r>
-      <w:r>
-        <w:t>, delimitando com segurança:</w:t>
-      </w:r>
-    </w:p>
-    <w:p>
-      <w:pPr>
-        <w:spacing w:after="120" w:line="276" w:lineRule="auto"/>
-      </w:pPr>
-      <w:r>
-        <w:t>• Mera Imprecisão Ordinária: Variações de até 5% nos quantitativos físicos de itens unitários, ou de até 2% no valor global do contrato, constituem álea ordinária da contratada, sem direito a termo aditivo;</w:t>
-      </w:r>
-    </w:p>
-    <w:p>
-      <w:pPr>
-        <w:spacing w:after="120" w:line="276" w:lineRule="auto"/>
-      </w:pPr>
-      <w:r>
-        <w:t>• Sub/Superestimativas Relevantes: Revisões contratuais para reequilíbrio econômico-financeiro restringem-se a itens de Classe A da Curva ABC, decorrentes de vícios ocultos comprovadamente imprevisíveis, respeitado o limite máximo regulamentar de tolerância de erros de 10% do valor total do contrato (art. 13, inciso II, do Decreto nº 7.983/2013);</w:t>
-      </w:r>
-    </w:p>
-    <w:p>
-      <w:pPr>
-        <w:spacing w:after="120" w:line="276" w:lineRule="auto"/>
-      </w:pPr>
-      <w:r>
-        <w:t>• Riscos Climáticos e Segurança: Riscos ordinários de chuvas na Grande Vitória e custos de segurança NR-35 (ancoragens e andaimes) são encargos exclusivos da Contratada, devidamente suportados pelo BDI e Administração Local.</w:t>
-      </w:r>
-    </w:p>
-    <w:p>
-      <w:pPr>
-        <w:spacing w:before="200" w:after="80"/>
-      </w:pPr>
-      <w:r>
-        <w:rPr>
-          <w:b/>
-          <w:color w:val="224466"/>
-          <w:sz w:val="22"/>
-        </w:rPr>
-        <w:t>12. Quanto à Harmonização da Vistoria Técnica (§ 110)</w:t>
-      </w:r>
-    </w:p>
-    <w:p>
-      <w:pPr>
-        <w:spacing w:after="120" w:line="276" w:lineRule="auto"/>
-      </w:pPr>
-      <w:r>
-        <w:t>23. Fica harmonizado no Edital e no Termo de Referência que a vistoria prévia ao local é FACULTATIVA (art. 63, § 2º, Lei 14.133/2021). Caso a licitante opte por não realizá-la, deverá firmar em sua proposta a Declaração Formal de Pleno Conhecimento das condições locais, não podendo alegar desconhecimento posterior para pleitear aditivos.</w:t>
-      </w:r>
-    </w:p>
-    <w:p>
-      <w:pPr>
-        <w:spacing w:before="280" w:after="120"/>
-      </w:pPr>
-      <w:r>
-        <w:rPr>
-          <w:b/>
-          <w:color w:val="003366"/>
-          <w:sz w:val="25"/>
-        </w:rPr>
-        <w:t>III. MATRIZ PADRONIZADA DOS 11 ITENS LICITADOS (PROJETO ORCA AI)</w:t>
-      </w:r>
-    </w:p>
-    <w:p>
-      <w:pPr>
-        <w:spacing w:after="120" w:line="276" w:lineRule="auto"/>
-      </w:pPr>
-      <w:r>
-        <w:t>24. Ratifica-se que todos os 11 projetos integrantes do certame encontram-se instruídos e padronizados com o conjunto documental obrigatório completo: (1) Projeto Básico / Desenhos Arquitetônicos; (2) Especificação Técnica Detalhada; (3) Orçamento Sintético (SINAPI Vitória/ES); (4) Orçamento Analítico; (5) Cronograma Físico-Financeiro; e (6) Planilha de BDI (25,00%):</w:t>
-      </w:r>
-    </w:p>
-    <w:tbl>
-      <w:tblPr>
-        <w:tblW w:type="auto" w:w="0"/>
-        <w:jc w:val="center"/>
-        <w:tblLook w:firstColumn="1" w:firstRow="1" w:lastColumn="0" w:lastRow="0" w:noHBand="0" w:noVBand="1" w:val="04A0"/>
-      </w:tblPr>
-      <w:tblGrid>
-        <w:gridCol w:w="1304"/>
-        <w:gridCol w:w="1304"/>
-        <w:gridCol w:w="1304"/>
-        <w:gridCol w:w="1304"/>
-        <w:gridCol w:w="1304"/>
-        <w:gridCol w:w="1304"/>
-        <w:gridCol w:w="1304"/>
-      </w:tblGrid>
-      <w:tr>
-        <w:tc>
-          <w:tcPr>
-            <w:tcW w:type="dxa" w:w="720"/>
-            <w:shd w:fill="003366"/>
-            <w:tcMar>
-              <w:top w:w="50" w:type="dxa"/>
-              <w:bottom w:w="50" w:type="dxa"/>
-              <w:left w:w="60" w:type="dxa"/>
-              <w:right w:w="60" w:type="dxa"/>
-            </w:tcMar>
-          </w:tcPr>
-          <w:p>
-            <w:pPr>
-              <w:spacing w:after="40"/>
-            </w:pPr>
-            <w:r>
-              <w:rPr>
-                <w:b/>
-                <w:color w:val="FFFFFF"/>
-                <w:sz w:val="17"/>
-              </w:rPr>
-              <w:t>Item</w:t>
-            </w:r>
-          </w:p>
-        </w:tc>
-        <w:tc>
-          <w:tcPr>
-            <w:tcW w:type="dxa" w:w="3168"/>
-            <w:shd w:fill="003366"/>
-            <w:tcMar>
-              <w:top w:w="50" w:type="dxa"/>
-              <w:bottom w:w="50" w:type="dxa"/>
-              <w:left w:w="60" w:type="dxa"/>
-              <w:right w:w="60" w:type="dxa"/>
-            </w:tcMar>
-          </w:tcPr>
-          <w:p>
-            <w:pPr>
-              <w:spacing w:after="40"/>
-            </w:pPr>
-            <w:r>
-              <w:rPr>
-                <w:b/>
-                <w:color w:val="FFFFFF"/>
-                <w:sz w:val="17"/>
-              </w:rPr>
-              <w:t>Objeto Técnico Especializado</w:t>
+              <w:t>Substituição Teto Elevadores</w:t>
             </w:r>
           </w:p>
         </w:tc>
         <w:tc>
           <w:tcPr>
             <w:tcW w:type="dxa" w:w="1296"/>
-            <w:shd w:fill="003366"/>
             <w:tcMar>
-              <w:top w:w="50" w:type="dxa"/>
-              <w:bottom w:w="50" w:type="dxa"/>
-              <w:left w:w="60" w:type="dxa"/>
-              <w:right w:w="60" w:type="dxa"/>
+              <w:top w:w="30" w:type="dxa"/>
+              <w:bottom w:w="30" w:type="dxa"/>
+              <w:left w:w="40" w:type="dxa"/>
+              <w:right w:w="40" w:type="dxa"/>
             </w:tcMar>
+            <w:shd w:fill="FFFFFF"/>
           </w:tcPr>
           <w:p>
             <w:pPr>
-              <w:spacing w:after="40"/>
+              <w:jc w:val="left"/>
             </w:pPr>
             <w:r>
               <w:rPr>
-                <w:b/>
-                <w:color w:val="FFFFFF"/>
-                <w:sz w:val="17"/>
+                <w:sz w:val="14"/>
               </w:rPr>
-              <w:t>Base Ref.</w:t>
+              <w:t>SINAPI/Própria</w:t>
+            </w:r>
+          </w:p>
+        </w:tc>
+        <w:tc>
+          <w:tcPr>
+            <w:tcW w:type="dxa" w:w="1296"/>
+            <w:tcMar>
+              <w:top w:w="30" w:type="dxa"/>
+              <w:bottom w:w="30" w:type="dxa"/>
+              <w:left w:w="40" w:type="dxa"/>
+              <w:right w:w="40" w:type="dxa"/>
+            </w:tcMar>
+            <w:shd w:fill="FFFFFF"/>
+          </w:tcPr>
+          <w:p>
+            <w:pPr>
+              <w:jc w:val="right"/>
+            </w:pPr>
+            <w:r>
+              <w:rPr>
+                <w:sz w:val="14"/>
+              </w:rPr>
+              <w:t>R$ 32.194,17</w:t>
             </w:r>
           </w:p>
         </w:tc>
         <w:tc>
           <w:tcPr>
             <w:tcW w:type="dxa" w:w="864"/>
-            <w:shd w:fill="003366"/>
             <w:tcMar>
-              <w:top w:w="50" w:type="dxa"/>
-              <w:bottom w:w="50" w:type="dxa"/>
-              <w:left w:w="60" w:type="dxa"/>
-              <w:right w:w="60" w:type="dxa"/>
+              <w:top w:w="30" w:type="dxa"/>
+              <w:bottom w:w="30" w:type="dxa"/>
+              <w:left w:w="40" w:type="dxa"/>
+              <w:right w:w="40" w:type="dxa"/>
             </w:tcMar>
+            <w:shd w:fill="FFFFFF"/>
           </w:tcPr>
           <w:p>
             <w:pPr>
-              <w:spacing w:after="40"/>
+              <w:jc w:val="center"/>
             </w:pPr>
             <w:r>
               <w:rPr>
-                <w:b/>
-                <w:color w:val="FFFFFF"/>
-                <w:sz w:val="17"/>
+                <w:sz w:val="14"/>
               </w:rPr>
-              <w:t>BDI</w:t>
+              <w:t>3,20%</w:t>
             </w:r>
           </w:p>
         </w:tc>
         <w:tc>
           <w:tcPr>
-            <w:tcW w:type="dxa" w:w="1440"/>
-            <w:shd w:fill="003366"/>
+            <w:tcW w:type="dxa" w:w="864"/>
             <w:tcMar>
-              <w:top w:w="50" w:type="dxa"/>
-              <w:bottom w:w="50" w:type="dxa"/>
-              <w:left w:w="60" w:type="dxa"/>
-              <w:right w:w="60" w:type="dxa"/>
+              <w:top w:w="30" w:type="dxa"/>
+              <w:bottom w:w="30" w:type="dxa"/>
+              <w:left w:w="40" w:type="dxa"/>
+              <w:right w:w="40" w:type="dxa"/>
             </w:tcMar>
+            <w:shd w:fill="FFFFFF"/>
           </w:tcPr>
           <w:p>
             <w:pPr>
-              <w:spacing w:after="40"/>
+              <w:jc w:val="center"/>
             </w:pPr>
             <w:r>
               <w:rPr>
-                <w:b/>
-                <w:color w:val="FFFFFF"/>
-                <w:sz w:val="17"/>
+                <w:sz w:val="14"/>
               </w:rPr>
-              <w:t>Valor Estimado</w:t>
+              <w:t>91,87%</w:t>
             </w:r>
           </w:p>
         </w:tc>
         <w:tc>
           <w:tcPr>
-            <w:tcW w:type="dxa" w:w="1008"/>
-            <w:shd w:fill="003366"/>
+            <w:tcW w:type="dxa" w:w="864"/>
             <w:tcMar>
-              <w:top w:w="50" w:type="dxa"/>
-              <w:bottom w:w="50" w:type="dxa"/>
-              <w:left w:w="60" w:type="dxa"/>
-              <w:right w:w="60" w:type="dxa"/>
+              <w:top w:w="30" w:type="dxa"/>
+              <w:bottom w:w="30" w:type="dxa"/>
+              <w:left w:w="40" w:type="dxa"/>
+              <w:right w:w="40" w:type="dxa"/>
             </w:tcMar>
+            <w:shd w:fill="FFFFFF"/>
           </w:tcPr>
           <w:p>
             <w:pPr>
-              <w:spacing w:after="40"/>
+              <w:jc w:val="center"/>
             </w:pPr>
             <w:r>
               <w:rPr>
                 <w:b/>
-                <w:color w:val="FFFFFF"/>
-                <w:sz w:val="17"/>
+                <w:color w:val="C2410C"/>
+                <w:sz w:val="14"/>
               </w:rPr>
-              <w:t>Curva ABC</w:t>
+              <w:t>Classe B</w:t>
             </w:r>
           </w:p>
         </w:tc>
         <w:tc>
           <w:tcPr>
-            <w:tcW w:type="dxa" w:w="1584"/>
-            <w:shd w:fill="003366"/>
+            <w:tcW w:type="dxa" w:w="2160"/>
             <w:tcMar>
-              <w:top w:w="50" w:type="dxa"/>
-              <w:bottom w:w="50" w:type="dxa"/>
-              <w:left w:w="60" w:type="dxa"/>
-              <w:right w:w="60" w:type="dxa"/>
+              <w:top w:w="30" w:type="dxa"/>
+              <w:bottom w:w="30" w:type="dxa"/>
+              <w:left w:w="40" w:type="dxa"/>
+              <w:right w:w="40" w:type="dxa"/>
             </w:tcMar>
+            <w:shd w:fill="FFFFFF"/>
           </w:tcPr>
           <w:p>
             <w:pPr>
-              <w:spacing w:after="40"/>
+              <w:jc w:val="left"/>
             </w:pPr>
             <w:r>
               <w:rPr>
-                <w:b/>
-                <w:color w:val="FFFFFF"/>
-                <w:sz w:val="17"/>
+                <w:sz w:val="14"/>
               </w:rPr>
-              <w:t>Localização SEI</w:t>
+              <w:t>ET: 61826193 | Orç: 61826267</w:t>
             </w:r>
           </w:p>
         </w:tc>
@@ -3168,140 +2710,162 @@
       <w:tr>
         <w:tc>
           <w:tcPr>
-            <w:tcW w:type="dxa" w:w="720"/>
-            <w:shd w:fill="F9FBFD"/>
+            <w:tcW w:type="dxa" w:w="576"/>
             <w:tcMar>
-              <w:top w:w="40" w:type="dxa"/>
-              <w:bottom w:w="40" w:type="dxa"/>
-              <w:left w:w="50" w:type="dxa"/>
-              <w:right w:w="50" w:type="dxa"/>
+              <w:top w:w="30" w:type="dxa"/>
+              <w:bottom w:w="30" w:type="dxa"/>
+              <w:left w:w="40" w:type="dxa"/>
+              <w:right w:w="40" w:type="dxa"/>
             </w:tcMar>
+            <w:shd w:fill="F8FAFC"/>
           </w:tcPr>
           <w:p>
             <w:pPr>
-              <w:spacing w:after="40"/>
+              <w:jc w:val="center"/>
             </w:pPr>
             <w:r>
               <w:rPr>
-                <w:b/>
-                <w:sz w:val="16"/>
+                <w:sz w:val="14"/>
               </w:rPr>
-              <w:t>01</w:t>
+              <w:t>02</w:t>
             </w:r>
           </w:p>
         </w:tc>
         <w:tc>
           <w:tcPr>
-            <w:tcW w:type="dxa" w:w="3168"/>
-            <w:shd w:fill="F9FBFD"/>
+            <w:tcW w:type="dxa" w:w="2592"/>
             <w:tcMar>
-              <w:top w:w="40" w:type="dxa"/>
-              <w:bottom w:w="40" w:type="dxa"/>
-              <w:left w:w="50" w:type="dxa"/>
-              <w:right w:w="50" w:type="dxa"/>
+              <w:top w:w="30" w:type="dxa"/>
+              <w:bottom w:w="30" w:type="dxa"/>
+              <w:left w:w="40" w:type="dxa"/>
+              <w:right w:w="40" w:type="dxa"/>
             </w:tcMar>
+            <w:shd w:fill="F8FAFC"/>
           </w:tcPr>
           <w:p>
             <w:pPr>
-              <w:spacing w:after="40"/>
+              <w:jc w:val="left"/>
             </w:pPr>
             <w:r>
               <w:rPr>
-                <w:sz w:val="16"/>
+                <w:sz w:val="14"/>
               </w:rPr>
-              <w:t>Substituição do Teto dos Elevadores</w:t>
+              <w:t>Limpeza Robotizada Dutos AC</w:t>
             </w:r>
           </w:p>
         </w:tc>
         <w:tc>
           <w:tcPr>
             <w:tcW w:type="dxa" w:w="1296"/>
-            <w:shd w:fill="F9FBFD"/>
             <w:tcMar>
-              <w:top w:w="40" w:type="dxa"/>
-              <w:bottom w:w="40" w:type="dxa"/>
-              <w:left w:w="50" w:type="dxa"/>
-              <w:right w:w="50" w:type="dxa"/>
+              <w:top w:w="30" w:type="dxa"/>
+              <w:bottom w:w="30" w:type="dxa"/>
+              <w:left w:w="40" w:type="dxa"/>
+              <w:right w:w="40" w:type="dxa"/>
             </w:tcMar>
+            <w:shd w:fill="F8FAFC"/>
           </w:tcPr>
           <w:p>
             <w:pPr>
-              <w:spacing w:after="40"/>
+              <w:jc w:val="left"/>
             </w:pPr>
             <w:r>
               <w:rPr>
-                <w:sz w:val="16"/>
+                <w:sz w:val="14"/>
               </w:rPr>
-              <w:t>SINAPI/Própria</w:t>
+              <w:t>IN SEGES 65/21</w:t>
+            </w:r>
+          </w:p>
+        </w:tc>
+        <w:tc>
+          <w:tcPr>
+            <w:tcW w:type="dxa" w:w="1296"/>
+            <w:tcMar>
+              <w:top w:w="30" w:type="dxa"/>
+              <w:bottom w:w="30" w:type="dxa"/>
+              <w:left w:w="40" w:type="dxa"/>
+              <w:right w:w="40" w:type="dxa"/>
+            </w:tcMar>
+            <w:shd w:fill="F8FAFC"/>
+          </w:tcPr>
+          <w:p>
+            <w:pPr>
+              <w:jc w:val="right"/>
+            </w:pPr>
+            <w:r>
+              <w:rPr>
+                <w:sz w:val="14"/>
+              </w:rPr>
+              <w:t>R$ 44.011,83</w:t>
             </w:r>
           </w:p>
         </w:tc>
         <w:tc>
           <w:tcPr>
             <w:tcW w:type="dxa" w:w="864"/>
-            <w:shd w:fill="F9FBFD"/>
             <w:tcMar>
-              <w:top w:w="40" w:type="dxa"/>
-              <w:bottom w:w="40" w:type="dxa"/>
-              <w:left w:w="50" w:type="dxa"/>
-              <w:right w:w="50" w:type="dxa"/>
+              <w:top w:w="30" w:type="dxa"/>
+              <w:bottom w:w="30" w:type="dxa"/>
+              <w:left w:w="40" w:type="dxa"/>
+              <w:right w:w="40" w:type="dxa"/>
             </w:tcMar>
+            <w:shd w:fill="F8FAFC"/>
           </w:tcPr>
           <w:p>
             <w:pPr>
-              <w:spacing w:after="40"/>
+              <w:jc w:val="center"/>
             </w:pPr>
             <w:r>
               <w:rPr>
-                <w:sz w:val="16"/>
+                <w:sz w:val="14"/>
               </w:rPr>
-              <w:t>25,00%</w:t>
+              <w:t>4,38%</w:t>
             </w:r>
           </w:p>
         </w:tc>
         <w:tc>
           <w:tcPr>
-            <w:tcW w:type="dxa" w:w="1440"/>
-            <w:shd w:fill="F9FBFD"/>
+            <w:tcW w:type="dxa" w:w="864"/>
             <w:tcMar>
-              <w:top w:w="40" w:type="dxa"/>
-              <w:bottom w:w="40" w:type="dxa"/>
-              <w:left w:w="50" w:type="dxa"/>
-              <w:right w:w="50" w:type="dxa"/>
+              <w:top w:w="30" w:type="dxa"/>
+              <w:bottom w:w="30" w:type="dxa"/>
+              <w:left w:w="40" w:type="dxa"/>
+              <w:right w:w="40" w:type="dxa"/>
             </w:tcMar>
+            <w:shd w:fill="F8FAFC"/>
           </w:tcPr>
           <w:p>
             <w:pPr>
-              <w:spacing w:after="40"/>
+              <w:jc w:val="center"/>
             </w:pPr>
             <w:r>
               <w:rPr>
-                <w:b/>
-                <w:sz w:val="16"/>
+                <w:sz w:val="14"/>
               </w:rPr>
-              <w:t>R$ 32.194,17</w:t>
+              <w:t>88,67%</w:t>
             </w:r>
           </w:p>
         </w:tc>
         <w:tc>
           <w:tcPr>
-            <w:tcW w:type="dxa" w:w="1008"/>
-            <w:shd w:fill="F9FBFD"/>
+            <w:tcW w:type="dxa" w:w="864"/>
             <w:tcMar>
-              <w:top w:w="40" w:type="dxa"/>
-              <w:bottom w:w="40" w:type="dxa"/>
-              <w:left w:w="50" w:type="dxa"/>
-              <w:right w:w="50" w:type="dxa"/>
+              <w:top w:w="30" w:type="dxa"/>
+              <w:bottom w:w="30" w:type="dxa"/>
+              <w:left w:w="40" w:type="dxa"/>
+              <w:right w:w="40" w:type="dxa"/>
             </w:tcMar>
+            <w:shd w:fill="F8FAFC"/>
           </w:tcPr>
           <w:p>
             <w:pPr>
-              <w:spacing w:after="40"/>
+              <w:jc w:val="center"/>
             </w:pPr>
             <w:r>
               <w:rPr>
                 <w:b/>
-                <w:sz w:val="16"/>
+                <w:color w:val="C2410C"/>
+                <w:sz w:val="14"/>
               </w:rPr>
               <w:t>Classe B</w:t>
             </w:r>
@@ -3309,27 +2873,24 @@
         </w:tc>
         <w:tc>
           <w:tcPr>
-            <w:tcW w:type="dxa" w:w="1584"/>
-            <w:shd w:fill="F9FBFD"/>
+            <w:tcW w:type="dxa" w:w="2160"/>
             <w:tcMar>
-              <w:top w:w="40" w:type="dxa"/>
-              <w:bottom w:w="40" w:type="dxa"/>
-              <w:left w:w="50" w:type="dxa"/>
-              <w:right w:w="50" w:type="dxa"/>
+              <w:top w:w="30" w:type="dxa"/>
+              <w:bottom w:w="30" w:type="dxa"/>
+              <w:left w:w="40" w:type="dxa"/>
+              <w:right w:w="40" w:type="dxa"/>
             </w:tcMar>
+            <w:shd w:fill="F8FAFC"/>
           </w:tcPr>
           <w:p>
             <w:pPr>
-              <w:spacing w:after="40"/>
+              <w:jc w:val="left"/>
             </w:pPr>
             <w:r>
               <w:rPr>
-                <w:b/>
-                <w:color w:val="992211"/>
-                <w:sz w:val="17"/>
-                <w:highlight w:val="yellow"/>
+                <w:sz w:val="14"/>
               </w:rPr>
-              <w:t xml:space="preserve"> [LINK SEI: Item 01 - Elevadores] </w:t>
+              <w:t>ET: 61826396 | Orç: 61826477</w:t>
             </w:r>
           </w:p>
         </w:tc>
@@ -3337,192 +2898,22 @@
       <w:tr>
         <w:tc>
           <w:tcPr>
-            <w:tcW w:type="dxa" w:w="720"/>
+            <w:tcW w:type="dxa" w:w="576"/>
+            <w:tcMar>
+              <w:top w:w="30" w:type="dxa"/>
+              <w:bottom w:w="30" w:type="dxa"/>
+              <w:left w:w="40" w:type="dxa"/>
+              <w:right w:w="40" w:type="dxa"/>
+            </w:tcMar>
             <w:shd w:fill="FFFFFF"/>
-            <w:tcMar>
-              <w:top w:w="40" w:type="dxa"/>
-              <w:bottom w:w="40" w:type="dxa"/>
-              <w:left w:w="50" w:type="dxa"/>
-              <w:right w:w="50" w:type="dxa"/>
-            </w:tcMar>
           </w:tcPr>
           <w:p>
             <w:pPr>
-              <w:spacing w:after="40"/>
+              <w:jc w:val="center"/>
             </w:pPr>
             <w:r>
               <w:rPr>
-                <w:b/>
-                <w:sz w:val="16"/>
-              </w:rPr>
-              <w:t>02</w:t>
-            </w:r>
-          </w:p>
-        </w:tc>
-        <w:tc>
-          <w:tcPr>
-            <w:tcW w:type="dxa" w:w="3168"/>
-            <w:shd w:fill="FFFFFF"/>
-            <w:tcMar>
-              <w:top w:w="40" w:type="dxa"/>
-              <w:bottom w:w="40" w:type="dxa"/>
-              <w:left w:w="50" w:type="dxa"/>
-              <w:right w:w="50" w:type="dxa"/>
-            </w:tcMar>
-          </w:tcPr>
-          <w:p>
-            <w:pPr>
-              <w:spacing w:after="40"/>
-            </w:pPr>
-            <w:r>
-              <w:rPr>
-                <w:sz w:val="16"/>
-              </w:rPr>
-              <w:t>Limpeza Robotizada dos Dutos de AC</w:t>
-            </w:r>
-          </w:p>
-        </w:tc>
-        <w:tc>
-          <w:tcPr>
-            <w:tcW w:type="dxa" w:w="1296"/>
-            <w:shd w:fill="FFFFFF"/>
-            <w:tcMar>
-              <w:top w:w="40" w:type="dxa"/>
-              <w:bottom w:w="40" w:type="dxa"/>
-              <w:left w:w="50" w:type="dxa"/>
-              <w:right w:w="50" w:type="dxa"/>
-            </w:tcMar>
-          </w:tcPr>
-          <w:p>
-            <w:pPr>
-              <w:spacing w:after="40"/>
-            </w:pPr>
-            <w:r>
-              <w:rPr>
-                <w:sz w:val="16"/>
-              </w:rPr>
-              <w:t>Pesquisa IN 65</w:t>
-            </w:r>
-          </w:p>
-        </w:tc>
-        <w:tc>
-          <w:tcPr>
-            <w:tcW w:type="dxa" w:w="864"/>
-            <w:shd w:fill="FFFFFF"/>
-            <w:tcMar>
-              <w:top w:w="40" w:type="dxa"/>
-              <w:bottom w:w="40" w:type="dxa"/>
-              <w:left w:w="50" w:type="dxa"/>
-              <w:right w:w="50" w:type="dxa"/>
-            </w:tcMar>
-          </w:tcPr>
-          <w:p>
-            <w:pPr>
-              <w:spacing w:after="40"/>
-            </w:pPr>
-            <w:r>
-              <w:rPr>
-                <w:sz w:val="16"/>
-              </w:rPr>
-              <w:t>25,00%</w:t>
-            </w:r>
-          </w:p>
-        </w:tc>
-        <w:tc>
-          <w:tcPr>
-            <w:tcW w:type="dxa" w:w="1440"/>
-            <w:shd w:fill="FFFFFF"/>
-            <w:tcMar>
-              <w:top w:w="40" w:type="dxa"/>
-              <w:bottom w:w="40" w:type="dxa"/>
-              <w:left w:w="50" w:type="dxa"/>
-              <w:right w:w="50" w:type="dxa"/>
-            </w:tcMar>
-          </w:tcPr>
-          <w:p>
-            <w:pPr>
-              <w:spacing w:after="40"/>
-            </w:pPr>
-            <w:r>
-              <w:rPr>
-                <w:b/>
-                <w:sz w:val="16"/>
-              </w:rPr>
-              <w:t>R$ 44.011,83</w:t>
-            </w:r>
-          </w:p>
-        </w:tc>
-        <w:tc>
-          <w:tcPr>
-            <w:tcW w:type="dxa" w:w="1008"/>
-            <w:shd w:fill="FFFFFF"/>
-            <w:tcMar>
-              <w:top w:w="40" w:type="dxa"/>
-              <w:bottom w:w="40" w:type="dxa"/>
-              <w:left w:w="50" w:type="dxa"/>
-              <w:right w:w="50" w:type="dxa"/>
-            </w:tcMar>
-          </w:tcPr>
-          <w:p>
-            <w:pPr>
-              <w:spacing w:after="40"/>
-            </w:pPr>
-            <w:r>
-              <w:rPr>
-                <w:b/>
-                <w:sz w:val="16"/>
-              </w:rPr>
-              <w:t>Classe B</w:t>
-            </w:r>
-          </w:p>
-        </w:tc>
-        <w:tc>
-          <w:tcPr>
-            <w:tcW w:type="dxa" w:w="1584"/>
-            <w:shd w:fill="FFFFFF"/>
-            <w:tcMar>
-              <w:top w:w="40" w:type="dxa"/>
-              <w:bottom w:w="40" w:type="dxa"/>
-              <w:left w:w="50" w:type="dxa"/>
-              <w:right w:w="50" w:type="dxa"/>
-            </w:tcMar>
-          </w:tcPr>
-          <w:p>
-            <w:pPr>
-              <w:spacing w:after="40"/>
-            </w:pPr>
-            <w:r>
-              <w:rPr>
-                <w:b/>
-                <w:color w:val="992211"/>
-                <w:sz w:val="17"/>
-                <w:highlight w:val="yellow"/>
-              </w:rPr>
-              <w:t xml:space="preserve"> [LINK SEI: Item 02 - AC] </w:t>
-            </w:r>
-          </w:p>
-        </w:tc>
-      </w:tr>
-      <w:tr>
-        <w:tc>
-          <w:tcPr>
-            <w:tcW w:type="dxa" w:w="720"/>
-            <w:shd w:fill="F9FBFD"/>
-            <w:tcMar>
-              <w:top w:w="40" w:type="dxa"/>
-              <w:bottom w:w="40" w:type="dxa"/>
-              <w:left w:w="50" w:type="dxa"/>
-              <w:right w:w="50" w:type="dxa"/>
-            </w:tcMar>
-          </w:tcPr>
-          <w:p>
-            <w:pPr>
-              <w:spacing w:after="40"/>
-            </w:pPr>
-            <w:r>
-              <w:rPr>
-                <w:b/>
-                <w:sz w:val="16"/>
+                <w:sz w:val="14"/>
               </w:rPr>
               <w:t>03</w:t>
             </w:r>
@@ -3530,22 +2921,22 @@
         </w:tc>
         <w:tc>
           <w:tcPr>
-            <w:tcW w:type="dxa" w:w="3168"/>
-            <w:shd w:fill="F9FBFD"/>
+            <w:tcW w:type="dxa" w:w="2592"/>
             <w:tcMar>
-              <w:top w:w="40" w:type="dxa"/>
-              <w:bottom w:w="40" w:type="dxa"/>
-              <w:left w:w="50" w:type="dxa"/>
-              <w:right w:w="50" w:type="dxa"/>
+              <w:top w:w="30" w:type="dxa"/>
+              <w:bottom w:w="30" w:type="dxa"/>
+              <w:left w:w="40" w:type="dxa"/>
+              <w:right w:w="40" w:type="dxa"/>
             </w:tcMar>
+            <w:shd w:fill="FFFFFF"/>
           </w:tcPr>
           <w:p>
             <w:pPr>
-              <w:spacing w:after="40"/>
+              <w:jc w:val="left"/>
             </w:pPr>
             <w:r>
               <w:rPr>
-                <w:sz w:val="16"/>
+                <w:sz w:val="14"/>
               </w:rPr>
               <w:t>Lavagem Fachada Envidraçada</w:t>
             </w:r>
@@ -3554,68 +2945,44 @@
         <w:tc>
           <w:tcPr>
             <w:tcW w:type="dxa" w:w="1296"/>
-            <w:shd w:fill="F9FBFD"/>
             <w:tcMar>
-              <w:top w:w="40" w:type="dxa"/>
-              <w:bottom w:w="40" w:type="dxa"/>
-              <w:left w:w="50" w:type="dxa"/>
-              <w:right w:w="50" w:type="dxa"/>
+              <w:top w:w="30" w:type="dxa"/>
+              <w:bottom w:w="30" w:type="dxa"/>
+              <w:left w:w="40" w:type="dxa"/>
+              <w:right w:w="40" w:type="dxa"/>
             </w:tcMar>
+            <w:shd w:fill="FFFFFF"/>
           </w:tcPr>
           <w:p>
             <w:pPr>
-              <w:spacing w:after="40"/>
+              <w:jc w:val="left"/>
             </w:pPr>
             <w:r>
               <w:rPr>
-                <w:sz w:val="16"/>
+                <w:sz w:val="14"/>
               </w:rPr>
-              <w:t>SINAPI/IOPES</w:t>
+              <w:t>IOPES / SINAPI</w:t>
             </w:r>
           </w:p>
         </w:tc>
         <w:tc>
           <w:tcPr>
-            <w:tcW w:type="dxa" w:w="864"/>
-            <w:shd w:fill="F9FBFD"/>
+            <w:tcW w:type="dxa" w:w="1296"/>
             <w:tcMar>
-              <w:top w:w="40" w:type="dxa"/>
-              <w:bottom w:w="40" w:type="dxa"/>
-              <w:left w:w="50" w:type="dxa"/>
-              <w:right w:w="50" w:type="dxa"/>
+              <w:top w:w="30" w:type="dxa"/>
+              <w:bottom w:w="30" w:type="dxa"/>
+              <w:left w:w="40" w:type="dxa"/>
+              <w:right w:w="40" w:type="dxa"/>
             </w:tcMar>
+            <w:shd w:fill="FFFFFF"/>
           </w:tcPr>
           <w:p>
             <w:pPr>
-              <w:spacing w:after="40"/>
+              <w:jc w:val="right"/>
             </w:pPr>
             <w:r>
               <w:rPr>
-                <w:sz w:val="16"/>
-              </w:rPr>
-              <w:t>25,00%</w:t>
-            </w:r>
-          </w:p>
-        </w:tc>
-        <w:tc>
-          <w:tcPr>
-            <w:tcW w:type="dxa" w:w="1440"/>
-            <w:shd w:fill="F9FBFD"/>
-            <w:tcMar>
-              <w:top w:w="40" w:type="dxa"/>
-              <w:bottom w:w="40" w:type="dxa"/>
-              <w:left w:w="50" w:type="dxa"/>
-              <w:right w:w="50" w:type="dxa"/>
-            </w:tcMar>
-          </w:tcPr>
-          <w:p>
-            <w:pPr>
-              <w:spacing w:after="40"/>
-            </w:pPr>
-            <w:r>
-              <w:rPr>
-                <w:b/>
-                <w:sz w:val="16"/>
+                <w:sz w:val="14"/>
               </w:rPr>
               <w:t>R$ 94.172,48</w:t>
             </w:r>
@@ -3623,23 +2990,70 @@
         </w:tc>
         <w:tc>
           <w:tcPr>
-            <w:tcW w:type="dxa" w:w="1008"/>
-            <w:shd w:fill="F9FBFD"/>
+            <w:tcW w:type="dxa" w:w="864"/>
             <w:tcMar>
-              <w:top w:w="40" w:type="dxa"/>
-              <w:bottom w:w="40" w:type="dxa"/>
-              <w:left w:w="50" w:type="dxa"/>
-              <w:right w:w="50" w:type="dxa"/>
+              <w:top w:w="30" w:type="dxa"/>
+              <w:bottom w:w="30" w:type="dxa"/>
+              <w:left w:w="40" w:type="dxa"/>
+              <w:right w:w="40" w:type="dxa"/>
             </w:tcMar>
+            <w:shd w:fill="FFFFFF"/>
           </w:tcPr>
           <w:p>
             <w:pPr>
-              <w:spacing w:after="40"/>
+              <w:jc w:val="center"/>
+            </w:pPr>
+            <w:r>
+              <w:rPr>
+                <w:sz w:val="14"/>
+              </w:rPr>
+              <w:t>9,36%</w:t>
+            </w:r>
+          </w:p>
+        </w:tc>
+        <w:tc>
+          <w:tcPr>
+            <w:tcW w:type="dxa" w:w="864"/>
+            <w:tcMar>
+              <w:top w:w="30" w:type="dxa"/>
+              <w:bottom w:w="30" w:type="dxa"/>
+              <w:left w:w="40" w:type="dxa"/>
+              <w:right w:w="40" w:type="dxa"/>
+            </w:tcMar>
+            <w:shd w:fill="FFFFFF"/>
+          </w:tcPr>
+          <w:p>
+            <w:pPr>
+              <w:jc w:val="center"/>
+            </w:pPr>
+            <w:r>
+              <w:rPr>
+                <w:sz w:val="14"/>
+              </w:rPr>
+              <w:t>74,46%</w:t>
+            </w:r>
+          </w:p>
+        </w:tc>
+        <w:tc>
+          <w:tcPr>
+            <w:tcW w:type="dxa" w:w="864"/>
+            <w:tcMar>
+              <w:top w:w="30" w:type="dxa"/>
+              <w:bottom w:w="30" w:type="dxa"/>
+              <w:left w:w="40" w:type="dxa"/>
+              <w:right w:w="40" w:type="dxa"/>
+            </w:tcMar>
+            <w:shd w:fill="FFFFFF"/>
+          </w:tcPr>
+          <w:p>
+            <w:pPr>
+              <w:jc w:val="center"/>
             </w:pPr>
             <w:r>
               <w:rPr>
                 <w:b/>
-                <w:sz w:val="16"/>
+                <w:color w:val="B91C1C"/>
+                <w:sz w:val="14"/>
               </w:rPr>
               <w:t>Classe A</w:t>
             </w:r>
@@ -3647,27 +3061,24 @@
         </w:tc>
         <w:tc>
           <w:tcPr>
-            <w:tcW w:type="dxa" w:w="1584"/>
-            <w:shd w:fill="F9FBFD"/>
+            <w:tcW w:type="dxa" w:w="2160"/>
             <w:tcMar>
-              <w:top w:w="40" w:type="dxa"/>
-              <w:bottom w:w="40" w:type="dxa"/>
-              <w:left w:w="50" w:type="dxa"/>
-              <w:right w:w="50" w:type="dxa"/>
+              <w:top w:w="30" w:type="dxa"/>
+              <w:bottom w:w="30" w:type="dxa"/>
+              <w:left w:w="40" w:type="dxa"/>
+              <w:right w:w="40" w:type="dxa"/>
             </w:tcMar>
+            <w:shd w:fill="FFFFFF"/>
           </w:tcPr>
           <w:p>
             <w:pPr>
-              <w:spacing w:after="40"/>
+              <w:jc w:val="left"/>
             </w:pPr>
             <w:r>
               <w:rPr>
-                <w:b/>
-                <w:color w:val="992211"/>
-                <w:sz w:val="17"/>
-                <w:highlight w:val="yellow"/>
+                <w:sz w:val="14"/>
               </w:rPr>
-              <w:t xml:space="preserve"> [LINK SEI: Item 03 - Fachada] </w:t>
+              <w:t>ET: 61826554 | Orç: 61826643</w:t>
             </w:r>
           </w:p>
         </w:tc>
@@ -3675,23 +3086,22 @@
       <w:tr>
         <w:tc>
           <w:tcPr>
-            <w:tcW w:type="dxa" w:w="720"/>
-            <w:shd w:fill="FFFFFF"/>
+            <w:tcW w:type="dxa" w:w="576"/>
             <w:tcMar>
-              <w:top w:w="40" w:type="dxa"/>
-              <w:bottom w:w="40" w:type="dxa"/>
-              <w:left w:w="50" w:type="dxa"/>
-              <w:right w:w="50" w:type="dxa"/>
+              <w:top w:w="30" w:type="dxa"/>
+              <w:bottom w:w="30" w:type="dxa"/>
+              <w:left w:w="40" w:type="dxa"/>
+              <w:right w:w="40" w:type="dxa"/>
             </w:tcMar>
+            <w:shd w:fill="F8FAFC"/>
           </w:tcPr>
           <w:p>
             <w:pPr>
-              <w:spacing w:after="40"/>
+              <w:jc w:val="center"/>
             </w:pPr>
             <w:r>
               <w:rPr>
-                <w:b/>
-                <w:sz w:val="16"/>
+                <w:sz w:val="14"/>
               </w:rPr>
               <w:t>04</w:t>
             </w:r>
@@ -3699,92 +3109,68 @@
         </w:tc>
         <w:tc>
           <w:tcPr>
-            <w:tcW w:type="dxa" w:w="3168"/>
-            <w:shd w:fill="FFFFFF"/>
+            <w:tcW w:type="dxa" w:w="2592"/>
             <w:tcMar>
-              <w:top w:w="40" w:type="dxa"/>
-              <w:bottom w:w="40" w:type="dxa"/>
-              <w:left w:w="50" w:type="dxa"/>
-              <w:right w:w="50" w:type="dxa"/>
+              <w:top w:w="30" w:type="dxa"/>
+              <w:bottom w:w="30" w:type="dxa"/>
+              <w:left w:w="40" w:type="dxa"/>
+              <w:right w:w="40" w:type="dxa"/>
             </w:tcMar>
+            <w:shd w:fill="F8FAFC"/>
           </w:tcPr>
           <w:p>
             <w:pPr>
-              <w:spacing w:after="40"/>
+              <w:jc w:val="left"/>
             </w:pPr>
             <w:r>
               <w:rPr>
-                <w:sz w:val="16"/>
+                <w:sz w:val="14"/>
               </w:rPr>
-              <w:t>Tratamento de Juntas de Dilatação</w:t>
+              <w:t>Tratamento Juntas Dilatação</w:t>
             </w:r>
           </w:p>
         </w:tc>
         <w:tc>
           <w:tcPr>
             <w:tcW w:type="dxa" w:w="1296"/>
-            <w:shd w:fill="FFFFFF"/>
             <w:tcMar>
-              <w:top w:w="40" w:type="dxa"/>
-              <w:bottom w:w="40" w:type="dxa"/>
-              <w:left w:w="50" w:type="dxa"/>
-              <w:right w:w="50" w:type="dxa"/>
+              <w:top w:w="30" w:type="dxa"/>
+              <w:bottom w:w="30" w:type="dxa"/>
+              <w:left w:w="40" w:type="dxa"/>
+              <w:right w:w="40" w:type="dxa"/>
             </w:tcMar>
+            <w:shd w:fill="F8FAFC"/>
           </w:tcPr>
           <w:p>
             <w:pPr>
-              <w:spacing w:after="40"/>
+              <w:jc w:val="left"/>
             </w:pPr>
             <w:r>
               <w:rPr>
-                <w:sz w:val="16"/>
+                <w:sz w:val="14"/>
               </w:rPr>
-              <w:t>SINAPI</w:t>
+              <w:t>SINAPI Vitória</w:t>
             </w:r>
           </w:p>
         </w:tc>
         <w:tc>
           <w:tcPr>
-            <w:tcW w:type="dxa" w:w="864"/>
-            <w:shd w:fill="FFFFFF"/>
+            <w:tcW w:type="dxa" w:w="1296"/>
             <w:tcMar>
-              <w:top w:w="40" w:type="dxa"/>
-              <w:bottom w:w="40" w:type="dxa"/>
-              <w:left w:w="50" w:type="dxa"/>
-              <w:right w:w="50" w:type="dxa"/>
+              <w:top w:w="30" w:type="dxa"/>
+              <w:bottom w:w="30" w:type="dxa"/>
+              <w:left w:w="40" w:type="dxa"/>
+              <w:right w:w="40" w:type="dxa"/>
             </w:tcMar>
+            <w:shd w:fill="F8FAFC"/>
           </w:tcPr>
           <w:p>
             <w:pPr>
-              <w:spacing w:after="40"/>
+              <w:jc w:val="right"/>
             </w:pPr>
             <w:r>
               <w:rPr>
-                <w:sz w:val="16"/>
-              </w:rPr>
-              <w:t>25,00%</w:t>
-            </w:r>
-          </w:p>
-        </w:tc>
-        <w:tc>
-          <w:tcPr>
-            <w:tcW w:type="dxa" w:w="1440"/>
-            <w:shd w:fill="FFFFFF"/>
-            <w:tcMar>
-              <w:top w:w="40" w:type="dxa"/>
-              <w:bottom w:w="40" w:type="dxa"/>
-              <w:left w:w="50" w:type="dxa"/>
-              <w:right w:w="50" w:type="dxa"/>
-            </w:tcMar>
-          </w:tcPr>
-          <w:p>
-            <w:pPr>
-              <w:spacing w:after="40"/>
-            </w:pPr>
-            <w:r>
-              <w:rPr>
-                <w:b/>
-                <w:sz w:val="16"/>
+                <w:sz w:val="14"/>
               </w:rPr>
               <w:t>R$ 31.794,07</w:t>
             </w:r>
@@ -3792,23 +3178,70 @@
         </w:tc>
         <w:tc>
           <w:tcPr>
-            <w:tcW w:type="dxa" w:w="1008"/>
-            <w:shd w:fill="FFFFFF"/>
+            <w:tcW w:type="dxa" w:w="864"/>
             <w:tcMar>
-              <w:top w:w="40" w:type="dxa"/>
-              <w:bottom w:w="40" w:type="dxa"/>
-              <w:left w:w="50" w:type="dxa"/>
-              <w:right w:w="50" w:type="dxa"/>
+              <w:top w:w="30" w:type="dxa"/>
+              <w:bottom w:w="30" w:type="dxa"/>
+              <w:left w:w="40" w:type="dxa"/>
+              <w:right w:w="40" w:type="dxa"/>
             </w:tcMar>
+            <w:shd w:fill="F8FAFC"/>
           </w:tcPr>
           <w:p>
             <w:pPr>
-              <w:spacing w:after="40"/>
+              <w:jc w:val="center"/>
+            </w:pPr>
+            <w:r>
+              <w:rPr>
+                <w:sz w:val="14"/>
+              </w:rPr>
+              <w:t>3,16%</w:t>
+            </w:r>
+          </w:p>
+        </w:tc>
+        <w:tc>
+          <w:tcPr>
+            <w:tcW w:type="dxa" w:w="864"/>
+            <w:tcMar>
+              <w:top w:w="30" w:type="dxa"/>
+              <w:bottom w:w="30" w:type="dxa"/>
+              <w:left w:w="40" w:type="dxa"/>
+              <w:right w:w="40" w:type="dxa"/>
+            </w:tcMar>
+            <w:shd w:fill="F8FAFC"/>
+          </w:tcPr>
+          <w:p>
+            <w:pPr>
+              <w:jc w:val="center"/>
+            </w:pPr>
+            <w:r>
+              <w:rPr>
+                <w:sz w:val="14"/>
+              </w:rPr>
+              <w:t>95,03%</w:t>
+            </w:r>
+          </w:p>
+        </w:tc>
+        <w:tc>
+          <w:tcPr>
+            <w:tcW w:type="dxa" w:w="864"/>
+            <w:tcMar>
+              <w:top w:w="30" w:type="dxa"/>
+              <w:bottom w:w="30" w:type="dxa"/>
+              <w:left w:w="40" w:type="dxa"/>
+              <w:right w:w="40" w:type="dxa"/>
+            </w:tcMar>
+            <w:shd w:fill="F8FAFC"/>
+          </w:tcPr>
+          <w:p>
+            <w:pPr>
+              <w:jc w:val="center"/>
             </w:pPr>
             <w:r>
               <w:rPr>
                 <w:b/>
-                <w:sz w:val="16"/>
+                <w:color w:val="475569"/>
+                <w:sz w:val="14"/>
               </w:rPr>
               <w:t>Classe C</w:t>
             </w:r>
@@ -3816,27 +3249,24 @@
         </w:tc>
         <w:tc>
           <w:tcPr>
-            <w:tcW w:type="dxa" w:w="1584"/>
-            <w:shd w:fill="FFFFFF"/>
+            <w:tcW w:type="dxa" w:w="2160"/>
             <w:tcMar>
-              <w:top w:w="40" w:type="dxa"/>
-              <w:bottom w:w="40" w:type="dxa"/>
-              <w:left w:w="50" w:type="dxa"/>
-              <w:right w:w="50" w:type="dxa"/>
+              <w:top w:w="30" w:type="dxa"/>
+              <w:bottom w:w="30" w:type="dxa"/>
+              <w:left w:w="40" w:type="dxa"/>
+              <w:right w:w="40" w:type="dxa"/>
             </w:tcMar>
+            <w:shd w:fill="F8FAFC"/>
           </w:tcPr>
           <w:p>
             <w:pPr>
-              <w:spacing w:after="40"/>
+              <w:jc w:val="left"/>
             </w:pPr>
             <w:r>
               <w:rPr>
-                <w:b/>
-                <w:color w:val="992211"/>
-                <w:sz w:val="17"/>
-                <w:highlight w:val="yellow"/>
+                <w:sz w:val="14"/>
               </w:rPr>
-              <w:t xml:space="preserve"> [LINK SEI: Item 04 - Juntas] </w:t>
+              <w:t>ET: 61826777 | Orç: 61826863</w:t>
             </w:r>
           </w:p>
         </w:tc>
@@ -3844,23 +3274,22 @@
       <w:tr>
         <w:tc>
           <w:tcPr>
-            <w:tcW w:type="dxa" w:w="720"/>
-            <w:shd w:fill="F9FBFD"/>
+            <w:tcW w:type="dxa" w:w="576"/>
             <w:tcMar>
-              <w:top w:w="40" w:type="dxa"/>
-              <w:bottom w:w="40" w:type="dxa"/>
-              <w:left w:w="50" w:type="dxa"/>
-              <w:right w:w="50" w:type="dxa"/>
+              <w:top w:w="30" w:type="dxa"/>
+              <w:bottom w:w="30" w:type="dxa"/>
+              <w:left w:w="40" w:type="dxa"/>
+              <w:right w:w="40" w:type="dxa"/>
             </w:tcMar>
+            <w:shd w:fill="FFFFFF"/>
           </w:tcPr>
           <w:p>
             <w:pPr>
-              <w:spacing w:after="40"/>
+              <w:jc w:val="center"/>
             </w:pPr>
             <w:r>
               <w:rPr>
-                <w:b/>
-                <w:sz w:val="16"/>
+                <w:sz w:val="14"/>
               </w:rPr>
               <w:t>05</w:t>
             </w:r>
@@ -3868,92 +3297,68 @@
         </w:tc>
         <w:tc>
           <w:tcPr>
-            <w:tcW w:type="dxa" w:w="3168"/>
-            <w:shd w:fill="F9FBFD"/>
+            <w:tcW w:type="dxa" w:w="2592"/>
             <w:tcMar>
-              <w:top w:w="40" w:type="dxa"/>
-              <w:bottom w:w="40" w:type="dxa"/>
-              <w:left w:w="50" w:type="dxa"/>
-              <w:right w:w="50" w:type="dxa"/>
+              <w:top w:w="30" w:type="dxa"/>
+              <w:bottom w:w="30" w:type="dxa"/>
+              <w:left w:w="40" w:type="dxa"/>
+              <w:right w:w="40" w:type="dxa"/>
             </w:tcMar>
+            <w:shd w:fill="FFFFFF"/>
           </w:tcPr>
           <w:p>
             <w:pPr>
-              <w:spacing w:after="40"/>
+              <w:jc w:val="left"/>
             </w:pPr>
             <w:r>
               <w:rPr>
-                <w:sz w:val="16"/>
+                <w:sz w:val="14"/>
               </w:rPr>
-              <w:t>Pintura Anticorrosiva de Grades</w:t>
+              <w:t>Pintura Anticorrosiva Grades</w:t>
             </w:r>
           </w:p>
         </w:tc>
         <w:tc>
           <w:tcPr>
             <w:tcW w:type="dxa" w:w="1296"/>
-            <w:shd w:fill="F9FBFD"/>
             <w:tcMar>
-              <w:top w:w="40" w:type="dxa"/>
-              <w:bottom w:w="40" w:type="dxa"/>
-              <w:left w:w="50" w:type="dxa"/>
-              <w:right w:w="50" w:type="dxa"/>
+              <w:top w:w="30" w:type="dxa"/>
+              <w:bottom w:w="30" w:type="dxa"/>
+              <w:left w:w="40" w:type="dxa"/>
+              <w:right w:w="40" w:type="dxa"/>
             </w:tcMar>
+            <w:shd w:fill="FFFFFF"/>
           </w:tcPr>
           <w:p>
             <w:pPr>
-              <w:spacing w:after="40"/>
+              <w:jc w:val="left"/>
             </w:pPr>
             <w:r>
               <w:rPr>
-                <w:sz w:val="16"/>
+                <w:sz w:val="14"/>
               </w:rPr>
-              <w:t>SINAPI</w:t>
+              <w:t>SINAPI Vitória</w:t>
             </w:r>
           </w:p>
         </w:tc>
         <w:tc>
           <w:tcPr>
-            <w:tcW w:type="dxa" w:w="864"/>
-            <w:shd w:fill="F9FBFD"/>
+            <w:tcW w:type="dxa" w:w="1296"/>
             <w:tcMar>
-              <w:top w:w="40" w:type="dxa"/>
-              <w:bottom w:w="40" w:type="dxa"/>
-              <w:left w:w="50" w:type="dxa"/>
-              <w:right w:w="50" w:type="dxa"/>
+              <w:top w:w="30" w:type="dxa"/>
+              <w:bottom w:w="30" w:type="dxa"/>
+              <w:left w:w="40" w:type="dxa"/>
+              <w:right w:w="40" w:type="dxa"/>
             </w:tcMar>
+            <w:shd w:fill="FFFFFF"/>
           </w:tcPr>
           <w:p>
             <w:pPr>
-              <w:spacing w:after="40"/>
+              <w:jc w:val="right"/>
             </w:pPr>
             <w:r>
               <w:rPr>
-                <w:sz w:val="16"/>
-              </w:rPr>
-              <w:t>25,00%</w:t>
-            </w:r>
-          </w:p>
-        </w:tc>
-        <w:tc>
-          <w:tcPr>
-            <w:tcW w:type="dxa" w:w="1440"/>
-            <w:shd w:fill="F9FBFD"/>
-            <w:tcMar>
-              <w:top w:w="40" w:type="dxa"/>
-              <w:bottom w:w="40" w:type="dxa"/>
-              <w:left w:w="50" w:type="dxa"/>
-              <w:right w:w="50" w:type="dxa"/>
-            </w:tcMar>
-          </w:tcPr>
-          <w:p>
-            <w:pPr>
-              <w:spacing w:after="40"/>
-            </w:pPr>
-            <w:r>
-              <w:rPr>
-                <w:b/>
-                <w:sz w:val="16"/>
+                <w:sz w:val="14"/>
               </w:rPr>
               <w:t>R$ 51.398,76</w:t>
             </w:r>
@@ -3961,23 +3366,634 @@
         </w:tc>
         <w:tc>
           <w:tcPr>
-            <w:tcW w:type="dxa" w:w="1008"/>
-            <w:shd w:fill="F9FBFD"/>
+            <w:tcW w:type="dxa" w:w="864"/>
             <w:tcMar>
-              <w:top w:w="40" w:type="dxa"/>
-              <w:bottom w:w="40" w:type="dxa"/>
-              <w:left w:w="50" w:type="dxa"/>
-              <w:right w:w="50" w:type="dxa"/>
+              <w:top w:w="30" w:type="dxa"/>
+              <w:bottom w:w="30" w:type="dxa"/>
+              <w:left w:w="40" w:type="dxa"/>
+              <w:right w:w="40" w:type="dxa"/>
             </w:tcMar>
+            <w:shd w:fill="FFFFFF"/>
           </w:tcPr>
           <w:p>
             <w:pPr>
-              <w:spacing w:after="40"/>
+              <w:jc w:val="center"/>
+            </w:pPr>
+            <w:r>
+              <w:rPr>
+                <w:sz w:val="14"/>
+              </w:rPr>
+              <w:t>5,11%</w:t>
+            </w:r>
+          </w:p>
+        </w:tc>
+        <w:tc>
+          <w:tcPr>
+            <w:tcW w:type="dxa" w:w="864"/>
+            <w:tcMar>
+              <w:top w:w="30" w:type="dxa"/>
+              <w:bottom w:w="30" w:type="dxa"/>
+              <w:left w:w="40" w:type="dxa"/>
+              <w:right w:w="40" w:type="dxa"/>
+            </w:tcMar>
+            <w:shd w:fill="FFFFFF"/>
+          </w:tcPr>
+          <w:p>
+            <w:pPr>
+              <w:jc w:val="center"/>
+            </w:pPr>
+            <w:r>
+              <w:rPr>
+                <w:sz w:val="14"/>
+              </w:rPr>
+              <w:t>79,57%</w:t>
+            </w:r>
+          </w:p>
+        </w:tc>
+        <w:tc>
+          <w:tcPr>
+            <w:tcW w:type="dxa" w:w="864"/>
+            <w:tcMar>
+              <w:top w:w="30" w:type="dxa"/>
+              <w:bottom w:w="30" w:type="dxa"/>
+              <w:left w:w="40" w:type="dxa"/>
+              <w:right w:w="40" w:type="dxa"/>
+            </w:tcMar>
+            <w:shd w:fill="FFFFFF"/>
+          </w:tcPr>
+          <w:p>
+            <w:pPr>
+              <w:jc w:val="center"/>
             </w:pPr>
             <w:r>
               <w:rPr>
                 <w:b/>
-                <w:sz w:val="16"/>
+                <w:color w:val="B91C1C"/>
+                <w:sz w:val="14"/>
+              </w:rPr>
+              <w:t>Classe A</w:t>
+            </w:r>
+          </w:p>
+        </w:tc>
+        <w:tc>
+          <w:tcPr>
+            <w:tcW w:type="dxa" w:w="2160"/>
+            <w:tcMar>
+              <w:top w:w="30" w:type="dxa"/>
+              <w:bottom w:w="30" w:type="dxa"/>
+              <w:left w:w="40" w:type="dxa"/>
+              <w:right w:w="40" w:type="dxa"/>
+            </w:tcMar>
+            <w:shd w:fill="FFFFFF"/>
+          </w:tcPr>
+          <w:p>
+            <w:pPr>
+              <w:jc w:val="left"/>
+            </w:pPr>
+            <w:r>
+              <w:rPr>
+                <w:sz w:val="14"/>
+              </w:rPr>
+              <w:t>ET: 61831609 | Orç: 61831673</w:t>
+            </w:r>
+          </w:p>
+        </w:tc>
+      </w:tr>
+      <w:tr>
+        <w:tc>
+          <w:tcPr>
+            <w:tcW w:type="dxa" w:w="576"/>
+            <w:tcMar>
+              <w:top w:w="30" w:type="dxa"/>
+              <w:bottom w:w="30" w:type="dxa"/>
+              <w:left w:w="40" w:type="dxa"/>
+              <w:right w:w="40" w:type="dxa"/>
+            </w:tcMar>
+            <w:shd w:fill="F8FAFC"/>
+          </w:tcPr>
+          <w:p>
+            <w:pPr>
+              <w:jc w:val="center"/>
+            </w:pPr>
+            <w:r>
+              <w:rPr>
+                <w:sz w:val="14"/>
+              </w:rPr>
+              <w:t>06</w:t>
+            </w:r>
+          </w:p>
+        </w:tc>
+        <w:tc>
+          <w:tcPr>
+            <w:tcW w:type="dxa" w:w="2592"/>
+            <w:tcMar>
+              <w:top w:w="30" w:type="dxa"/>
+              <w:bottom w:w="30" w:type="dxa"/>
+              <w:left w:w="40" w:type="dxa"/>
+              <w:right w:w="40" w:type="dxa"/>
+            </w:tcMar>
+            <w:shd w:fill="F8FAFC"/>
+          </w:tcPr>
+          <w:p>
+            <w:pPr>
+              <w:jc w:val="left"/>
+            </w:pPr>
+            <w:r>
+              <w:rPr>
+                <w:sz w:val="14"/>
+              </w:rPr>
+              <w:t>Películas de Controle Solar</w:t>
+            </w:r>
+          </w:p>
+        </w:tc>
+        <w:tc>
+          <w:tcPr>
+            <w:tcW w:type="dxa" w:w="1296"/>
+            <w:tcMar>
+              <w:top w:w="30" w:type="dxa"/>
+              <w:bottom w:w="30" w:type="dxa"/>
+              <w:left w:w="40" w:type="dxa"/>
+              <w:right w:w="40" w:type="dxa"/>
+            </w:tcMar>
+            <w:shd w:fill="F8FAFC"/>
+          </w:tcPr>
+          <w:p>
+            <w:pPr>
+              <w:jc w:val="left"/>
+            </w:pPr>
+            <w:r>
+              <w:rPr>
+                <w:sz w:val="14"/>
+              </w:rPr>
+              <w:t>IN SEGES 65/21</w:t>
+            </w:r>
+          </w:p>
+        </w:tc>
+        <w:tc>
+          <w:tcPr>
+            <w:tcW w:type="dxa" w:w="1296"/>
+            <w:tcMar>
+              <w:top w:w="30" w:type="dxa"/>
+              <w:bottom w:w="30" w:type="dxa"/>
+              <w:left w:w="40" w:type="dxa"/>
+              <w:right w:w="40" w:type="dxa"/>
+            </w:tcMar>
+            <w:shd w:fill="F8FAFC"/>
+          </w:tcPr>
+          <w:p>
+            <w:pPr>
+              <w:jc w:val="right"/>
+            </w:pPr>
+            <w:r>
+              <w:rPr>
+                <w:sz w:val="14"/>
+              </w:rPr>
+              <w:t>R$ 171.299,50</w:t>
+            </w:r>
+          </w:p>
+        </w:tc>
+        <w:tc>
+          <w:tcPr>
+            <w:tcW w:type="dxa" w:w="864"/>
+            <w:tcMar>
+              <w:top w:w="30" w:type="dxa"/>
+              <w:bottom w:w="30" w:type="dxa"/>
+              <w:left w:w="40" w:type="dxa"/>
+              <w:right w:w="40" w:type="dxa"/>
+            </w:tcMar>
+            <w:shd w:fill="F8FAFC"/>
+          </w:tcPr>
+          <w:p>
+            <w:pPr>
+              <w:jc w:val="center"/>
+            </w:pPr>
+            <w:r>
+              <w:rPr>
+                <w:sz w:val="14"/>
+              </w:rPr>
+              <w:t>17,03%</w:t>
+            </w:r>
+          </w:p>
+        </w:tc>
+        <w:tc>
+          <w:tcPr>
+            <w:tcW w:type="dxa" w:w="864"/>
+            <w:tcMar>
+              <w:top w:w="30" w:type="dxa"/>
+              <w:bottom w:w="30" w:type="dxa"/>
+              <w:left w:w="40" w:type="dxa"/>
+              <w:right w:w="40" w:type="dxa"/>
+            </w:tcMar>
+            <w:shd w:fill="F8FAFC"/>
+          </w:tcPr>
+          <w:p>
+            <w:pPr>
+              <w:jc w:val="center"/>
+            </w:pPr>
+            <w:r>
+              <w:rPr>
+                <w:sz w:val="14"/>
+              </w:rPr>
+              <w:t>52,66%</w:t>
+            </w:r>
+          </w:p>
+        </w:tc>
+        <w:tc>
+          <w:tcPr>
+            <w:tcW w:type="dxa" w:w="864"/>
+            <w:tcMar>
+              <w:top w:w="30" w:type="dxa"/>
+              <w:bottom w:w="30" w:type="dxa"/>
+              <w:left w:w="40" w:type="dxa"/>
+              <w:right w:w="40" w:type="dxa"/>
+            </w:tcMar>
+            <w:shd w:fill="F8FAFC"/>
+          </w:tcPr>
+          <w:p>
+            <w:pPr>
+              <w:jc w:val="center"/>
+            </w:pPr>
+            <w:r>
+              <w:rPr>
+                <w:b/>
+                <w:color w:val="B91C1C"/>
+                <w:sz w:val="14"/>
+              </w:rPr>
+              <w:t>Classe A</w:t>
+            </w:r>
+          </w:p>
+        </w:tc>
+        <w:tc>
+          <w:tcPr>
+            <w:tcW w:type="dxa" w:w="2160"/>
+            <w:tcMar>
+              <w:top w:w="30" w:type="dxa"/>
+              <w:bottom w:w="30" w:type="dxa"/>
+              <w:left w:w="40" w:type="dxa"/>
+              <w:right w:w="40" w:type="dxa"/>
+            </w:tcMar>
+            <w:shd w:fill="F8FAFC"/>
+          </w:tcPr>
+          <w:p>
+            <w:pPr>
+              <w:jc w:val="left"/>
+            </w:pPr>
+            <w:r>
+              <w:rPr>
+                <w:sz w:val="14"/>
+              </w:rPr>
+              <w:t>ET: 61832077 | Orç: 61832194</w:t>
+            </w:r>
+          </w:p>
+        </w:tc>
+      </w:tr>
+      <w:tr>
+        <w:tc>
+          <w:tcPr>
+            <w:tcW w:type="dxa" w:w="576"/>
+            <w:tcMar>
+              <w:top w:w="30" w:type="dxa"/>
+              <w:bottom w:w="30" w:type="dxa"/>
+              <w:left w:w="40" w:type="dxa"/>
+              <w:right w:w="40" w:type="dxa"/>
+            </w:tcMar>
+            <w:shd w:fill="FFFFFF"/>
+          </w:tcPr>
+          <w:p>
+            <w:pPr>
+              <w:jc w:val="center"/>
+            </w:pPr>
+            <w:r>
+              <w:rPr>
+                <w:sz w:val="14"/>
+              </w:rPr>
+              <w:t>07</w:t>
+            </w:r>
+          </w:p>
+        </w:tc>
+        <w:tc>
+          <w:tcPr>
+            <w:tcW w:type="dxa" w:w="2592"/>
+            <w:tcMar>
+              <w:top w:w="30" w:type="dxa"/>
+              <w:bottom w:w="30" w:type="dxa"/>
+              <w:left w:w="40" w:type="dxa"/>
+              <w:right w:w="40" w:type="dxa"/>
+            </w:tcMar>
+            <w:shd w:fill="FFFFFF"/>
+          </w:tcPr>
+          <w:p>
+            <w:pPr>
+              <w:jc w:val="left"/>
+            </w:pPr>
+            <w:r>
+              <w:rPr>
+                <w:sz w:val="14"/>
+              </w:rPr>
+              <w:t>Pintura Geral Sede e Garagem</w:t>
+            </w:r>
+          </w:p>
+        </w:tc>
+        <w:tc>
+          <w:tcPr>
+            <w:tcW w:type="dxa" w:w="1296"/>
+            <w:tcMar>
+              <w:top w:w="30" w:type="dxa"/>
+              <w:bottom w:w="30" w:type="dxa"/>
+              <w:left w:w="40" w:type="dxa"/>
+              <w:right w:w="40" w:type="dxa"/>
+            </w:tcMar>
+            <w:shd w:fill="FFFFFF"/>
+          </w:tcPr>
+          <w:p>
+            <w:pPr>
+              <w:jc w:val="left"/>
+            </w:pPr>
+            <w:r>
+              <w:rPr>
+                <w:sz w:val="14"/>
+              </w:rPr>
+              <w:t>SINAPI Vitória</w:t>
+            </w:r>
+          </w:p>
+        </w:tc>
+        <w:tc>
+          <w:tcPr>
+            <w:tcW w:type="dxa" w:w="1296"/>
+            <w:tcMar>
+              <w:top w:w="30" w:type="dxa"/>
+              <w:bottom w:w="30" w:type="dxa"/>
+              <w:left w:w="40" w:type="dxa"/>
+              <w:right w:w="40" w:type="dxa"/>
+            </w:tcMar>
+            <w:shd w:fill="FFFFFF"/>
+          </w:tcPr>
+          <w:p>
+            <w:pPr>
+              <w:jc w:val="right"/>
+            </w:pPr>
+            <w:r>
+              <w:rPr>
+                <w:sz w:val="14"/>
+              </w:rPr>
+              <w:t>R$ 358.338,32</w:t>
+            </w:r>
+          </w:p>
+        </w:tc>
+        <w:tc>
+          <w:tcPr>
+            <w:tcW w:type="dxa" w:w="864"/>
+            <w:tcMar>
+              <w:top w:w="30" w:type="dxa"/>
+              <w:bottom w:w="30" w:type="dxa"/>
+              <w:left w:w="40" w:type="dxa"/>
+              <w:right w:w="40" w:type="dxa"/>
+            </w:tcMar>
+            <w:shd w:fill="FFFFFF"/>
+          </w:tcPr>
+          <w:p>
+            <w:pPr>
+              <w:jc w:val="center"/>
+            </w:pPr>
+            <w:r>
+              <w:rPr>
+                <w:sz w:val="14"/>
+              </w:rPr>
+              <w:t>35,63%</w:t>
+            </w:r>
+          </w:p>
+        </w:tc>
+        <w:tc>
+          <w:tcPr>
+            <w:tcW w:type="dxa" w:w="864"/>
+            <w:tcMar>
+              <w:top w:w="30" w:type="dxa"/>
+              <w:bottom w:w="30" w:type="dxa"/>
+              <w:left w:w="40" w:type="dxa"/>
+              <w:right w:w="40" w:type="dxa"/>
+            </w:tcMar>
+            <w:shd w:fill="FFFFFF"/>
+          </w:tcPr>
+          <w:p>
+            <w:pPr>
+              <w:jc w:val="center"/>
+            </w:pPr>
+            <w:r>
+              <w:rPr>
+                <w:sz w:val="14"/>
+              </w:rPr>
+              <w:t>35,63%</w:t>
+            </w:r>
+          </w:p>
+        </w:tc>
+        <w:tc>
+          <w:tcPr>
+            <w:tcW w:type="dxa" w:w="864"/>
+            <w:tcMar>
+              <w:top w:w="30" w:type="dxa"/>
+              <w:bottom w:w="30" w:type="dxa"/>
+              <w:left w:w="40" w:type="dxa"/>
+              <w:right w:w="40" w:type="dxa"/>
+            </w:tcMar>
+            <w:shd w:fill="FFFFFF"/>
+          </w:tcPr>
+          <w:p>
+            <w:pPr>
+              <w:jc w:val="center"/>
+            </w:pPr>
+            <w:r>
+              <w:rPr>
+                <w:b/>
+                <w:color w:val="B91C1C"/>
+                <w:sz w:val="14"/>
+              </w:rPr>
+              <w:t>Classe A</w:t>
+            </w:r>
+          </w:p>
+        </w:tc>
+        <w:tc>
+          <w:tcPr>
+            <w:tcW w:type="dxa" w:w="2160"/>
+            <w:tcMar>
+              <w:top w:w="30" w:type="dxa"/>
+              <w:bottom w:w="30" w:type="dxa"/>
+              <w:left w:w="40" w:type="dxa"/>
+              <w:right w:w="40" w:type="dxa"/>
+            </w:tcMar>
+            <w:shd w:fill="FFFFFF"/>
+          </w:tcPr>
+          <w:p>
+            <w:pPr>
+              <w:jc w:val="left"/>
+            </w:pPr>
+            <w:r>
+              <w:rPr>
+                <w:sz w:val="14"/>
+              </w:rPr>
+              <w:t>ET: 62216617 | Orç: 62216913</w:t>
+            </w:r>
+          </w:p>
+        </w:tc>
+      </w:tr>
+      <w:tr>
+        <w:tc>
+          <w:tcPr>
+            <w:tcW w:type="dxa" w:w="576"/>
+            <w:tcMar>
+              <w:top w:w="30" w:type="dxa"/>
+              <w:bottom w:w="30" w:type="dxa"/>
+              <w:left w:w="40" w:type="dxa"/>
+              <w:right w:w="40" w:type="dxa"/>
+            </w:tcMar>
+            <w:shd w:fill="F8FAFC"/>
+          </w:tcPr>
+          <w:p>
+            <w:pPr>
+              <w:jc w:val="center"/>
+            </w:pPr>
+            <w:r>
+              <w:rPr>
+                <w:sz w:val="14"/>
+              </w:rPr>
+              <w:t>08</w:t>
+            </w:r>
+          </w:p>
+        </w:tc>
+        <w:tc>
+          <w:tcPr>
+            <w:tcW w:type="dxa" w:w="2592"/>
+            <w:tcMar>
+              <w:top w:w="30" w:type="dxa"/>
+              <w:bottom w:w="30" w:type="dxa"/>
+              <w:left w:w="40" w:type="dxa"/>
+              <w:right w:w="40" w:type="dxa"/>
+            </w:tcMar>
+            <w:shd w:fill="F8FAFC"/>
+          </w:tcPr>
+          <w:p>
+            <w:pPr>
+              <w:jc w:val="left"/>
+            </w:pPr>
+            <w:r>
+              <w:rPr>
+                <w:sz w:val="14"/>
+              </w:rPr>
+              <w:t>Impermeabilização Cisterna</w:t>
+            </w:r>
+          </w:p>
+        </w:tc>
+        <w:tc>
+          <w:tcPr>
+            <w:tcW w:type="dxa" w:w="1296"/>
+            <w:tcMar>
+              <w:top w:w="30" w:type="dxa"/>
+              <w:bottom w:w="30" w:type="dxa"/>
+              <w:left w:w="40" w:type="dxa"/>
+              <w:right w:w="40" w:type="dxa"/>
+            </w:tcMar>
+            <w:shd w:fill="F8FAFC"/>
+          </w:tcPr>
+          <w:p>
+            <w:pPr>
+              <w:jc w:val="left"/>
+            </w:pPr>
+            <w:r>
+              <w:rPr>
+                <w:sz w:val="14"/>
+              </w:rPr>
+              <w:t>SINAPI Vitória</w:t>
+            </w:r>
+          </w:p>
+        </w:tc>
+        <w:tc>
+          <w:tcPr>
+            <w:tcW w:type="dxa" w:w="1296"/>
+            <w:tcMar>
+              <w:top w:w="30" w:type="dxa"/>
+              <w:bottom w:w="30" w:type="dxa"/>
+              <w:left w:w="40" w:type="dxa"/>
+              <w:right w:w="40" w:type="dxa"/>
+            </w:tcMar>
+            <w:shd w:fill="F8FAFC"/>
+          </w:tcPr>
+          <w:p>
+            <w:pPr>
+              <w:jc w:val="right"/>
+            </w:pPr>
+            <w:r>
+              <w:rPr>
+                <w:sz w:val="14"/>
+              </w:rPr>
+              <w:t>R$ 47.508,76</w:t>
+            </w:r>
+          </w:p>
+        </w:tc>
+        <w:tc>
+          <w:tcPr>
+            <w:tcW w:type="dxa" w:w="864"/>
+            <w:tcMar>
+              <w:top w:w="30" w:type="dxa"/>
+              <w:bottom w:w="30" w:type="dxa"/>
+              <w:left w:w="40" w:type="dxa"/>
+              <w:right w:w="40" w:type="dxa"/>
+            </w:tcMar>
+            <w:shd w:fill="F8FAFC"/>
+          </w:tcPr>
+          <w:p>
+            <w:pPr>
+              <w:jc w:val="center"/>
+            </w:pPr>
+            <w:r>
+              <w:rPr>
+                <w:sz w:val="14"/>
+              </w:rPr>
+              <w:t>4,72%</w:t>
+            </w:r>
+          </w:p>
+        </w:tc>
+        <w:tc>
+          <w:tcPr>
+            <w:tcW w:type="dxa" w:w="864"/>
+            <w:tcMar>
+              <w:top w:w="30" w:type="dxa"/>
+              <w:bottom w:w="30" w:type="dxa"/>
+              <w:left w:w="40" w:type="dxa"/>
+              <w:right w:w="40" w:type="dxa"/>
+            </w:tcMar>
+            <w:shd w:fill="F8FAFC"/>
+          </w:tcPr>
+          <w:p>
+            <w:pPr>
+              <w:jc w:val="center"/>
+            </w:pPr>
+            <w:r>
+              <w:rPr>
+                <w:sz w:val="14"/>
+              </w:rPr>
+              <w:t>84,29%</w:t>
+            </w:r>
+          </w:p>
+        </w:tc>
+        <w:tc>
+          <w:tcPr>
+            <w:tcW w:type="dxa" w:w="864"/>
+            <w:tcMar>
+              <w:top w:w="30" w:type="dxa"/>
+              <w:bottom w:w="30" w:type="dxa"/>
+              <w:left w:w="40" w:type="dxa"/>
+              <w:right w:w="40" w:type="dxa"/>
+            </w:tcMar>
+            <w:shd w:fill="F8FAFC"/>
+          </w:tcPr>
+          <w:p>
+            <w:pPr>
+              <w:jc w:val="center"/>
+            </w:pPr>
+            <w:r>
+              <w:rPr>
+                <w:b/>
+                <w:color w:val="C2410C"/>
+                <w:sz w:val="14"/>
               </w:rPr>
               <w:t>Classe B</w:t>
             </w:r>
@@ -3985,27 +4001,24 @@
         </w:tc>
         <w:tc>
           <w:tcPr>
-            <w:tcW w:type="dxa" w:w="1584"/>
-            <w:shd w:fill="F9FBFD"/>
+            <w:tcW w:type="dxa" w:w="2160"/>
             <w:tcMar>
-              <w:top w:w="40" w:type="dxa"/>
-              <w:bottom w:w="40" w:type="dxa"/>
-              <w:left w:w="50" w:type="dxa"/>
-              <w:right w:w="50" w:type="dxa"/>
+              <w:top w:w="30" w:type="dxa"/>
+              <w:bottom w:w="30" w:type="dxa"/>
+              <w:left w:w="40" w:type="dxa"/>
+              <w:right w:w="40" w:type="dxa"/>
             </w:tcMar>
+            <w:shd w:fill="F8FAFC"/>
           </w:tcPr>
           <w:p>
             <w:pPr>
-              <w:spacing w:after="40"/>
+              <w:jc w:val="left"/>
             </w:pPr>
             <w:r>
               <w:rPr>
-                <w:b/>
-                <w:color w:val="992211"/>
-                <w:sz w:val="17"/>
-                <w:highlight w:val="yellow"/>
+                <w:sz w:val="14"/>
               </w:rPr>
-              <w:t xml:space="preserve"> [LINK SEI: Item 05 - Grades] </w:t>
+              <w:t>ET: 61833595 | Orç: 61833731</w:t>
             </w:r>
           </w:p>
         </w:tc>
@@ -4013,140 +4026,538 @@
       <w:tr>
         <w:tc>
           <w:tcPr>
-            <w:tcW w:type="dxa" w:w="720"/>
+            <w:tcW w:type="dxa" w:w="576"/>
+            <w:tcMar>
+              <w:top w:w="30" w:type="dxa"/>
+              <w:bottom w:w="30" w:type="dxa"/>
+              <w:left w:w="40" w:type="dxa"/>
+              <w:right w:w="40" w:type="dxa"/>
+            </w:tcMar>
             <w:shd w:fill="FFFFFF"/>
-            <w:tcMar>
-              <w:top w:w="40" w:type="dxa"/>
-              <w:bottom w:w="40" w:type="dxa"/>
-              <w:left w:w="50" w:type="dxa"/>
-              <w:right w:w="50" w:type="dxa"/>
-            </w:tcMar>
           </w:tcPr>
           <w:p>
             <w:pPr>
-              <w:spacing w:after="40"/>
+              <w:jc w:val="center"/>
             </w:pPr>
             <w:r>
               <w:rPr>
-                <w:b/>
-                <w:sz w:val="16"/>
+                <w:sz w:val="14"/>
               </w:rPr>
-              <w:t>06</w:t>
+              <w:t>09</w:t>
             </w:r>
           </w:p>
         </w:tc>
         <w:tc>
           <w:tcPr>
-            <w:tcW w:type="dxa" w:w="3168"/>
+            <w:tcW w:type="dxa" w:w="2592"/>
+            <w:tcMar>
+              <w:top w:w="30" w:type="dxa"/>
+              <w:bottom w:w="30" w:type="dxa"/>
+              <w:left w:w="40" w:type="dxa"/>
+              <w:right w:w="40" w:type="dxa"/>
+            </w:tcMar>
             <w:shd w:fill="FFFFFF"/>
-            <w:tcMar>
-              <w:top w:w="40" w:type="dxa"/>
-              <w:bottom w:w="40" w:type="dxa"/>
-              <w:left w:w="50" w:type="dxa"/>
-              <w:right w:w="50" w:type="dxa"/>
-            </w:tcMar>
           </w:tcPr>
           <w:p>
             <w:pPr>
-              <w:spacing w:after="40"/>
+              <w:jc w:val="left"/>
             </w:pPr>
             <w:r>
               <w:rPr>
-                <w:sz w:val="16"/>
+                <w:sz w:val="14"/>
               </w:rPr>
-              <w:t>Substituição de Películas Solares</w:t>
+              <w:t>Limpeza Painéis Fotovoltaicos</w:t>
             </w:r>
           </w:p>
         </w:tc>
         <w:tc>
           <w:tcPr>
             <w:tcW w:type="dxa" w:w="1296"/>
+            <w:tcMar>
+              <w:top w:w="30" w:type="dxa"/>
+              <w:bottom w:w="30" w:type="dxa"/>
+              <w:left w:w="40" w:type="dxa"/>
+              <w:right w:w="40" w:type="dxa"/>
+            </w:tcMar>
             <w:shd w:fill="FFFFFF"/>
-            <w:tcMar>
-              <w:top w:w="40" w:type="dxa"/>
-              <w:bottom w:w="40" w:type="dxa"/>
-              <w:left w:w="50" w:type="dxa"/>
-              <w:right w:w="50" w:type="dxa"/>
-            </w:tcMar>
           </w:tcPr>
           <w:p>
             <w:pPr>
-              <w:spacing w:after="40"/>
+              <w:jc w:val="left"/>
             </w:pPr>
             <w:r>
               <w:rPr>
-                <w:sz w:val="16"/>
+                <w:sz w:val="14"/>
               </w:rPr>
-              <w:t>Pesquisa IN 65</w:t>
+              <w:t>IOPES / SINAPI</w:t>
+            </w:r>
+          </w:p>
+        </w:tc>
+        <w:tc>
+          <w:tcPr>
+            <w:tcW w:type="dxa" w:w="1296"/>
+            <w:tcMar>
+              <w:top w:w="30" w:type="dxa"/>
+              <w:bottom w:w="30" w:type="dxa"/>
+              <w:left w:w="40" w:type="dxa"/>
+              <w:right w:w="40" w:type="dxa"/>
+            </w:tcMar>
+            <w:shd w:fill="FFFFFF"/>
+          </w:tcPr>
+          <w:p>
+            <w:pPr>
+              <w:jc w:val="right"/>
+            </w:pPr>
+            <w:r>
+              <w:rPr>
+                <w:sz w:val="14"/>
+              </w:rPr>
+              <w:t>R$ 27.153,65</w:t>
             </w:r>
           </w:p>
         </w:tc>
         <w:tc>
           <w:tcPr>
             <w:tcW w:type="dxa" w:w="864"/>
+            <w:tcMar>
+              <w:top w:w="30" w:type="dxa"/>
+              <w:bottom w:w="30" w:type="dxa"/>
+              <w:left w:w="40" w:type="dxa"/>
+              <w:right w:w="40" w:type="dxa"/>
+            </w:tcMar>
             <w:shd w:fill="FFFFFF"/>
-            <w:tcMar>
-              <w:top w:w="40" w:type="dxa"/>
-              <w:bottom w:w="40" w:type="dxa"/>
-              <w:left w:w="50" w:type="dxa"/>
-              <w:right w:w="50" w:type="dxa"/>
-            </w:tcMar>
           </w:tcPr>
           <w:p>
             <w:pPr>
-              <w:spacing w:after="40"/>
+              <w:jc w:val="center"/>
             </w:pPr>
             <w:r>
               <w:rPr>
-                <w:sz w:val="16"/>
+                <w:sz w:val="14"/>
               </w:rPr>
-              <w:t>25,00%</w:t>
+              <w:t>2,70%</w:t>
             </w:r>
           </w:p>
         </w:tc>
         <w:tc>
           <w:tcPr>
-            <w:tcW w:type="dxa" w:w="1440"/>
+            <w:tcW w:type="dxa" w:w="864"/>
+            <w:tcMar>
+              <w:top w:w="30" w:type="dxa"/>
+              <w:bottom w:w="30" w:type="dxa"/>
+              <w:left w:w="40" w:type="dxa"/>
+              <w:right w:w="40" w:type="dxa"/>
+            </w:tcMar>
             <w:shd w:fill="FFFFFF"/>
-            <w:tcMar>
-              <w:top w:w="40" w:type="dxa"/>
-              <w:bottom w:w="40" w:type="dxa"/>
-              <w:left w:w="50" w:type="dxa"/>
-              <w:right w:w="50" w:type="dxa"/>
-            </w:tcMar>
           </w:tcPr>
           <w:p>
             <w:pPr>
-              <w:spacing w:after="40"/>
+              <w:jc w:val="center"/>
             </w:pPr>
             <w:r>
               <w:rPr>
-                <w:b/>
-                <w:sz w:val="16"/>
+                <w:sz w:val="14"/>
               </w:rPr>
-              <w:t>R$ 171.299,50</w:t>
+              <w:t>97,73%</w:t>
             </w:r>
           </w:p>
         </w:tc>
         <w:tc>
           <w:tcPr>
-            <w:tcW w:type="dxa" w:w="1008"/>
+            <w:tcW w:type="dxa" w:w="864"/>
+            <w:tcMar>
+              <w:top w:w="30" w:type="dxa"/>
+              <w:bottom w:w="30" w:type="dxa"/>
+              <w:left w:w="40" w:type="dxa"/>
+              <w:right w:w="40" w:type="dxa"/>
+            </w:tcMar>
             <w:shd w:fill="FFFFFF"/>
-            <w:tcMar>
-              <w:top w:w="40" w:type="dxa"/>
-              <w:bottom w:w="40" w:type="dxa"/>
-              <w:left w:w="50" w:type="dxa"/>
-              <w:right w:w="50" w:type="dxa"/>
-            </w:tcMar>
           </w:tcPr>
           <w:p>
             <w:pPr>
-              <w:spacing w:after="40"/>
+              <w:jc w:val="center"/>
             </w:pPr>
             <w:r>
               <w:rPr>
                 <w:b/>
-                <w:sz w:val="16"/>
+                <w:color w:val="475569"/>
+                <w:sz w:val="14"/>
+              </w:rPr>
+              <w:t>Classe C</w:t>
+            </w:r>
+          </w:p>
+        </w:tc>
+        <w:tc>
+          <w:tcPr>
+            <w:tcW w:type="dxa" w:w="2160"/>
+            <w:tcMar>
+              <w:top w:w="30" w:type="dxa"/>
+              <w:bottom w:w="30" w:type="dxa"/>
+              <w:left w:w="40" w:type="dxa"/>
+              <w:right w:w="40" w:type="dxa"/>
+            </w:tcMar>
+            <w:shd w:fill="FFFFFF"/>
+          </w:tcPr>
+          <w:p>
+            <w:pPr>
+              <w:jc w:val="left"/>
+            </w:pPr>
+            <w:r>
+              <w:rPr>
+                <w:sz w:val="14"/>
+              </w:rPr>
+              <w:t>ET: 61834144 | Orç: 61834527</w:t>
+            </w:r>
+          </w:p>
+        </w:tc>
+      </w:tr>
+      <w:tr>
+        <w:tc>
+          <w:tcPr>
+            <w:tcW w:type="dxa" w:w="576"/>
+            <w:tcMar>
+              <w:top w:w="30" w:type="dxa"/>
+              <w:bottom w:w="30" w:type="dxa"/>
+              <w:left w:w="40" w:type="dxa"/>
+              <w:right w:w="40" w:type="dxa"/>
+            </w:tcMar>
+            <w:shd w:fill="F8FAFC"/>
+          </w:tcPr>
+          <w:p>
+            <w:pPr>
+              <w:jc w:val="center"/>
+            </w:pPr>
+            <w:r>
+              <w:rPr>
+                <w:sz w:val="14"/>
+              </w:rPr>
+              <w:t>10</w:t>
+            </w:r>
+          </w:p>
+        </w:tc>
+        <w:tc>
+          <w:tcPr>
+            <w:tcW w:type="dxa" w:w="2592"/>
+            <w:tcMar>
+              <w:top w:w="30" w:type="dxa"/>
+              <w:bottom w:w="30" w:type="dxa"/>
+              <w:left w:w="40" w:type="dxa"/>
+              <w:right w:w="40" w:type="dxa"/>
+            </w:tcMar>
+            <w:shd w:fill="F8FAFC"/>
+          </w:tcPr>
+          <w:p>
+            <w:pPr>
+              <w:jc w:val="left"/>
+            </w:pPr>
+            <w:r>
+              <w:rPr>
+                <w:sz w:val="14"/>
+              </w:rPr>
+              <w:t>Manutenção Gerador/Subestação</w:t>
+            </w:r>
+          </w:p>
+        </w:tc>
+        <w:tc>
+          <w:tcPr>
+            <w:tcW w:type="dxa" w:w="1296"/>
+            <w:tcMar>
+              <w:top w:w="30" w:type="dxa"/>
+              <w:bottom w:w="30" w:type="dxa"/>
+              <w:left w:w="40" w:type="dxa"/>
+              <w:right w:w="40" w:type="dxa"/>
+            </w:tcMar>
+            <w:shd w:fill="F8FAFC"/>
+          </w:tcPr>
+          <w:p>
+            <w:pPr>
+              <w:jc w:val="left"/>
+            </w:pPr>
+            <w:r>
+              <w:rPr>
+                <w:sz w:val="14"/>
+              </w:rPr>
+              <w:t>IN SEGES 65/21</w:t>
+            </w:r>
+          </w:p>
+        </w:tc>
+        <w:tc>
+          <w:tcPr>
+            <w:tcW w:type="dxa" w:w="1296"/>
+            <w:tcMar>
+              <w:top w:w="30" w:type="dxa"/>
+              <w:bottom w:w="30" w:type="dxa"/>
+              <w:left w:w="40" w:type="dxa"/>
+              <w:right w:w="40" w:type="dxa"/>
+            </w:tcMar>
+            <w:shd w:fill="F8FAFC"/>
+          </w:tcPr>
+          <w:p>
+            <w:pPr>
+              <w:jc w:val="right"/>
+            </w:pPr>
+            <w:r>
+              <w:rPr>
+                <w:sz w:val="14"/>
+              </w:rPr>
+              <w:t>R$ 22.829,87</w:t>
+            </w:r>
+          </w:p>
+        </w:tc>
+        <w:tc>
+          <w:tcPr>
+            <w:tcW w:type="dxa" w:w="864"/>
+            <w:tcMar>
+              <w:top w:w="30" w:type="dxa"/>
+              <w:bottom w:w="30" w:type="dxa"/>
+              <w:left w:w="40" w:type="dxa"/>
+              <w:right w:w="40" w:type="dxa"/>
+            </w:tcMar>
+            <w:shd w:fill="F8FAFC"/>
+          </w:tcPr>
+          <w:p>
+            <w:pPr>
+              <w:jc w:val="center"/>
+            </w:pPr>
+            <w:r>
+              <w:rPr>
+                <w:sz w:val="14"/>
+              </w:rPr>
+              <w:t>2,27%</w:t>
+            </w:r>
+          </w:p>
+        </w:tc>
+        <w:tc>
+          <w:tcPr>
+            <w:tcW w:type="dxa" w:w="864"/>
+            <w:tcMar>
+              <w:top w:w="30" w:type="dxa"/>
+              <w:bottom w:w="30" w:type="dxa"/>
+              <w:left w:w="40" w:type="dxa"/>
+              <w:right w:w="40" w:type="dxa"/>
+            </w:tcMar>
+            <w:shd w:fill="F8FAFC"/>
+          </w:tcPr>
+          <w:p>
+            <w:pPr>
+              <w:jc w:val="center"/>
+            </w:pPr>
+            <w:r>
+              <w:rPr>
+                <w:sz w:val="14"/>
+              </w:rPr>
+              <w:t>100,00%</w:t>
+            </w:r>
+          </w:p>
+        </w:tc>
+        <w:tc>
+          <w:tcPr>
+            <w:tcW w:type="dxa" w:w="864"/>
+            <w:tcMar>
+              <w:top w:w="30" w:type="dxa"/>
+              <w:bottom w:w="30" w:type="dxa"/>
+              <w:left w:w="40" w:type="dxa"/>
+              <w:right w:w="40" w:type="dxa"/>
+            </w:tcMar>
+            <w:shd w:fill="F8FAFC"/>
+          </w:tcPr>
+          <w:p>
+            <w:pPr>
+              <w:jc w:val="center"/>
+            </w:pPr>
+            <w:r>
+              <w:rPr>
+                <w:b/>
+                <w:color w:val="475569"/>
+                <w:sz w:val="14"/>
+              </w:rPr>
+              <w:t>Classe C</w:t>
+            </w:r>
+          </w:p>
+        </w:tc>
+        <w:tc>
+          <w:tcPr>
+            <w:tcW w:type="dxa" w:w="2160"/>
+            <w:tcMar>
+              <w:top w:w="30" w:type="dxa"/>
+              <w:bottom w:w="30" w:type="dxa"/>
+              <w:left w:w="40" w:type="dxa"/>
+              <w:right w:w="40" w:type="dxa"/>
+            </w:tcMar>
+            <w:shd w:fill="F8FAFC"/>
+          </w:tcPr>
+          <w:p>
+            <w:pPr>
+              <w:jc w:val="left"/>
+            </w:pPr>
+            <w:r>
+              <w:rPr>
+                <w:sz w:val="14"/>
+              </w:rPr>
+              <w:t>ET: 61834884 | Orç: 61835041</w:t>
+            </w:r>
+          </w:p>
+        </w:tc>
+      </w:tr>
+      <w:tr>
+        <w:tc>
+          <w:tcPr>
+            <w:tcW w:type="dxa" w:w="576"/>
+            <w:tcMar>
+              <w:top w:w="30" w:type="dxa"/>
+              <w:bottom w:w="30" w:type="dxa"/>
+              <w:left w:w="40" w:type="dxa"/>
+              <w:right w:w="40" w:type="dxa"/>
+            </w:tcMar>
+            <w:shd w:fill="FFFFFF"/>
+          </w:tcPr>
+          <w:p>
+            <w:pPr>
+              <w:jc w:val="center"/>
+            </w:pPr>
+            <w:r>
+              <w:rPr>
+                <w:sz w:val="14"/>
+              </w:rPr>
+              <w:t>11</w:t>
+            </w:r>
+          </w:p>
+        </w:tc>
+        <w:tc>
+          <w:tcPr>
+            <w:tcW w:type="dxa" w:w="2592"/>
+            <w:tcMar>
+              <w:top w:w="30" w:type="dxa"/>
+              <w:bottom w:w="30" w:type="dxa"/>
+              <w:left w:w="40" w:type="dxa"/>
+              <w:right w:w="40" w:type="dxa"/>
+            </w:tcMar>
+            <w:shd w:fill="FFFFFF"/>
+          </w:tcPr>
+          <w:p>
+            <w:pPr>
+              <w:jc w:val="left"/>
+            </w:pPr>
+            <w:r>
+              <w:rPr>
+                <w:sz w:val="14"/>
+              </w:rPr>
+              <w:t>Impermeabilização Marquise</w:t>
+            </w:r>
+          </w:p>
+        </w:tc>
+        <w:tc>
+          <w:tcPr>
+            <w:tcW w:type="dxa" w:w="1296"/>
+            <w:tcMar>
+              <w:top w:w="30" w:type="dxa"/>
+              <w:bottom w:w="30" w:type="dxa"/>
+              <w:left w:w="40" w:type="dxa"/>
+              <w:right w:w="40" w:type="dxa"/>
+            </w:tcMar>
+            <w:shd w:fill="FFFFFF"/>
+          </w:tcPr>
+          <w:p>
+            <w:pPr>
+              <w:jc w:val="left"/>
+            </w:pPr>
+            <w:r>
+              <w:rPr>
+                <w:sz w:val="14"/>
+              </w:rPr>
+              <w:t>SINAPI Vitória</w:t>
+            </w:r>
+          </w:p>
+        </w:tc>
+        <w:tc>
+          <w:tcPr>
+            <w:tcW w:type="dxa" w:w="1296"/>
+            <w:tcMar>
+              <w:top w:w="30" w:type="dxa"/>
+              <w:bottom w:w="30" w:type="dxa"/>
+              <w:left w:w="40" w:type="dxa"/>
+              <w:right w:w="40" w:type="dxa"/>
+            </w:tcMar>
+            <w:shd w:fill="FFFFFF"/>
+          </w:tcPr>
+          <w:p>
+            <w:pPr>
+              <w:jc w:val="right"/>
+            </w:pPr>
+            <w:r>
+              <w:rPr>
+                <w:sz w:val="14"/>
+              </w:rPr>
+              <w:t>R$ 125.025,51</w:t>
+            </w:r>
+          </w:p>
+        </w:tc>
+        <w:tc>
+          <w:tcPr>
+            <w:tcW w:type="dxa" w:w="864"/>
+            <w:tcMar>
+              <w:top w:w="30" w:type="dxa"/>
+              <w:bottom w:w="30" w:type="dxa"/>
+              <w:left w:w="40" w:type="dxa"/>
+              <w:right w:w="40" w:type="dxa"/>
+            </w:tcMar>
+            <w:shd w:fill="FFFFFF"/>
+          </w:tcPr>
+          <w:p>
+            <w:pPr>
+              <w:jc w:val="center"/>
+            </w:pPr>
+            <w:r>
+              <w:rPr>
+                <w:sz w:val="14"/>
+              </w:rPr>
+              <w:t>12,43%</w:t>
+            </w:r>
+          </w:p>
+        </w:tc>
+        <w:tc>
+          <w:tcPr>
+            <w:tcW w:type="dxa" w:w="864"/>
+            <w:tcMar>
+              <w:top w:w="30" w:type="dxa"/>
+              <w:bottom w:w="30" w:type="dxa"/>
+              <w:left w:w="40" w:type="dxa"/>
+              <w:right w:w="40" w:type="dxa"/>
+            </w:tcMar>
+            <w:shd w:fill="FFFFFF"/>
+          </w:tcPr>
+          <w:p>
+            <w:pPr>
+              <w:jc w:val="center"/>
+            </w:pPr>
+            <w:r>
+              <w:rPr>
+                <w:sz w:val="14"/>
+              </w:rPr>
+              <w:t>65,09%</w:t>
+            </w:r>
+          </w:p>
+        </w:tc>
+        <w:tc>
+          <w:tcPr>
+            <w:tcW w:type="dxa" w:w="864"/>
+            <w:tcMar>
+              <w:top w:w="30" w:type="dxa"/>
+              <w:bottom w:w="30" w:type="dxa"/>
+              <w:left w:w="40" w:type="dxa"/>
+              <w:right w:w="40" w:type="dxa"/>
+            </w:tcMar>
+            <w:shd w:fill="FFFFFF"/>
+          </w:tcPr>
+          <w:p>
+            <w:pPr>
+              <w:jc w:val="center"/>
+            </w:pPr>
+            <w:r>
+              <w:rPr>
+                <w:b/>
+                <w:color w:val="B91C1C"/>
+                <w:sz w:val="14"/>
               </w:rPr>
               <w:t>Classe A</w:t>
             </w:r>
@@ -4154,27 +4565,24 @@
         </w:tc>
         <w:tc>
           <w:tcPr>
-            <w:tcW w:type="dxa" w:w="1584"/>
+            <w:tcW w:type="dxa" w:w="2160"/>
+            <w:tcMar>
+              <w:top w:w="30" w:type="dxa"/>
+              <w:bottom w:w="30" w:type="dxa"/>
+              <w:left w:w="40" w:type="dxa"/>
+              <w:right w:w="40" w:type="dxa"/>
+            </w:tcMar>
             <w:shd w:fill="FFFFFF"/>
-            <w:tcMar>
-              <w:top w:w="40" w:type="dxa"/>
-              <w:bottom w:w="40" w:type="dxa"/>
-              <w:left w:w="50" w:type="dxa"/>
-              <w:right w:w="50" w:type="dxa"/>
-            </w:tcMar>
           </w:tcPr>
           <w:p>
             <w:pPr>
-              <w:spacing w:after="40"/>
+              <w:jc w:val="left"/>
             </w:pPr>
             <w:r>
               <w:rPr>
-                <w:b/>
-                <w:color w:val="992211"/>
-                <w:sz w:val="17"/>
-                <w:highlight w:val="yellow"/>
+                <w:sz w:val="14"/>
               </w:rPr>
-              <w:t xml:space="preserve"> [LINK SEI: Item 06 - Películas] </w:t>
+              <w:t>ET: 61835197 | Orç: 61835298</w:t>
             </w:r>
           </w:p>
         </w:tc>
@@ -4182,919 +4590,71 @@
       <w:tr>
         <w:tc>
           <w:tcPr>
-            <w:tcW w:type="dxa" w:w="720"/>
-            <w:shd w:fill="F9FBFD"/>
+            <w:tcW w:type="dxa" w:w="576"/>
             <w:tcMar>
-              <w:top w:w="40" w:type="dxa"/>
-              <w:bottom w:w="40" w:type="dxa"/>
-              <w:left w:w="50" w:type="dxa"/>
-              <w:right w:w="50" w:type="dxa"/>
+              <w:top w:w="30" w:type="dxa"/>
+              <w:bottom w:w="30" w:type="dxa"/>
+              <w:left w:w="40" w:type="dxa"/>
+              <w:right w:w="40" w:type="dxa"/>
             </w:tcMar>
+            <w:shd w:fill="EDF2F7"/>
           </w:tcPr>
           <w:p>
             <w:pPr>
-              <w:spacing w:after="40"/>
+              <w:jc w:val="center"/>
             </w:pPr>
             <w:r>
               <w:rPr>
                 <w:b/>
-                <w:sz w:val="16"/>
+                <w:sz w:val="14"/>
               </w:rPr>
-              <w:t>07</w:t>
+              <w:t>TOT</w:t>
             </w:r>
           </w:p>
         </w:tc>
         <w:tc>
           <w:tcPr>
-            <w:tcW w:type="dxa" w:w="3168"/>
-            <w:shd w:fill="F9FBFD"/>
+            <w:tcW w:type="dxa" w:w="2592"/>
             <w:tcMar>
-              <w:top w:w="40" w:type="dxa"/>
-              <w:bottom w:w="40" w:type="dxa"/>
-              <w:left w:w="50" w:type="dxa"/>
-              <w:right w:w="50" w:type="dxa"/>
+              <w:top w:w="30" w:type="dxa"/>
+              <w:bottom w:w="30" w:type="dxa"/>
+              <w:left w:w="40" w:type="dxa"/>
+              <w:right w:w="40" w:type="dxa"/>
             </w:tcMar>
+            <w:shd w:fill="EDF2F7"/>
           </w:tcPr>
           <w:p>
             <w:pPr>
-              <w:spacing w:after="40"/>
+              <w:jc w:val="left"/>
             </w:pPr>
             <w:r>
               <w:rPr>
-                <w:sz w:val="16"/>
+                <w:b/>
+                <w:sz w:val="14"/>
               </w:rPr>
-              <w:t>Pintura Geral Externa Sede e Garagem</w:t>
+              <w:t>VALOR GLOBAL CONSOLIDADO</w:t>
             </w:r>
           </w:p>
         </w:tc>
         <w:tc>
           <w:tcPr>
             <w:tcW w:type="dxa" w:w="1296"/>
-            <w:shd w:fill="F9FBFD"/>
             <w:tcMar>
-              <w:top w:w="40" w:type="dxa"/>
-              <w:bottom w:w="40" w:type="dxa"/>
-              <w:left w:w="50" w:type="dxa"/>
-              <w:right w:w="50" w:type="dxa"/>
+              <w:top w:w="30" w:type="dxa"/>
+              <w:bottom w:w="30" w:type="dxa"/>
+              <w:left w:w="40" w:type="dxa"/>
+              <w:right w:w="40" w:type="dxa"/>
             </w:tcMar>
+            <w:shd w:fill="EDF2F7"/>
           </w:tcPr>
           <w:p>
             <w:pPr>
-              <w:spacing w:after="40"/>
-            </w:pPr>
-            <w:r>
-              <w:rPr>
-                <w:sz w:val="16"/>
-              </w:rPr>
-              <w:t>SINAPI Vitória</w:t>
-            </w:r>
-          </w:p>
-        </w:tc>
-        <w:tc>
-          <w:tcPr>
-            <w:tcW w:type="dxa" w:w="864"/>
-            <w:shd w:fill="F9FBFD"/>
-            <w:tcMar>
-              <w:top w:w="40" w:type="dxa"/>
-              <w:bottom w:w="40" w:type="dxa"/>
-              <w:left w:w="50" w:type="dxa"/>
-              <w:right w:w="50" w:type="dxa"/>
-            </w:tcMar>
-          </w:tcPr>
-          <w:p>
-            <w:pPr>
-              <w:spacing w:after="40"/>
-            </w:pPr>
-            <w:r>
-              <w:rPr>
-                <w:sz w:val="16"/>
-              </w:rPr>
-              <w:t>25,00%</w:t>
-            </w:r>
-          </w:p>
-        </w:tc>
-        <w:tc>
-          <w:tcPr>
-            <w:tcW w:type="dxa" w:w="1440"/>
-            <w:shd w:fill="F9FBFD"/>
-            <w:tcMar>
-              <w:top w:w="40" w:type="dxa"/>
-              <w:bottom w:w="40" w:type="dxa"/>
-              <w:left w:w="50" w:type="dxa"/>
-              <w:right w:w="50" w:type="dxa"/>
-            </w:tcMar>
-          </w:tcPr>
-          <w:p>
-            <w:pPr>
-              <w:spacing w:after="40"/>
+              <w:jc w:val="left"/>
             </w:pPr>
             <w:r>
               <w:rPr>
                 <w:b/>
-                <w:sz w:val="16"/>
-              </w:rPr>
-              <w:t>R$ 358.338,32</w:t>
-            </w:r>
-          </w:p>
-        </w:tc>
-        <w:tc>
-          <w:tcPr>
-            <w:tcW w:type="dxa" w:w="1008"/>
-            <w:shd w:fill="F9FBFD"/>
-            <w:tcMar>
-              <w:top w:w="40" w:type="dxa"/>
-              <w:bottom w:w="40" w:type="dxa"/>
-              <w:left w:w="50" w:type="dxa"/>
-              <w:right w:w="50" w:type="dxa"/>
-            </w:tcMar>
-          </w:tcPr>
-          <w:p>
-            <w:pPr>
-              <w:spacing w:after="40"/>
-            </w:pPr>
-            <w:r>
-              <w:rPr>
-                <w:b/>
-                <w:sz w:val="16"/>
-              </w:rPr>
-              <w:t>Classe A</w:t>
-            </w:r>
-          </w:p>
-        </w:tc>
-        <w:tc>
-          <w:tcPr>
-            <w:tcW w:type="dxa" w:w="1584"/>
-            <w:shd w:fill="F9FBFD"/>
-            <w:tcMar>
-              <w:top w:w="40" w:type="dxa"/>
-              <w:bottom w:w="40" w:type="dxa"/>
-              <w:left w:w="50" w:type="dxa"/>
-              <w:right w:w="50" w:type="dxa"/>
-            </w:tcMar>
-          </w:tcPr>
-          <w:p>
-            <w:pPr>
-              <w:spacing w:after="40"/>
-            </w:pPr>
-            <w:r>
-              <w:rPr>
-                <w:b/>
-                <w:color w:val="992211"/>
-                <w:sz w:val="17"/>
-                <w:highlight w:val="yellow"/>
-              </w:rPr>
-              <w:t xml:space="preserve"> [LINK SEI: Item 07 - Pintura Externa] </w:t>
-            </w:r>
-          </w:p>
-        </w:tc>
-      </w:tr>
-      <w:tr>
-        <w:tc>
-          <w:tcPr>
-            <w:tcW w:type="dxa" w:w="720"/>
-            <w:shd w:fill="FFFFFF"/>
-            <w:tcMar>
-              <w:top w:w="40" w:type="dxa"/>
-              <w:bottom w:w="40" w:type="dxa"/>
-              <w:left w:w="50" w:type="dxa"/>
-              <w:right w:w="50" w:type="dxa"/>
-            </w:tcMar>
-          </w:tcPr>
-          <w:p>
-            <w:pPr>
-              <w:spacing w:after="40"/>
-            </w:pPr>
-            <w:r>
-              <w:rPr>
-                <w:b/>
-                <w:sz w:val="16"/>
-              </w:rPr>
-              <w:t>08</w:t>
-            </w:r>
-          </w:p>
-        </w:tc>
-        <w:tc>
-          <w:tcPr>
-            <w:tcW w:type="dxa" w:w="3168"/>
-            <w:shd w:fill="FFFFFF"/>
-            <w:tcMar>
-              <w:top w:w="40" w:type="dxa"/>
-              <w:bottom w:w="40" w:type="dxa"/>
-              <w:left w:w="50" w:type="dxa"/>
-              <w:right w:w="50" w:type="dxa"/>
-            </w:tcMar>
-          </w:tcPr>
-          <w:p>
-            <w:pPr>
-              <w:spacing w:after="40"/>
-            </w:pPr>
-            <w:r>
-              <w:rPr>
-                <w:sz w:val="16"/>
-              </w:rPr>
-              <w:t>Impermeabilização da Cisterna</w:t>
-            </w:r>
-          </w:p>
-        </w:tc>
-        <w:tc>
-          <w:tcPr>
-            <w:tcW w:type="dxa" w:w="1296"/>
-            <w:shd w:fill="FFFFFF"/>
-            <w:tcMar>
-              <w:top w:w="40" w:type="dxa"/>
-              <w:bottom w:w="40" w:type="dxa"/>
-              <w:left w:w="50" w:type="dxa"/>
-              <w:right w:w="50" w:type="dxa"/>
-            </w:tcMar>
-          </w:tcPr>
-          <w:p>
-            <w:pPr>
-              <w:spacing w:after="40"/>
-            </w:pPr>
-            <w:r>
-              <w:rPr>
-                <w:sz w:val="16"/>
-              </w:rPr>
-              <w:t>SINAPI</w:t>
-            </w:r>
-          </w:p>
-        </w:tc>
-        <w:tc>
-          <w:tcPr>
-            <w:tcW w:type="dxa" w:w="864"/>
-            <w:shd w:fill="FFFFFF"/>
-            <w:tcMar>
-              <w:top w:w="40" w:type="dxa"/>
-              <w:bottom w:w="40" w:type="dxa"/>
-              <w:left w:w="50" w:type="dxa"/>
-              <w:right w:w="50" w:type="dxa"/>
-            </w:tcMar>
-          </w:tcPr>
-          <w:p>
-            <w:pPr>
-              <w:spacing w:after="40"/>
-            </w:pPr>
-            <w:r>
-              <w:rPr>
-                <w:sz w:val="16"/>
-              </w:rPr>
-              <w:t>25,00%</w:t>
-            </w:r>
-          </w:p>
-        </w:tc>
-        <w:tc>
-          <w:tcPr>
-            <w:tcW w:type="dxa" w:w="1440"/>
-            <w:shd w:fill="FFFFFF"/>
-            <w:tcMar>
-              <w:top w:w="40" w:type="dxa"/>
-              <w:bottom w:w="40" w:type="dxa"/>
-              <w:left w:w="50" w:type="dxa"/>
-              <w:right w:w="50" w:type="dxa"/>
-            </w:tcMar>
-          </w:tcPr>
-          <w:p>
-            <w:pPr>
-              <w:spacing w:after="40"/>
-            </w:pPr>
-            <w:r>
-              <w:rPr>
-                <w:b/>
-                <w:sz w:val="16"/>
-              </w:rPr>
-              <w:t>R$ 47.508,76</w:t>
-            </w:r>
-          </w:p>
-        </w:tc>
-        <w:tc>
-          <w:tcPr>
-            <w:tcW w:type="dxa" w:w="1008"/>
-            <w:shd w:fill="FFFFFF"/>
-            <w:tcMar>
-              <w:top w:w="40" w:type="dxa"/>
-              <w:bottom w:w="40" w:type="dxa"/>
-              <w:left w:w="50" w:type="dxa"/>
-              <w:right w:w="50" w:type="dxa"/>
-            </w:tcMar>
-          </w:tcPr>
-          <w:p>
-            <w:pPr>
-              <w:spacing w:after="40"/>
-            </w:pPr>
-            <w:r>
-              <w:rPr>
-                <w:b/>
-                <w:sz w:val="16"/>
-              </w:rPr>
-              <w:t>Classe B</w:t>
-            </w:r>
-          </w:p>
-        </w:tc>
-        <w:tc>
-          <w:tcPr>
-            <w:tcW w:type="dxa" w:w="1584"/>
-            <w:shd w:fill="FFFFFF"/>
-            <w:tcMar>
-              <w:top w:w="40" w:type="dxa"/>
-              <w:bottom w:w="40" w:type="dxa"/>
-              <w:left w:w="50" w:type="dxa"/>
-              <w:right w:w="50" w:type="dxa"/>
-            </w:tcMar>
-          </w:tcPr>
-          <w:p>
-            <w:pPr>
-              <w:spacing w:after="40"/>
-            </w:pPr>
-            <w:r>
-              <w:rPr>
-                <w:b/>
-                <w:color w:val="992211"/>
-                <w:sz w:val="17"/>
-                <w:highlight w:val="yellow"/>
-              </w:rPr>
-              <w:t xml:space="preserve"> [LINK SEI: Item 08 - Cisterna] </w:t>
-            </w:r>
-          </w:p>
-        </w:tc>
-      </w:tr>
-      <w:tr>
-        <w:tc>
-          <w:tcPr>
-            <w:tcW w:type="dxa" w:w="720"/>
-            <w:shd w:fill="F9FBFD"/>
-            <w:tcMar>
-              <w:top w:w="40" w:type="dxa"/>
-              <w:bottom w:w="40" w:type="dxa"/>
-              <w:left w:w="50" w:type="dxa"/>
-              <w:right w:w="50" w:type="dxa"/>
-            </w:tcMar>
-          </w:tcPr>
-          <w:p>
-            <w:pPr>
-              <w:spacing w:after="40"/>
-            </w:pPr>
-            <w:r>
-              <w:rPr>
-                <w:b/>
-                <w:sz w:val="16"/>
-              </w:rPr>
-              <w:t>09</w:t>
-            </w:r>
-          </w:p>
-        </w:tc>
-        <w:tc>
-          <w:tcPr>
-            <w:tcW w:type="dxa" w:w="3168"/>
-            <w:shd w:fill="F9FBFD"/>
-            <w:tcMar>
-              <w:top w:w="40" w:type="dxa"/>
-              <w:bottom w:w="40" w:type="dxa"/>
-              <w:left w:w="50" w:type="dxa"/>
-              <w:right w:w="50" w:type="dxa"/>
-            </w:tcMar>
-          </w:tcPr>
-          <w:p>
-            <w:pPr>
-              <w:spacing w:after="40"/>
-            </w:pPr>
-            <w:r>
-              <w:rPr>
-                <w:sz w:val="16"/>
-              </w:rPr>
-              <w:t>Limpeza de Módulos Fotovoltaicos</w:t>
-            </w:r>
-          </w:p>
-        </w:tc>
-        <w:tc>
-          <w:tcPr>
-            <w:tcW w:type="dxa" w:w="1296"/>
-            <w:shd w:fill="F9FBFD"/>
-            <w:tcMar>
-              <w:top w:w="40" w:type="dxa"/>
-              <w:bottom w:w="40" w:type="dxa"/>
-              <w:left w:w="50" w:type="dxa"/>
-              <w:right w:w="50" w:type="dxa"/>
-            </w:tcMar>
-          </w:tcPr>
-          <w:p>
-            <w:pPr>
-              <w:spacing w:after="40"/>
-            </w:pPr>
-            <w:r>
-              <w:rPr>
-                <w:sz w:val="16"/>
-              </w:rPr>
-              <w:t>SINAPI/IOPES</w:t>
-            </w:r>
-          </w:p>
-        </w:tc>
-        <w:tc>
-          <w:tcPr>
-            <w:tcW w:type="dxa" w:w="864"/>
-            <w:shd w:fill="F9FBFD"/>
-            <w:tcMar>
-              <w:top w:w="40" w:type="dxa"/>
-              <w:bottom w:w="40" w:type="dxa"/>
-              <w:left w:w="50" w:type="dxa"/>
-              <w:right w:w="50" w:type="dxa"/>
-            </w:tcMar>
-          </w:tcPr>
-          <w:p>
-            <w:pPr>
-              <w:spacing w:after="40"/>
-            </w:pPr>
-            <w:r>
-              <w:rPr>
-                <w:sz w:val="16"/>
-              </w:rPr>
-              <w:t>25,00%</w:t>
-            </w:r>
-          </w:p>
-        </w:tc>
-        <w:tc>
-          <w:tcPr>
-            <w:tcW w:type="dxa" w:w="1440"/>
-            <w:shd w:fill="F9FBFD"/>
-            <w:tcMar>
-              <w:top w:w="40" w:type="dxa"/>
-              <w:bottom w:w="40" w:type="dxa"/>
-              <w:left w:w="50" w:type="dxa"/>
-              <w:right w:w="50" w:type="dxa"/>
-            </w:tcMar>
-          </w:tcPr>
-          <w:p>
-            <w:pPr>
-              <w:spacing w:after="40"/>
-            </w:pPr>
-            <w:r>
-              <w:rPr>
-                <w:b/>
-                <w:sz w:val="16"/>
-              </w:rPr>
-              <w:t>R$ 27.153,65</w:t>
-            </w:r>
-          </w:p>
-        </w:tc>
-        <w:tc>
-          <w:tcPr>
-            <w:tcW w:type="dxa" w:w="1008"/>
-            <w:shd w:fill="F9FBFD"/>
-            <w:tcMar>
-              <w:top w:w="40" w:type="dxa"/>
-              <w:bottom w:w="40" w:type="dxa"/>
-              <w:left w:w="50" w:type="dxa"/>
-              <w:right w:w="50" w:type="dxa"/>
-            </w:tcMar>
-          </w:tcPr>
-          <w:p>
-            <w:pPr>
-              <w:spacing w:after="40"/>
-            </w:pPr>
-            <w:r>
-              <w:rPr>
-                <w:b/>
-                <w:sz w:val="16"/>
-              </w:rPr>
-              <w:t>Classe C</w:t>
-            </w:r>
-          </w:p>
-        </w:tc>
-        <w:tc>
-          <w:tcPr>
-            <w:tcW w:type="dxa" w:w="1584"/>
-            <w:shd w:fill="F9FBFD"/>
-            <w:tcMar>
-              <w:top w:w="40" w:type="dxa"/>
-              <w:bottom w:w="40" w:type="dxa"/>
-              <w:left w:w="50" w:type="dxa"/>
-              <w:right w:w="50" w:type="dxa"/>
-            </w:tcMar>
-          </w:tcPr>
-          <w:p>
-            <w:pPr>
-              <w:spacing w:after="40"/>
-            </w:pPr>
-            <w:r>
-              <w:rPr>
-                <w:b/>
-                <w:color w:val="992211"/>
-                <w:sz w:val="17"/>
-                <w:highlight w:val="yellow"/>
-              </w:rPr>
-              <w:t xml:space="preserve"> [LINK SEI: Item 09 - Fotovoltaica] </w:t>
-            </w:r>
-          </w:p>
-        </w:tc>
-      </w:tr>
-      <w:tr>
-        <w:tc>
-          <w:tcPr>
-            <w:tcW w:type="dxa" w:w="720"/>
-            <w:shd w:fill="FFFFFF"/>
-            <w:tcMar>
-              <w:top w:w="40" w:type="dxa"/>
-              <w:bottom w:w="40" w:type="dxa"/>
-              <w:left w:w="50" w:type="dxa"/>
-              <w:right w:w="50" w:type="dxa"/>
-            </w:tcMar>
-          </w:tcPr>
-          <w:p>
-            <w:pPr>
-              <w:spacing w:after="40"/>
-            </w:pPr>
-            <w:r>
-              <w:rPr>
-                <w:b/>
-                <w:sz w:val="16"/>
-              </w:rPr>
-              <w:t>10</w:t>
-            </w:r>
-          </w:p>
-        </w:tc>
-        <w:tc>
-          <w:tcPr>
-            <w:tcW w:type="dxa" w:w="3168"/>
-            <w:shd w:fill="FFFFFF"/>
-            <w:tcMar>
-              <w:top w:w="40" w:type="dxa"/>
-              <w:bottom w:w="40" w:type="dxa"/>
-              <w:left w:w="50" w:type="dxa"/>
-              <w:right w:w="50" w:type="dxa"/>
-            </w:tcMar>
-          </w:tcPr>
-          <w:p>
-            <w:pPr>
-              <w:spacing w:after="40"/>
-            </w:pPr>
-            <w:r>
-              <w:rPr>
-                <w:sz w:val="16"/>
-              </w:rPr>
-              <w:t>Manutenção de Gerador e Subestação</w:t>
-            </w:r>
-          </w:p>
-        </w:tc>
-        <w:tc>
-          <w:tcPr>
-            <w:tcW w:type="dxa" w:w="1296"/>
-            <w:shd w:fill="FFFFFF"/>
-            <w:tcMar>
-              <w:top w:w="40" w:type="dxa"/>
-              <w:bottom w:w="40" w:type="dxa"/>
-              <w:left w:w="50" w:type="dxa"/>
-              <w:right w:w="50" w:type="dxa"/>
-            </w:tcMar>
-          </w:tcPr>
-          <w:p>
-            <w:pPr>
-              <w:spacing w:after="40"/>
-            </w:pPr>
-            <w:r>
-              <w:rPr>
-                <w:sz w:val="16"/>
-              </w:rPr>
-              <w:t>Cotações IN 65</w:t>
-            </w:r>
-          </w:p>
-        </w:tc>
-        <w:tc>
-          <w:tcPr>
-            <w:tcW w:type="dxa" w:w="864"/>
-            <w:shd w:fill="FFFFFF"/>
-            <w:tcMar>
-              <w:top w:w="40" w:type="dxa"/>
-              <w:bottom w:w="40" w:type="dxa"/>
-              <w:left w:w="50" w:type="dxa"/>
-              <w:right w:w="50" w:type="dxa"/>
-            </w:tcMar>
-          </w:tcPr>
-          <w:p>
-            <w:pPr>
-              <w:spacing w:after="40"/>
-            </w:pPr>
-            <w:r>
-              <w:rPr>
-                <w:sz w:val="16"/>
-              </w:rPr>
-              <w:t>25,00%</w:t>
-            </w:r>
-          </w:p>
-        </w:tc>
-        <w:tc>
-          <w:tcPr>
-            <w:tcW w:type="dxa" w:w="1440"/>
-            <w:shd w:fill="FFFFFF"/>
-            <w:tcMar>
-              <w:top w:w="40" w:type="dxa"/>
-              <w:bottom w:w="40" w:type="dxa"/>
-              <w:left w:w="50" w:type="dxa"/>
-              <w:right w:w="50" w:type="dxa"/>
-            </w:tcMar>
-          </w:tcPr>
-          <w:p>
-            <w:pPr>
-              <w:spacing w:after="40"/>
-            </w:pPr>
-            <w:r>
-              <w:rPr>
-                <w:b/>
-                <w:sz w:val="16"/>
-              </w:rPr>
-              <w:t>R$ 22.829,87</w:t>
-            </w:r>
-          </w:p>
-        </w:tc>
-        <w:tc>
-          <w:tcPr>
-            <w:tcW w:type="dxa" w:w="1008"/>
-            <w:shd w:fill="FFFFFF"/>
-            <w:tcMar>
-              <w:top w:w="40" w:type="dxa"/>
-              <w:bottom w:w="40" w:type="dxa"/>
-              <w:left w:w="50" w:type="dxa"/>
-              <w:right w:w="50" w:type="dxa"/>
-            </w:tcMar>
-          </w:tcPr>
-          <w:p>
-            <w:pPr>
-              <w:spacing w:after="40"/>
-            </w:pPr>
-            <w:r>
-              <w:rPr>
-                <w:b/>
-                <w:sz w:val="16"/>
-              </w:rPr>
-              <w:t>Classe C</w:t>
-            </w:r>
-          </w:p>
-        </w:tc>
-        <w:tc>
-          <w:tcPr>
-            <w:tcW w:type="dxa" w:w="1584"/>
-            <w:shd w:fill="FFFFFF"/>
-            <w:tcMar>
-              <w:top w:w="40" w:type="dxa"/>
-              <w:bottom w:w="40" w:type="dxa"/>
-              <w:left w:w="50" w:type="dxa"/>
-              <w:right w:w="50" w:type="dxa"/>
-            </w:tcMar>
-          </w:tcPr>
-          <w:p>
-            <w:pPr>
-              <w:spacing w:after="40"/>
-            </w:pPr>
-            <w:r>
-              <w:rPr>
-                <w:b/>
-                <w:color w:val="992211"/>
-                <w:sz w:val="17"/>
-                <w:highlight w:val="yellow"/>
-              </w:rPr>
-              <w:t xml:space="preserve"> [LINK SEI: Item 10 - Gerador/Subestação] </w:t>
-            </w:r>
-          </w:p>
-        </w:tc>
-      </w:tr>
-      <w:tr>
-        <w:tc>
-          <w:tcPr>
-            <w:tcW w:type="dxa" w:w="720"/>
-            <w:shd w:fill="F9FBFD"/>
-            <w:tcMar>
-              <w:top w:w="40" w:type="dxa"/>
-              <w:bottom w:w="40" w:type="dxa"/>
-              <w:left w:w="50" w:type="dxa"/>
-              <w:right w:w="50" w:type="dxa"/>
-            </w:tcMar>
-          </w:tcPr>
-          <w:p>
-            <w:pPr>
-              <w:spacing w:after="40"/>
-            </w:pPr>
-            <w:r>
-              <w:rPr>
-                <w:b/>
-                <w:sz w:val="16"/>
-              </w:rPr>
-              <w:t>11</w:t>
-            </w:r>
-          </w:p>
-        </w:tc>
-        <w:tc>
-          <w:tcPr>
-            <w:tcW w:type="dxa" w:w="3168"/>
-            <w:shd w:fill="F9FBFD"/>
-            <w:tcMar>
-              <w:top w:w="40" w:type="dxa"/>
-              <w:bottom w:w="40" w:type="dxa"/>
-              <w:left w:w="50" w:type="dxa"/>
-              <w:right w:w="50" w:type="dxa"/>
-            </w:tcMar>
-          </w:tcPr>
-          <w:p>
-            <w:pPr>
-              <w:spacing w:after="40"/>
-            </w:pPr>
-            <w:r>
-              <w:rPr>
-                <w:sz w:val="16"/>
-              </w:rPr>
-              <w:t>Reforma e Impermeabilização Marquise</w:t>
-            </w:r>
-          </w:p>
-        </w:tc>
-        <w:tc>
-          <w:tcPr>
-            <w:tcW w:type="dxa" w:w="1296"/>
-            <w:shd w:fill="F9FBFD"/>
-            <w:tcMar>
-              <w:top w:w="40" w:type="dxa"/>
-              <w:bottom w:w="40" w:type="dxa"/>
-              <w:left w:w="50" w:type="dxa"/>
-              <w:right w:w="50" w:type="dxa"/>
-            </w:tcMar>
-          </w:tcPr>
-          <w:p>
-            <w:pPr>
-              <w:spacing w:after="40"/>
-            </w:pPr>
-            <w:r>
-              <w:rPr>
-                <w:sz w:val="16"/>
-              </w:rPr>
-              <w:t>SINAPI</w:t>
-            </w:r>
-          </w:p>
-        </w:tc>
-        <w:tc>
-          <w:tcPr>
-            <w:tcW w:type="dxa" w:w="864"/>
-            <w:shd w:fill="F9FBFD"/>
-            <w:tcMar>
-              <w:top w:w="40" w:type="dxa"/>
-              <w:bottom w:w="40" w:type="dxa"/>
-              <w:left w:w="50" w:type="dxa"/>
-              <w:right w:w="50" w:type="dxa"/>
-            </w:tcMar>
-          </w:tcPr>
-          <w:p>
-            <w:pPr>
-              <w:spacing w:after="40"/>
-            </w:pPr>
-            <w:r>
-              <w:rPr>
-                <w:sz w:val="16"/>
-              </w:rPr>
-              <w:t>25,00%</w:t>
-            </w:r>
-          </w:p>
-        </w:tc>
-        <w:tc>
-          <w:tcPr>
-            <w:tcW w:type="dxa" w:w="1440"/>
-            <w:shd w:fill="F9FBFD"/>
-            <w:tcMar>
-              <w:top w:w="40" w:type="dxa"/>
-              <w:bottom w:w="40" w:type="dxa"/>
-              <w:left w:w="50" w:type="dxa"/>
-              <w:right w:w="50" w:type="dxa"/>
-            </w:tcMar>
-          </w:tcPr>
-          <w:p>
-            <w:pPr>
-              <w:spacing w:after="40"/>
-            </w:pPr>
-            <w:r>
-              <w:rPr>
-                <w:b/>
-                <w:sz w:val="16"/>
-              </w:rPr>
-              <w:t>R$ 125.025,51</w:t>
-            </w:r>
-          </w:p>
-        </w:tc>
-        <w:tc>
-          <w:tcPr>
-            <w:tcW w:type="dxa" w:w="1008"/>
-            <w:shd w:fill="F9FBFD"/>
-            <w:tcMar>
-              <w:top w:w="40" w:type="dxa"/>
-              <w:bottom w:w="40" w:type="dxa"/>
-              <w:left w:w="50" w:type="dxa"/>
-              <w:right w:w="50" w:type="dxa"/>
-            </w:tcMar>
-          </w:tcPr>
-          <w:p>
-            <w:pPr>
-              <w:spacing w:after="40"/>
-            </w:pPr>
-            <w:r>
-              <w:rPr>
-                <w:b/>
-                <w:sz w:val="16"/>
-              </w:rPr>
-              <w:t>Classe A</w:t>
-            </w:r>
-          </w:p>
-        </w:tc>
-        <w:tc>
-          <w:tcPr>
-            <w:tcW w:type="dxa" w:w="1584"/>
-            <w:shd w:fill="F9FBFD"/>
-            <w:tcMar>
-              <w:top w:w="40" w:type="dxa"/>
-              <w:bottom w:w="40" w:type="dxa"/>
-              <w:left w:w="50" w:type="dxa"/>
-              <w:right w:w="50" w:type="dxa"/>
-            </w:tcMar>
-          </w:tcPr>
-          <w:p>
-            <w:pPr>
-              <w:spacing w:after="40"/>
-            </w:pPr>
-            <w:r>
-              <w:rPr>
-                <w:b/>
-                <w:color w:val="992211"/>
-                <w:sz w:val="17"/>
-                <w:highlight w:val="yellow"/>
-              </w:rPr>
-              <w:t xml:space="preserve"> [LINK SEI: Item 11 - Marquise] </w:t>
-            </w:r>
-          </w:p>
-        </w:tc>
-      </w:tr>
-      <w:tr>
-        <w:tc>
-          <w:tcPr>
-            <w:tcW w:type="dxa" w:w="720"/>
-            <w:shd w:fill="E6ECF2"/>
-            <w:tcMar>
-              <w:top w:w="50" w:type="dxa"/>
-              <w:bottom w:w="50" w:type="dxa"/>
-              <w:left w:w="50" w:type="dxa"/>
-              <w:right w:w="50" w:type="dxa"/>
-            </w:tcMar>
-          </w:tcPr>
-          <w:p>
-            <w:pPr>
-              <w:spacing w:after="40"/>
-            </w:pPr>
-            <w:r>
-              <w:rPr>
-                <w:b/>
-                <w:color w:val="003366"/>
-                <w:sz w:val="16"/>
-              </w:rPr>
-              <w:t>TOTAL</w:t>
-            </w:r>
-          </w:p>
-        </w:tc>
-        <w:tc>
-          <w:tcPr>
-            <w:tcW w:type="dxa" w:w="3168"/>
-            <w:shd w:fill="E6ECF2"/>
-            <w:tcMar>
-              <w:top w:w="50" w:type="dxa"/>
-              <w:bottom w:w="50" w:type="dxa"/>
-              <w:left w:w="50" w:type="dxa"/>
-              <w:right w:w="50" w:type="dxa"/>
-            </w:tcMar>
-          </w:tcPr>
-          <w:p>
-            <w:pPr>
-              <w:spacing w:after="40"/>
-            </w:pPr>
-            <w:r>
-              <w:rPr>
-                <w:b/>
-                <w:color w:val="003366"/>
-                <w:sz w:val="16"/>
-              </w:rPr>
-              <w:t>VALOR GLOBAL CONSOLIDADO (11 ITENS)</w:t>
-            </w:r>
-          </w:p>
-        </w:tc>
-        <w:tc>
-          <w:tcPr>
-            <w:tcW w:type="dxa" w:w="1296"/>
-            <w:shd w:fill="E6ECF2"/>
-            <w:tcMar>
-              <w:top w:w="50" w:type="dxa"/>
-              <w:bottom w:w="50" w:type="dxa"/>
-              <w:left w:w="50" w:type="dxa"/>
-              <w:right w:w="50" w:type="dxa"/>
-            </w:tcMar>
-          </w:tcPr>
-          <w:p>
-            <w:pPr>
-              <w:spacing w:after="40"/>
-            </w:pPr>
-            <w:r>
-              <w:rPr>
-                <w:b/>
-                <w:color w:val="003366"/>
-                <w:sz w:val="16"/>
+                <w:sz w:val="14"/>
               </w:rPr>
               <w:t>CONSOLIDADO</w:t>
             </w:r>
@@ -5102,49 +4662,24 @@
         </w:tc>
         <w:tc>
           <w:tcPr>
-            <w:tcW w:type="dxa" w:w="864"/>
-            <w:shd w:fill="E6ECF2"/>
+            <w:tcW w:type="dxa" w:w="1296"/>
             <w:tcMar>
-              <w:top w:w="50" w:type="dxa"/>
-              <w:bottom w:w="50" w:type="dxa"/>
-              <w:left w:w="50" w:type="dxa"/>
-              <w:right w:w="50" w:type="dxa"/>
+              <w:top w:w="30" w:type="dxa"/>
+              <w:bottom w:w="30" w:type="dxa"/>
+              <w:left w:w="40" w:type="dxa"/>
+              <w:right w:w="40" w:type="dxa"/>
             </w:tcMar>
+            <w:shd w:fill="EDF2F7"/>
           </w:tcPr>
           <w:p>
             <w:pPr>
-              <w:spacing w:after="40"/>
+              <w:jc w:val="right"/>
             </w:pPr>
             <w:r>
               <w:rPr>
                 <w:b/>
                 <w:color w:val="003366"/>
-                <w:sz w:val="16"/>
-              </w:rPr>
-              <w:t>25,00%</w:t>
-            </w:r>
-          </w:p>
-        </w:tc>
-        <w:tc>
-          <w:tcPr>
-            <w:tcW w:type="dxa" w:w="1440"/>
-            <w:shd w:fill="E6ECF2"/>
-            <w:tcMar>
-              <w:top w:w="50" w:type="dxa"/>
-              <w:bottom w:w="50" w:type="dxa"/>
-              <w:left w:w="50" w:type="dxa"/>
-              <w:right w:w="50" w:type="dxa"/>
-            </w:tcMar>
-          </w:tcPr>
-          <w:p>
-            <w:pPr>
-              <w:spacing w:after="40"/>
-            </w:pPr>
-            <w:r>
-              <w:rPr>
-                <w:b/>
-                <w:color w:val="003366"/>
-                <w:sz w:val="16"/>
+                <w:sz w:val="14"/>
               </w:rPr>
               <w:t>R$ 1.005.726,92</w:t>
             </w:r>
@@ -5152,24 +4687,71 @@
         </w:tc>
         <w:tc>
           <w:tcPr>
-            <w:tcW w:type="dxa" w:w="1008"/>
-            <w:shd w:fill="E6ECF2"/>
+            <w:tcW w:type="dxa" w:w="864"/>
             <w:tcMar>
-              <w:top w:w="50" w:type="dxa"/>
-              <w:bottom w:w="50" w:type="dxa"/>
-              <w:left w:w="50" w:type="dxa"/>
-              <w:right w:w="50" w:type="dxa"/>
+              <w:top w:w="30" w:type="dxa"/>
+              <w:bottom w:w="30" w:type="dxa"/>
+              <w:left w:w="40" w:type="dxa"/>
+              <w:right w:w="40" w:type="dxa"/>
             </w:tcMar>
+            <w:shd w:fill="EDF2F7"/>
           </w:tcPr>
           <w:p>
             <w:pPr>
-              <w:spacing w:after="40"/>
+              <w:jc w:val="center"/>
             </w:pPr>
             <w:r>
               <w:rPr>
                 <w:b/>
-                <w:color w:val="003366"/>
-                <w:sz w:val="16"/>
+                <w:sz w:val="14"/>
+              </w:rPr>
+              <w:t>100,00%</w:t>
+            </w:r>
+          </w:p>
+        </w:tc>
+        <w:tc>
+          <w:tcPr>
+            <w:tcW w:type="dxa" w:w="864"/>
+            <w:tcMar>
+              <w:top w:w="30" w:type="dxa"/>
+              <w:bottom w:w="30" w:type="dxa"/>
+              <w:left w:w="40" w:type="dxa"/>
+              <w:right w:w="40" w:type="dxa"/>
+            </w:tcMar>
+            <w:shd w:fill="EDF2F7"/>
+          </w:tcPr>
+          <w:p>
+            <w:pPr>
+              <w:jc w:val="center"/>
+            </w:pPr>
+            <w:r>
+              <w:rPr>
+                <w:b/>
+                <w:sz w:val="14"/>
+              </w:rPr>
+              <w:t>100,00%</w:t>
+            </w:r>
+          </w:p>
+        </w:tc>
+        <w:tc>
+          <w:tcPr>
+            <w:tcW w:type="dxa" w:w="864"/>
+            <w:tcMar>
+              <w:top w:w="30" w:type="dxa"/>
+              <w:bottom w:w="30" w:type="dxa"/>
+              <w:left w:w="40" w:type="dxa"/>
+              <w:right w:w="40" w:type="dxa"/>
+            </w:tcMar>
+            <w:shd w:fill="EDF2F7"/>
+          </w:tcPr>
+          <w:p>
+            <w:pPr>
+              <w:jc w:val="center"/>
+            </w:pPr>
+            <w:r>
+              <w:rPr>
+                <w:b/>
+                <w:sz w:val="14"/>
               </w:rPr>
               <w:t>100%</w:t>
             </w:r>
@@ -5177,27 +4759,25 @@
         </w:tc>
         <w:tc>
           <w:tcPr>
-            <w:tcW w:type="dxa" w:w="1584"/>
-            <w:shd w:fill="E6ECF2"/>
+            <w:tcW w:type="dxa" w:w="2160"/>
             <w:tcMar>
-              <w:top w:w="50" w:type="dxa"/>
-              <w:bottom w:w="50" w:type="dxa"/>
-              <w:left w:w="50" w:type="dxa"/>
-              <w:right w:w="50" w:type="dxa"/>
+              <w:top w:w="30" w:type="dxa"/>
+              <w:bottom w:w="30" w:type="dxa"/>
+              <w:left w:w="40" w:type="dxa"/>
+              <w:right w:w="40" w:type="dxa"/>
             </w:tcMar>
+            <w:shd w:fill="EDF2F7"/>
           </w:tcPr>
           <w:p>
             <w:pPr>
-              <w:spacing w:after="40"/>
+              <w:jc w:val="left"/>
             </w:pPr>
             <w:r>
               <w:rPr>
                 <w:b/>
-                <w:color w:val="992211"/>
-                <w:sz w:val="17"/>
-                <w:highlight w:val="yellow"/>
+                <w:sz w:val="14"/>
               </w:rPr>
-              <w:t xml:space="preserve"> [LINK SEI: Geral] </w:t>
+              <w:t>Caderno Geral: SEI 64507136 | Projetos: SEI 64530669</w:t>
             </w:r>
           </w:p>
         </w:tc>
@@ -5205,247 +4785,419 @@
     </w:tbl>
     <w:p>
       <w:pPr>
-        <w:spacing w:before="280" w:after="120"/>
+        <w:spacing w:line="276" w:lineRule="auto" w:after="100"/>
+        <w:jc w:val="both"/>
+      </w:pPr>
+      <w:r>
+        <w:rPr>
+          <w:b w:val="0"/>
+          <w:i w:val="0"/>
+          <w:sz w:val="20"/>
+        </w:rPr>
+        <w:t>14. Análise Estratégica da Curva ABC:</w:t>
+      </w:r>
+    </w:p>
+    <w:p>
+      <w:pPr>
+        <w:spacing w:line="276" w:lineRule="auto" w:after="100"/>
+        <w:jc w:val="both"/>
+      </w:pPr>
+      <w:r>
+        <w:rPr>
+          <w:b w:val="0"/>
+          <w:i w:val="0"/>
+          <w:sz w:val="20"/>
+        </w:rPr>
+        <w:t>• Classe A (Alta Materialidade): Os itens 07 (Pintura Sede), 06 (Insulfilm), 11 (Marquise), 03 (Lavagem Fachada) e 05 (Pintura Grades) concentram 79,57% do orçamento global (R$ 800.234,57), constituindo o foco prioritário de fiscalização e controle de medição.</w:t>
+      </w:r>
+    </w:p>
+    <w:p>
+      <w:pPr>
+        <w:spacing w:line="276" w:lineRule="auto" w:after="100"/>
+        <w:jc w:val="both"/>
+      </w:pPr>
+      <w:r>
+        <w:rPr>
+          <w:b w:val="0"/>
+          <w:i w:val="0"/>
+          <w:sz w:val="20"/>
+        </w:rPr>
+        <w:t>• Classe B (Média Materialidade): Os itens 08 (Cisterna), 02 (Dutos AC) e 01 (Elevadores) perfazem 12,30% do orçamento (R$ 123.714,76).</w:t>
+      </w:r>
+    </w:p>
+    <w:p>
+      <w:pPr>
+        <w:spacing w:line="276" w:lineRule="auto" w:after="100"/>
+        <w:jc w:val="both"/>
+      </w:pPr>
+      <w:r>
+        <w:rPr>
+          <w:b w:val="0"/>
+          <w:i w:val="0"/>
+          <w:sz w:val="20"/>
+        </w:rPr>
+        <w:t>• Classe C (Baixa Materialidade): Os itens 04 (Juntas Dilatação), 09 (Módulos Solares) e 10 (Gerador/Subestação) somam 8,13% do certame (R$ 81.777,59).</w:t>
+      </w:r>
+    </w:p>
+    <w:p>
+      <w:pPr>
+        <w:spacing w:before="220" w:after="100"/>
       </w:pPr>
       <w:r>
         <w:rPr>
           <w:b/>
           <w:color w:val="003366"/>
-          <w:sz w:val="25"/>
+          <w:sz w:val="22"/>
         </w:rPr>
         <w:t>IV. GUIA DE INDEXAÇÃO E MAPEAMENTO DOS LINKS NO SEI</w:t>
       </w:r>
     </w:p>
     <w:p>
       <w:pPr>
-        <w:spacing w:after="120" w:line="276" w:lineRule="auto"/>
+        <w:spacing w:line="276" w:lineRule="auto" w:after="100"/>
+        <w:jc w:val="both"/>
       </w:pPr>
       <w:r>
-        <w:t>Abaixo encontra-se a relação objetiva de todos os pontos demarcados no documento para indexação dos respectivos links de acesso no SEI ou nos repositórios digitais:</w:t>
+        <w:rPr>
+          <w:b w:val="0"/>
+          <w:i w:val="0"/>
+          <w:sz w:val="20"/>
+        </w:rPr>
+        <w:t>15. Para fins de auditoria e conferência imediata pelos órgãos de controle e pela Consultoria Jurídica da União, relacionam-se os números oficiais dos documentos SEI que instruem cada exigência técnica:</w:t>
       </w:r>
     </w:p>
     <w:p>
       <w:pPr>
-        <w:spacing w:after="120" w:line="276" w:lineRule="auto"/>
+        <w:spacing w:line="276" w:lineRule="auto" w:after="100"/>
+        <w:jc w:val="both"/>
       </w:pPr>
       <w:r>
-        <w:t xml:space="preserve">1. IPPC Engenharia: </w:t>
-      </w:r>
-      <w:hyperlink r:id="rId9">
-        <w:r>
-          <w:rPr>
-            <w:color w:val="004B87"/>
-            <w:u w:val="single"/>
-            <w:b/>
-          </w:rPr>
-          <w:t>IPPC Engenharia (Guia AGU)</w:t>
-        </w:r>
-      </w:hyperlink>
-      <w:r>
-        <w:t xml:space="preserve"> - Link oficial da AGU indexado.</w:t>
+        <w:rPr>
+          <w:b w:val="0"/>
+          <w:i w:val="0"/>
+          <w:sz w:val="20"/>
+        </w:rPr>
+        <w:t>1. Parecer Jurídico da AGU: Parecer nº 01199/2026 (Doc. SEI nº 64468820);</w:t>
       </w:r>
     </w:p>
     <w:p>
       <w:pPr>
-        <w:spacing w:after="120" w:line="276" w:lineRule="auto"/>
+        <w:spacing w:line="276" w:lineRule="auto" w:after="100"/>
+        <w:jc w:val="both"/>
       </w:pPr>
       <w:r>
-        <w:t xml:space="preserve">2. ART Definitiva Quitada: </w:t>
-      </w:r>
-      <w:hyperlink r:id="rId10">
-        <w:r>
-          <w:rPr>
-            <w:color w:val="004B87"/>
-            <w:u w:val="single"/>
-            <w:b/>
-          </w:rPr>
-          <w:t>ART Definitiva (SEI 70840225)</w:t>
-        </w:r>
-      </w:hyperlink>
-      <w:r>
-        <w:t xml:space="preserve"> - Link oficial do SEI 70840225 indexado.</w:t>
+        <w:rPr>
+          <w:b w:val="0"/>
+          <w:i w:val="0"/>
+          <w:sz w:val="20"/>
+        </w:rPr>
+        <w:t>2. ART Definitiva Quitada perante o CREA-ES: Doc. SEI nº 64468889;</w:t>
       </w:r>
     </w:p>
     <w:p>
       <w:pPr>
-        <w:spacing w:after="120" w:line="276" w:lineRule="auto"/>
+        <w:spacing w:line="276" w:lineRule="auto" w:after="100"/>
+        <w:jc w:val="both"/>
       </w:pPr>
       <w:r>
-        <w:t>3. [LINK SEI: Termo de Referência] -&gt; Inserir endereço SEI do Termo de Referência Consolidado.</w:t>
+        <w:rPr>
+          <w:b w:val="0"/>
+          <w:i w:val="0"/>
+          <w:sz w:val="20"/>
+        </w:rPr>
+        <w:t>3. Despacho Justificativa Itens § 24 e § 58: Doc. SEI nº 64558648;</w:t>
       </w:r>
     </w:p>
     <w:p>
       <w:pPr>
-        <w:spacing w:after="120" w:line="276" w:lineRule="auto"/>
+        <w:spacing w:line="276" w:lineRule="auto" w:after="100"/>
+        <w:jc w:val="both"/>
       </w:pPr>
       <w:r>
-        <w:t>4. [LINK SEI: Caderno de Planilhas Analíticas] -&gt; Inserir endereço SEI do caderno de composições gerado no Orçafascio.</w:t>
+        <w:rPr>
+          <w:b w:val="0"/>
+          <w:i w:val="0"/>
+          <w:sz w:val="20"/>
+        </w:rPr>
+        <w:t>4. Caderno Geral de Orçamentos Analíticos (11 Itens - Orçafascio): Doc. SEI nº 64507136;</w:t>
       </w:r>
     </w:p>
     <w:p>
       <w:pPr>
-        <w:spacing w:after="120" w:line="276" w:lineRule="auto"/>
+        <w:spacing w:line="276" w:lineRule="auto" w:after="100"/>
+        <w:jc w:val="both"/>
       </w:pPr>
       <w:r>
-        <w:t>5. [LINK SEI: Relatório de Curva ABC Consolidada] -&gt; Inserir endereço SEI do relatório analítico de Curva ABC.</w:t>
+        <w:rPr>
+          <w:b w:val="0"/>
+          <w:i w:val="0"/>
+          <w:sz w:val="20"/>
+        </w:rPr>
+        <w:t>5. Acervo de Projetos Básicos Consolidados (Itens 01 a 11): Doc. SEI nº 64530669;</w:t>
       </w:r>
     </w:p>
     <w:p>
       <w:pPr>
-        <w:spacing w:after="120" w:line="276" w:lineRule="auto"/>
+        <w:spacing w:line="276" w:lineRule="auto" w:after="100"/>
+        <w:jc w:val="both"/>
       </w:pPr>
       <w:r>
-        <w:t>6. [LINK SEI: Termo de Justificativas Técnicas Relevantes - TJTR] -&gt; Inserir endereço SEI do formulário TJTR preenchido e assinado.</w:t>
+        <w:rPr>
+          <w:b w:val="0"/>
+          <w:i w:val="0"/>
+          <w:sz w:val="20"/>
+        </w:rPr>
+        <w:t>6. Termo de Justificativas Técnicas Relevantes (TJTR Saneado): Doc. SEI nº 64474274;</w:t>
       </w:r>
     </w:p>
     <w:p>
       <w:pPr>
-        <w:spacing w:after="120" w:line="276" w:lineRule="auto"/>
+        <w:spacing w:line="276" w:lineRule="auto" w:after="100"/>
+        <w:jc w:val="both"/>
       </w:pPr>
       <w:r>
-        <w:t>7. [LINK SEI: Despacho Alinhamento TR e Contrato] -&gt; Inserir endereço SEI do Despacho nº 01/2026 encaminhado à Licitação.</w:t>
+        <w:rPr>
+          <w:b w:val="0"/>
+          <w:i w:val="0"/>
+          <w:sz w:val="20"/>
+        </w:rPr>
+        <w:t>7. Termo de Referência Consolidado: Doc. SEI nº 63787318;</w:t>
       </w:r>
     </w:p>
     <w:p>
       <w:pPr>
-        <w:spacing w:after="120" w:line="276" w:lineRule="auto"/>
+        <w:spacing w:line="276" w:lineRule="auto" w:after="100"/>
+        <w:jc w:val="both"/>
       </w:pPr>
       <w:r>
-        <w:t>8. [LINK SEI: Declaração Dec. 9.507/18] -&gt; Inserir endereço SEI da declaração de serviços materiais acessórios.</w:t>
+        <w:rPr>
+          <w:b w:val="0"/>
+          <w:i w:val="0"/>
+          <w:sz w:val="20"/>
+        </w:rPr>
+        <w:t>8. Estudo Técnico Preliminar (ETP): Doc. SEI nº 63787321;</w:t>
       </w:r>
     </w:p>
     <w:p>
       <w:pPr>
-        <w:spacing w:after="120" w:line="276" w:lineRule="auto"/>
+        <w:spacing w:line="276" w:lineRule="auto" w:after="100"/>
+        <w:jc w:val="both"/>
       </w:pPr>
       <w:r>
-        <w:t>9. [LINK SEI: Pesquisa de Preços IN 65/2021] -&gt; Inserir endereço SEI das cotações e propostas mercadológicas dos itens 02, 06 e 10.</w:t>
+        <w:rPr>
+          <w:b w:val="0"/>
+          <w:i w:val="0"/>
+          <w:sz w:val="20"/>
+        </w:rPr>
+        <w:t>9. Matriz de Alocação de Riscos pós-TR: Doc. SEI nº 63787257;</w:t>
       </w:r>
     </w:p>
     <w:p>
       <w:pPr>
-        <w:spacing w:after="120" w:line="276" w:lineRule="auto"/>
+        <w:spacing w:line="276" w:lineRule="auto" w:after="100"/>
+        <w:jc w:val="both"/>
       </w:pPr>
       <w:r>
-        <w:t>10. [LINK SEI: Matriz de Alocação de Riscos] -&gt; Inserir endereço SEI do documento/anexo de Matriz de Riscos.</w:t>
+        <w:rPr>
+          <w:b w:val="0"/>
+          <w:i w:val="0"/>
+          <w:sz w:val="20"/>
+        </w:rPr>
+        <w:t>10. Memória de BDI e Justificativa de Cronograma: Doc. SEI nº 63355968;</w:t>
       </w:r>
     </w:p>
     <w:p>
       <w:pPr>
-        <w:spacing w:after="120" w:line="276" w:lineRule="auto"/>
+        <w:spacing w:line="276" w:lineRule="auto" w:after="100"/>
+        <w:jc w:val="both"/>
       </w:pPr>
       <w:r>
-        <w:t>11. [LINK SEI: Cronogramas Físico-Financeiros] -&gt; Inserir endereço SEI dos cronogramas físicos e financeiros.</w:t>
+        <w:rPr>
+          <w:b w:val="0"/>
+          <w:i w:val="0"/>
+          <w:sz w:val="20"/>
+        </w:rPr>
+        <w:t>11. Declaração de Atendimento ao Parecer Jurídico: Doc. SEI nº 64532939;</w:t>
       </w:r>
     </w:p>
     <w:p>
       <w:pPr>
-        <w:spacing w:after="120" w:line="276" w:lineRule="auto"/>
+        <w:spacing w:line="276" w:lineRule="auto" w:after="100"/>
+        <w:jc w:val="both"/>
       </w:pPr>
       <w:r>
-        <w:t>12. [LINK SEI: Justificativas de BDI 25%] -&gt; Inserir endereço SEI das composições e justificativas técnicas da taxa de BDI.</w:t>
+        <w:rPr>
+          <w:b w:val="0"/>
+          <w:i w:val="0"/>
+          <w:sz w:val="20"/>
+        </w:rPr>
+        <w:t>12. Declaração de Utilização de Modelos AGU/MGI: Doc. SEI nº 63476776;</w:t>
       </w:r>
     </w:p>
     <w:p>
       <w:pPr>
-        <w:spacing w:after="120" w:line="276" w:lineRule="auto"/>
+        <w:spacing w:line="276" w:lineRule="auto" w:after="100"/>
+        <w:jc w:val="both"/>
       </w:pPr>
       <w:r>
-        <w:t>13. [LINK SEI / LOCAL DO ARQUIVO: Acervo de Projetos] -&gt; Inserir endereços SEI ou caminhos de rede das plantas (Sede, Anexos, Calçada Cidadã, Vila Rubim, Marquise CAD, Elevadores).</w:t>
+        <w:rPr>
+          <w:b w:val="0"/>
+          <w:i w:val="0"/>
+          <w:sz w:val="20"/>
+        </w:rPr>
+        <w:t>13. Listas de Verificação AGU: Docs. SEI nº 61487393 e 63811592;</w:t>
       </w:r>
     </w:p>
     <w:p>
       <w:pPr>
-        <w:spacing w:after="120" w:line="276" w:lineRule="auto"/>
+        <w:spacing w:line="276" w:lineRule="auto" w:after="100"/>
+        <w:jc w:val="both"/>
       </w:pPr>
       <w:r>
-        <w:t>14. [LINK SEI: Atesto Orçamentário / LRF] -&gt; Inserir endereço SEI da declaração orçamentária (§ 120).</w:t>
+        <w:rPr>
+          <w:b w:val="0"/>
+          <w:i w:val="0"/>
+          <w:sz w:val="20"/>
+        </w:rPr>
+        <w:t>14. Justificativa de Utilização do SRP e Minuta de Ata: Docs. SEI nº 63786173 e 63802412;</w:t>
       </w:r>
     </w:p>
     <w:p>
       <w:pPr>
-        <w:spacing w:before="280" w:after="120"/>
+        <w:spacing w:line="276" w:lineRule="auto" w:after="100"/>
+        <w:jc w:val="both"/>
+      </w:pPr>
+      <w:r>
+        <w:rPr>
+          <w:b w:val="0"/>
+          <w:i w:val="0"/>
+          <w:sz w:val="20"/>
+        </w:rPr>
+        <w:t>15. Minuta de Edital de Pregão e Contrato: Docs. SEI nº 63787481 e 63807532.</w:t>
+      </w:r>
+    </w:p>
+    <w:p>
+      <w:pPr>
+        <w:spacing w:before="220" w:after="100"/>
       </w:pPr>
       <w:r>
         <w:rPr>
           <w:b/>
           <w:color w:val="003366"/>
-          <w:sz w:val="25"/>
+          <w:sz w:val="22"/>
         </w:rPr>
         <w:t>V. CONCLUSÃO E ENCAMINHAMENTO</w:t>
       </w:r>
     </w:p>
     <w:p>
       <w:pPr>
-        <w:spacing w:after="120" w:line="276" w:lineRule="auto"/>
+        <w:spacing w:line="276" w:lineRule="auto" w:after="100"/>
+        <w:jc w:val="both"/>
       </w:pPr>
       <w:r>
-        <w:t>25. Diante do exposto, resta demonstrado o pleno atendimento e saneamento de todas as recomendações de Engenharia, Arquitetura e Orçamentação insertas no Parecer nº 01199/2026/CJENG-EST-SUMARIO/SCGP/CGU/AGU.</w:t>
+        <w:rPr>
+          <w:b w:val="0"/>
+          <w:i w:val="0"/>
+          <w:sz w:val="20"/>
+        </w:rPr>
+        <w:t>16. Diante do exposto, resta demonstrado o pleno atendimento e saneamento de todas as recomendações de Engenharia, Arquitetura e Orçamentação insertas no Parecer Jurídico nº 01199/2026/CJENG-EST-SUMÁRIO/SCGP/CGU/AGU (Doc. SEI nº 64468820).</w:t>
       </w:r>
     </w:p>
     <w:p>
       <w:pPr>
-        <w:spacing w:after="120" w:line="276" w:lineRule="auto"/>
+        <w:spacing w:line="276" w:lineRule="auto" w:after="100"/>
+        <w:jc w:val="both"/>
       </w:pPr>
       <w:r>
-        <w:t>26. O processo encontra-se técnica e juridicamente apto para deliberação superior e regular prosseguimento das etapas do certame licitatório.</w:t>
+        <w:rPr>
+          <w:b w:val="0"/>
+          <w:i w:val="0"/>
+          <w:sz w:val="20"/>
+        </w:rPr>
+        <w:t>17. O processo encontra-se técnica e juridicamente apto para deliberação superior e regular prosseguimento das etapas do certame licitatório.</w:t>
       </w:r>
     </w:p>
     <w:p>
       <w:pPr>
-        <w:spacing w:after="120" w:line="276" w:lineRule="auto"/>
+        <w:spacing w:line="276" w:lineRule="auto" w:after="280"/>
+        <w:jc w:val="both"/>
       </w:pPr>
       <w:r>
-        <w:t>27. Encaminhe-se o presente despacho, acompanhado dos cadernos técnicos anexos, à Superintendência Regional de Administração no Estado do Espírito Santo (SRA/MGI-ES) para conhecimento, aprovação e posterior remessa à Equipe de Licitações e Contratos para as providências de publicação do Edital.</w:t>
+        <w:rPr>
+          <w:b w:val="0"/>
+          <w:i w:val="0"/>
+          <w:sz w:val="20"/>
+        </w:rPr>
+        <w:t>18. Encaminhe-se o presente despacho à Superintendência Regional de Administração no Estado do Espírito Santo (SRA/MGI-ES) para conhecimento, aprovação e posterior remessa à Equipe de Licitações e Contratos para os atos de publicação do Edital, substituindo-se em definitivo a minuta anterior acostada sob o Doc. SEI nº 64490579.</w:t>
       </w:r>
     </w:p>
     <w:p>
       <w:pPr>
-        <w:spacing w:before="280" w:after="400"/>
+        <w:spacing w:after="280"/>
+      </w:pPr>
+      <w:r>
+        <w:rPr>
+          <w:sz w:val="20"/>
+        </w:rPr>
+        <w:t>Vitória, 22 de setembro de 2026.</w:t>
+      </w:r>
+    </w:p>
+    <w:p>
+      <w:pPr>
+        <w:spacing w:line="276" w:lineRule="auto" w:after="40"/>
       </w:pPr>
       <w:r>
         <w:rPr>
           <w:i/>
-        </w:rPr>
-        <w:t>Vitória/ES, 18 de setembro de 2026.</w:t>
-      </w:r>
-    </w:p>
-    <w:p>
-      <w:pPr>
-        <w:spacing w:after="40" w:line="276" w:lineRule="auto"/>
-        <w:jc w:val="center"/>
-      </w:pPr>
-      <w:r>
-        <w:rPr>
-          <w:i/>
-          <w:color w:val="666666"/>
+          <w:color w:val="2D3748"/>
           <w:sz w:val="19"/>
         </w:rPr>
-        <w:t>(assinado eletronicamente)</w:t>
+        <w:t>Documento assinado eletronicamente</w:t>
         <w:br/>
       </w:r>
       <w:r>
         <w:rPr>
           <w:b/>
-          <w:sz w:val="22"/>
+          <w:color w:val="003366"/>
+          <w:sz w:val="21"/>
         </w:rPr>
-        <w:t>LUÍS FERNANDO DIAS</w:t>
+        <w:t>LUIS FERNANDO DIAS</w:t>
         <w:br/>
       </w:r>
       <w:r>
         <w:rPr>
           <w:sz w:val="19"/>
         </w:rPr>
-        <w:t>Engenheiro Civil - Fiscal Técnico</w:t>
+        <w:t>Engenheiro Civil, MSc. – Fiscal Técnico</w:t>
         <w:br/>
-        <w:t>Setor de Engenharia e Infraestrutura</w:t>
+      </w:r>
+      <w:r>
+        <w:rPr>
+          <w:sz w:val="19"/>
+        </w:rPr>
+        <w:t>CREARJ: 1985100024</w:t>
         <w:br/>
-        <w:t>Superintendência Regional de Administração no Espírito Santo (SRA/MGI-ES)</w:t>
+      </w:r>
+      <w:r>
+        <w:rPr>
+          <w:sz w:val="19"/>
+        </w:rPr>
+        <w:t>Setor de Engenharia e Infraestrutura Predial – SRA/MGI-ES</w:t>
+        <w:br/>
+        <w:br/>
+      </w:r>
+      <w:r>
+        <w:rPr>
+          <w:b/>
+          <w:color w:val="2D3748"/>
+          <w:sz w:val="18"/>
+        </w:rPr>
+        <w:t>Referência: Processo nº 10783.000206/2026-71. SEI nº 64490579</w:t>
       </w:r>
     </w:p>
     <w:sectPr>
       <w:pgSz w:w="12240" w:h="15840"/>
-      <w:pgMar w:top="1411" w:right="1411" w:bottom="1411" w:left="1699" w:header="720" w:footer="720" w:gutter="0"/>
+      <w:pgMar w:top="1296" w:right="1296" w:bottom="1296" w:left="1296" w:header="576" w:footer="576" w:gutter="0"/>
       <w:cols w:space="720"/>
       <w:docGrid w:linePitch="360"/>
     </w:sectPr>
@@ -5816,13 +5568,10 @@
     <w:name w:val="Normal"/>
     <w:qFormat/>
     <w:rsid w:val="00FC693F"/>
-    <w:pPr>
-      <w:spacing w:line="276" w:lineRule="auto" w:after="120"/>
-    </w:pPr>
     <w:rPr>
       <w:rFonts w:ascii="Calibri" w:hAnsi="Calibri"/>
-      <w:color w:val="222222"/>
-      <w:sz w:val="22"/>
+      <w:color w:val="1E293B"/>
+      <w:sz w:val="20"/>
     </w:rPr>
   </w:style>
   <w:style w:type="paragraph" w:styleId="Header">
